--- a/拆分实验报告/实验一、热电偶及其应用实验.docx
+++ b/拆分实验报告/实验一、热电偶及其应用实验.docx
@@ -63,8 +63,13 @@
       </w:r>
       <w:r>
         <w:rPr>
-          <w:rFonts w:eastAsia="楷体_GB2312"/>
+          <w:rFonts w:ascii="Times New Roman" w:hAnsi="Times New Roman" w:cs="Times New Roman" w:eastAsia="宋体" w:hint="default"/>
           <w:sz w:val="28"/>
+          <w:color w:val="000000"/>
+          <w:outline w:val="0"/>
+          <w:shadow w:val="0"/>
+          <w:emboss w:val="0"/>
+          <w:imprint w:val="0"/>
         </w:rPr>
         <mc:AlternateContent>
           <mc:Choice Requires="wps">
@@ -160,14 +165,24 @@
                                     <w:ind w:left="206" w:right="210" w:hanging="205" w:hangingChars="98"/>
                                     <w:jc w:val="right"/>
                                     <w:rPr>
-                                      <w:rFonts w:ascii="仿宋_GB2312" w:eastAsia="仿宋_GB2312"/>
+                                      <w:rFonts w:ascii="Times New Roman" w:hAnsi="Times New Roman" w:cs="Times New Roman" w:eastAsia="宋体" w:hint="default"/>
                                       <w:szCs w:val="21"/>
+                                      <w:color w:val="000000"/>
+                                      <w:outline w:val="0"/>
+                                      <w:shadow w:val="0"/>
+                                      <w:emboss w:val="0"/>
+                                      <w:imprint w:val="0"/>
                                     </w:rPr>
                                   </w:pPr>
                                   <w:r>
                                     <w:rPr>
-                                      <w:rFonts w:hint="eastAsia" w:ascii="仿宋_GB2312" w:eastAsia="仿宋_GB2312"/>
+                                      <w:rFonts w:ascii="Times New Roman" w:hAnsi="Times New Roman" w:cs="Times New Roman" w:eastAsia="宋体" w:hint="default"/>
                                       <w:szCs w:val="21"/>
+                                      <w:color w:val="000000"/>
+                                      <w:outline w:val="0"/>
+                                      <w:shadow w:val="0"/>
+                                      <w:emboss w:val="0"/>
+                                      <w:imprint w:val="0"/>
                                     </w:rPr>
                                     <w:t>评阅人</w:t>
                                   </w:r>
@@ -177,14 +192,24 @@
                                     <w:ind w:left="206" w:hanging="205" w:hangingChars="98"/>
                                     <w:jc w:val="center"/>
                                     <w:rPr>
-                                      <w:rFonts w:ascii="仿宋_GB2312" w:eastAsia="仿宋_GB2312"/>
+                                      <w:rFonts w:ascii="Times New Roman" w:hAnsi="Times New Roman" w:cs="Times New Roman" w:eastAsia="宋体" w:hint="default"/>
                                       <w:szCs w:val="21"/>
+                                      <w:color w:val="000000"/>
+                                      <w:outline w:val="0"/>
+                                      <w:shadow w:val="0"/>
+                                      <w:emboss w:val="0"/>
+                                      <w:imprint w:val="0"/>
                                     </w:rPr>
                                   </w:pPr>
                                   <w:r>
                                     <w:rPr>
-                                      <w:rFonts w:hint="eastAsia" w:ascii="仿宋_GB2312" w:eastAsia="仿宋_GB2312"/>
+                                      <w:rFonts w:ascii="Times New Roman" w:hAnsi="Times New Roman" w:cs="Times New Roman" w:eastAsia="宋体" w:hint="default"/>
                                       <w:szCs w:val="21"/>
+                                      <w:color w:val="000000"/>
+                                      <w:outline w:val="0"/>
+                                      <w:shadow w:val="0"/>
+                                      <w:emboss w:val="0"/>
+                                      <w:imprint w:val="0"/>
                                     </w:rPr>
                                     <w:t>老师</w:t>
                                   </w:r>
@@ -195,9 +220,14 @@
                                     <w:ind w:left="274" w:hanging="274" w:hangingChars="98"/>
                                     <w:jc w:val="center"/>
                                     <w:rPr>
-                                      <w:rFonts w:ascii="仿宋_GB2312" w:eastAsia="仿宋_GB2312"/>
+                                      <w:rFonts w:ascii="Times New Roman" w:hAnsi="Times New Roman" w:cs="Times New Roman" w:eastAsia="宋体" w:hint="default"/>
                                       <w:sz w:val="28"/>
                                       <w:szCs w:val="28"/>
+                                      <w:color w:val="000000"/>
+                                      <w:outline w:val="0"/>
+                                      <w:shadow w:val="0"/>
+                                      <w:emboss w:val="0"/>
+                                      <w:imprint w:val="0"/>
                                     </w:rPr>
                                   </w:pPr>
                                 </w:p>
@@ -212,15 +242,25 @@
                                     <w:spacing w:line="480" w:lineRule="exact"/>
                                     <w:jc w:val="center"/>
                                     <w:rPr>
-                                      <w:rFonts w:eastAsia="楷体_GB2312"/>
+                                      <w:rFonts w:ascii="Times New Roman" w:hAnsi="Times New Roman" w:cs="Times New Roman" w:eastAsia="宋体" w:hint="default"/>
                                       <w:sz w:val="28"/>
+                                      <w:color w:val="000000"/>
+                                      <w:outline w:val="0"/>
+                                      <w:shadow w:val="0"/>
+                                      <w:emboss w:val="0"/>
+                                      <w:imprint w:val="0"/>
                                     </w:rPr>
                                   </w:pPr>
                                 </w:p>
                               </w:tc>
                             </w:tr>
                           </w:tbl>
-                          <w:p/>
+                          <w:p>
+                            <w:pPr>
+                              <w:spacing w:before="0" w:after="0" w:line="200" w:lineRule="exact"/>
+                              <w:snapToGrid w:val="0"/>
+                            </w:pPr>
+                          </w:p>
                         </w:txbxContent>
                       </wps:txbx>
                       <wps:bodyPr rot="0" vert="horz" wrap="square" lIns="91440" tIns="45720" rIns="91440" bIns="45720" anchor="t" anchorCtr="0" upright="1">
@@ -296,14 +336,24 @@
                               <w:ind w:left="206" w:right="210" w:hanging="205" w:hangingChars="98"/>
                               <w:jc w:val="right"/>
                               <w:rPr>
-                                <w:rFonts w:ascii="仿宋_GB2312" w:eastAsia="仿宋_GB2312"/>
+                                <w:rFonts w:ascii="Times New Roman" w:hAnsi="Times New Roman" w:cs="Times New Roman" w:eastAsia="宋体" w:hint="default"/>
                                 <w:szCs w:val="21"/>
+                                <w:color w:val="000000"/>
+                                <w:outline w:val="0"/>
+                                <w:shadow w:val="0"/>
+                                <w:emboss w:val="0"/>
+                                <w:imprint w:val="0"/>
                               </w:rPr>
                             </w:pPr>
                             <w:r>
                               <w:rPr>
-                                <w:rFonts w:hint="eastAsia" w:ascii="仿宋_GB2312" w:eastAsia="仿宋_GB2312"/>
+                                <w:rFonts w:ascii="Times New Roman" w:hAnsi="Times New Roman" w:cs="Times New Roman" w:eastAsia="宋体" w:hint="default"/>
                                 <w:szCs w:val="21"/>
+                                <w:color w:val="000000"/>
+                                <w:outline w:val="0"/>
+                                <w:shadow w:val="0"/>
+                                <w:emboss w:val="0"/>
+                                <w:imprint w:val="0"/>
                               </w:rPr>
                               <w:t>评阅人</w:t>
                             </w:r>
@@ -313,14 +363,24 @@
                               <w:ind w:left="206" w:hanging="205" w:hangingChars="98"/>
                               <w:jc w:val="center"/>
                               <w:rPr>
-                                <w:rFonts w:ascii="仿宋_GB2312" w:eastAsia="仿宋_GB2312"/>
+                                <w:rFonts w:ascii="Times New Roman" w:hAnsi="Times New Roman" w:cs="Times New Roman" w:eastAsia="宋体" w:hint="default"/>
                                 <w:szCs w:val="21"/>
+                                <w:color w:val="000000"/>
+                                <w:outline w:val="0"/>
+                                <w:shadow w:val="0"/>
+                                <w:emboss w:val="0"/>
+                                <w:imprint w:val="0"/>
                               </w:rPr>
                             </w:pPr>
                             <w:r>
                               <w:rPr>
-                                <w:rFonts w:hint="eastAsia" w:ascii="仿宋_GB2312" w:eastAsia="仿宋_GB2312"/>
+                                <w:rFonts w:ascii="Times New Roman" w:hAnsi="Times New Roman" w:cs="Times New Roman" w:eastAsia="宋体" w:hint="default"/>
                                 <w:szCs w:val="21"/>
+                                <w:color w:val="000000"/>
+                                <w:outline w:val="0"/>
+                                <w:shadow w:val="0"/>
+                                <w:emboss w:val="0"/>
+                                <w:imprint w:val="0"/>
                               </w:rPr>
                               <w:t>老师</w:t>
                             </w:r>
@@ -331,9 +391,14 @@
                               <w:ind w:left="274" w:hanging="274" w:hangingChars="98"/>
                               <w:jc w:val="center"/>
                               <w:rPr>
-                                <w:rFonts w:ascii="仿宋_GB2312" w:eastAsia="仿宋_GB2312"/>
+                                <w:rFonts w:ascii="Times New Roman" w:hAnsi="Times New Roman" w:cs="Times New Roman" w:eastAsia="宋体" w:hint="default"/>
                                 <w:sz w:val="28"/>
                                 <w:szCs w:val="28"/>
+                                <w:color w:val="000000"/>
+                                <w:outline w:val="0"/>
+                                <w:shadow w:val="0"/>
+                                <w:emboss w:val="0"/>
+                                <w:imprint w:val="0"/>
                               </w:rPr>
                             </w:pPr>
                           </w:p>
@@ -348,15 +413,25 @@
                               <w:spacing w:line="480" w:lineRule="exact"/>
                               <w:jc w:val="center"/>
                               <w:rPr>
-                                <w:rFonts w:eastAsia="楷体_GB2312"/>
+                                <w:rFonts w:ascii="Times New Roman" w:hAnsi="Times New Roman" w:cs="Times New Roman" w:eastAsia="宋体" w:hint="default"/>
                                 <w:sz w:val="28"/>
+                                <w:color w:val="000000"/>
+                                <w:outline w:val="0"/>
+                                <w:shadow w:val="0"/>
+                                <w:emboss w:val="0"/>
+                                <w:imprint w:val="0"/>
                               </w:rPr>
                             </w:pPr>
                           </w:p>
                         </w:tc>
                       </w:tr>
                     </w:tbl>
-                    <w:p/>
+                    <w:p>
+                      <w:pPr>
+                        <w:spacing w:before="0" w:after="0" w:line="200" w:lineRule="exact"/>
+                        <w:snapToGrid w:val="0"/>
+                      </w:pPr>
+                    </w:p>
                   </w:txbxContent>
                 </v:textbox>
               </v:rect>
@@ -460,14 +535,24 @@
                                     <w:ind w:left="206" w:hanging="205" w:hangingChars="98"/>
                                     <w:jc w:val="center"/>
                                     <w:rPr>
-                                      <w:rFonts w:ascii="仿宋_GB2312" w:eastAsia="仿宋_GB2312"/>
+                                      <w:rFonts w:ascii="Times New Roman" w:hAnsi="Times New Roman" w:cs="Times New Roman" w:eastAsia="宋体" w:hint="default"/>
                                       <w:szCs w:val="21"/>
+                                      <w:color w:val="000000"/>
+                                      <w:outline w:val="0"/>
+                                      <w:shadow w:val="0"/>
+                                      <w:emboss w:val="0"/>
+                                      <w:imprint w:val="0"/>
                                     </w:rPr>
                                   </w:pPr>
                                   <w:r>
                                     <w:rPr>
-                                      <w:rFonts w:hint="eastAsia" w:ascii="仿宋_GB2312" w:eastAsia="仿宋_GB2312"/>
+                                      <w:rFonts w:ascii="Times New Roman" w:hAnsi="Times New Roman" w:cs="Times New Roman" w:eastAsia="宋体" w:hint="default"/>
                                       <w:szCs w:val="21"/>
+                                      <w:color w:val="000000"/>
+                                      <w:outline w:val="0"/>
+                                      <w:shadow w:val="0"/>
+                                      <w:emboss w:val="0"/>
+                                      <w:imprint w:val="0"/>
                                     </w:rPr>
                                     <w:t>实验成绩</w:t>
                                   </w:r>
@@ -477,14 +562,24 @@
                                     <w:ind w:left="206" w:hanging="205" w:hangingChars="98"/>
                                     <w:jc w:val="center"/>
                                     <w:rPr>
-                                      <w:rFonts w:ascii="仿宋_GB2312" w:eastAsia="仿宋_GB2312"/>
+                                      <w:rFonts w:ascii="Times New Roman" w:hAnsi="Times New Roman" w:cs="Times New Roman" w:eastAsia="宋体" w:hint="default"/>
                                       <w:szCs w:val="21"/>
+                                      <w:color w:val="000000"/>
+                                      <w:outline w:val="0"/>
+                                      <w:shadow w:val="0"/>
+                                      <w:emboss w:val="0"/>
+                                      <w:imprint w:val="0"/>
                                     </w:rPr>
                                   </w:pPr>
                                   <w:r>
                                     <w:rPr>
-                                      <w:rFonts w:hint="eastAsia" w:ascii="仿宋_GB2312" w:eastAsia="仿宋_GB2312"/>
+                                      <w:rFonts w:ascii="Times New Roman" w:hAnsi="Times New Roman" w:cs="Times New Roman" w:eastAsia="宋体" w:hint="default"/>
                                       <w:szCs w:val="21"/>
+                                      <w:color w:val="000000"/>
+                                      <w:outline w:val="0"/>
+                                      <w:shadow w:val="0"/>
+                                      <w:emboss w:val="0"/>
+                                      <w:imprint w:val="0"/>
                                     </w:rPr>
                                     <w:t>成绩</w:t>
                                   </w:r>
@@ -495,9 +590,14 @@
                                     <w:ind w:left="274" w:hanging="274" w:hangingChars="98"/>
                                     <w:jc w:val="center"/>
                                     <w:rPr>
-                                      <w:rFonts w:ascii="仿宋_GB2312" w:eastAsia="仿宋_GB2312"/>
+                                      <w:rFonts w:ascii="Times New Roman" w:hAnsi="Times New Roman" w:cs="Times New Roman" w:eastAsia="宋体" w:hint="default"/>
                                       <w:sz w:val="28"/>
                                       <w:szCs w:val="28"/>
+                                      <w:color w:val="000000"/>
+                                      <w:outline w:val="0"/>
+                                      <w:shadow w:val="0"/>
+                                      <w:emboss w:val="0"/>
+                                      <w:imprint w:val="0"/>
                                     </w:rPr>
                                   </w:pPr>
                                 </w:p>
@@ -512,15 +612,25 @@
                                     <w:spacing w:line="480" w:lineRule="exact"/>
                                     <w:jc w:val="center"/>
                                     <w:rPr>
-                                      <w:rFonts w:eastAsia="楷体_GB2312"/>
+                                      <w:rFonts w:ascii="Times New Roman" w:hAnsi="Times New Roman" w:cs="Times New Roman" w:eastAsia="宋体" w:hint="default"/>
                                       <w:sz w:val="28"/>
+                                      <w:color w:val="000000"/>
+                                      <w:outline w:val="0"/>
+                                      <w:shadow w:val="0"/>
+                                      <w:emboss w:val="0"/>
+                                      <w:imprint w:val="0"/>
                                     </w:rPr>
                                   </w:pPr>
                                 </w:p>
                               </w:tc>
                             </w:tr>
                           </w:tbl>
-                          <w:p/>
+                          <w:p>
+                            <w:pPr>
+                              <w:spacing w:before="0" w:after="0" w:line="200" w:lineRule="exact"/>
+                              <w:snapToGrid w:val="0"/>
+                            </w:pPr>
+                          </w:p>
                         </w:txbxContent>
                       </wps:txbx>
                       <wps:bodyPr rot="0" vert="horz" wrap="square" lIns="91440" tIns="45720" rIns="91440" bIns="45720" anchor="t" anchorCtr="0" upright="1">
@@ -597,14 +707,24 @@
                               <w:ind w:left="206" w:hanging="205" w:hangingChars="98"/>
                               <w:jc w:val="center"/>
                               <w:rPr>
-                                <w:rFonts w:ascii="仿宋_GB2312" w:eastAsia="仿宋_GB2312"/>
+                                <w:rFonts w:ascii="Times New Roman" w:hAnsi="Times New Roman" w:cs="Times New Roman" w:eastAsia="宋体" w:hint="default"/>
                                 <w:szCs w:val="21"/>
+                                <w:color w:val="000000"/>
+                                <w:outline w:val="0"/>
+                                <w:shadow w:val="0"/>
+                                <w:emboss w:val="0"/>
+                                <w:imprint w:val="0"/>
                               </w:rPr>
                             </w:pPr>
                             <w:r>
                               <w:rPr>
-                                <w:rFonts w:hint="eastAsia" w:ascii="仿宋_GB2312" w:eastAsia="仿宋_GB2312"/>
+                                <w:rFonts w:ascii="Times New Roman" w:hAnsi="Times New Roman" w:cs="Times New Roman" w:eastAsia="宋体" w:hint="default"/>
                                 <w:szCs w:val="21"/>
+                                <w:color w:val="000000"/>
+                                <w:outline w:val="0"/>
+                                <w:shadow w:val="0"/>
+                                <w:emboss w:val="0"/>
+                                <w:imprint w:val="0"/>
                               </w:rPr>
                               <w:t>实验成绩</w:t>
                             </w:r>
@@ -614,14 +734,24 @@
                               <w:ind w:left="206" w:hanging="205" w:hangingChars="98"/>
                               <w:jc w:val="center"/>
                               <w:rPr>
-                                <w:rFonts w:ascii="仿宋_GB2312" w:eastAsia="仿宋_GB2312"/>
+                                <w:rFonts w:ascii="Times New Roman" w:hAnsi="Times New Roman" w:cs="Times New Roman" w:eastAsia="宋体" w:hint="default"/>
                                 <w:szCs w:val="21"/>
+                                <w:color w:val="000000"/>
+                                <w:outline w:val="0"/>
+                                <w:shadow w:val="0"/>
+                                <w:emboss w:val="0"/>
+                                <w:imprint w:val="0"/>
                               </w:rPr>
                             </w:pPr>
                             <w:r>
                               <w:rPr>
-                                <w:rFonts w:hint="eastAsia" w:ascii="仿宋_GB2312" w:eastAsia="仿宋_GB2312"/>
+                                <w:rFonts w:ascii="Times New Roman" w:hAnsi="Times New Roman" w:cs="Times New Roman" w:eastAsia="宋体" w:hint="default"/>
                                 <w:szCs w:val="21"/>
+                                <w:color w:val="000000"/>
+                                <w:outline w:val="0"/>
+                                <w:shadow w:val="0"/>
+                                <w:emboss w:val="0"/>
+                                <w:imprint w:val="0"/>
                               </w:rPr>
                               <w:t>成绩</w:t>
                             </w:r>
@@ -632,9 +762,14 @@
                               <w:ind w:left="274" w:hanging="274" w:hangingChars="98"/>
                               <w:jc w:val="center"/>
                               <w:rPr>
-                                <w:rFonts w:ascii="仿宋_GB2312" w:eastAsia="仿宋_GB2312"/>
+                                <w:rFonts w:ascii="Times New Roman" w:hAnsi="Times New Roman" w:cs="Times New Roman" w:eastAsia="宋体" w:hint="default"/>
                                 <w:sz w:val="28"/>
                                 <w:szCs w:val="28"/>
+                                <w:color w:val="000000"/>
+                                <w:outline w:val="0"/>
+                                <w:shadow w:val="0"/>
+                                <w:emboss w:val="0"/>
+                                <w:imprint w:val="0"/>
                               </w:rPr>
                             </w:pPr>
                           </w:p>
@@ -649,15 +784,25 @@
                               <w:spacing w:line="480" w:lineRule="exact"/>
                               <w:jc w:val="center"/>
                               <w:rPr>
-                                <w:rFonts w:eastAsia="楷体_GB2312"/>
+                                <w:rFonts w:ascii="Times New Roman" w:hAnsi="Times New Roman" w:cs="Times New Roman" w:eastAsia="宋体" w:hint="default"/>
                                 <w:sz w:val="28"/>
+                                <w:color w:val="000000"/>
+                                <w:outline w:val="0"/>
+                                <w:shadow w:val="0"/>
+                                <w:emboss w:val="0"/>
+                                <w:imprint w:val="0"/>
                               </w:rPr>
                             </w:pPr>
                           </w:p>
                         </w:tc>
                       </w:tr>
                     </w:tbl>
-                    <w:p/>
+                    <w:p>
+                      <w:pPr>
+                        <w:spacing w:before="0" w:after="0" w:line="200" w:lineRule="exact"/>
+                        <w:snapToGrid w:val="0"/>
+                      </w:pPr>
+                    </w:p>
                   </w:txbxContent>
                 </v:textbox>
               </v:rect>
@@ -680,15 +825,25 @@
       <w:pPr>
         <w:jc w:val="center"/>
         <w:rPr>
-          <w:rFonts w:ascii="黑体" w:eastAsia="黑体"/>
+          <w:rFonts w:ascii="Times New Roman" w:hAnsi="Times New Roman" w:cs="Times New Roman" w:eastAsia="黑体" w:hint="default"/>
           <w:b/>
           <w:sz w:val="48"/>
           <w:szCs w:val="48"/>
-        </w:rPr>
-      </w:pPr>
-      <w:r>
-        <w:rPr>
-          <w:rFonts w:hint="eastAsia"/>
+          <w:color w:val="000000"/>
+          <w:outline w:val="0"/>
+          <w:shadow w:val="0"/>
+          <w:emboss w:val="0"/>
+          <w:imprint w:val="0"/>
+        </w:rPr>
+      </w:pPr>
+      <w:r>
+        <w:rPr>
+          <w:rFonts w:ascii="Times New Roman" w:hAnsi="Times New Roman" w:cs="Times New Roman" w:eastAsia="宋体" w:hint="default"/>
+          <w:color w:val="000000"/>
+          <w:outline w:val="0"/>
+          <w:shadow w:val="0"/>
+          <w:emboss w:val="0"/>
+          <w:imprint w:val="0"/>
         </w:rPr>
         <w:drawing>
           <wp:inline distT="0" distB="0" distL="0" distR="0">
@@ -742,17 +897,22 @@
         <w:pStyle w:val="2"/>
         <w:spacing w:after="156" w:afterLines="50"/>
         <w:rPr>
-          <w:b w:val="0"/>
+          <w:rFonts w:ascii="Times New Roman" w:hAnsi="Times New Roman" w:cs="Times New Roman" w:eastAsia="黑体" w:hint="default"/>
+          <w:b w:val="1"/>
           <w:color w:val="000000"/>
           <w:kern w:val="0"/>
           <w:sz w:val="84"/>
           <w:szCs w:val="84"/>
-        </w:rPr>
-      </w:pPr>
-      <w:r>
-        <w:rPr>
-          <w:rFonts w:hint="eastAsia"/>
-          <w:b w:val="0"/>
+          <w:outline w:val="0"/>
+          <w:shadow w:val="0"/>
+          <w:emboss w:val="0"/>
+          <w:imprint w:val="0"/>
+        </w:rPr>
+      </w:pPr>
+      <w:r>
+        <w:rPr>
+          <w:rFonts w:ascii="Times New Roman" w:hAnsi="Times New Roman" w:cs="Times New Roman" w:eastAsia="黑体" w:hint="default"/>
+          <w:b w:val="1"/>
           <w:color w:val="000000"/>
           <w:spacing w:val="1"/>
           <w:w w:val="72"/>
@@ -760,12 +920,17 @@
           <w:sz w:val="84"/>
           <w:szCs w:val="84"/>
           <w:fitText w:val="7291" w:id="1786411264"/>
+          <w:outline w:val="0"/>
+          <w:shadow w:val="0"/>
+          <w:emboss w:val="0"/>
+          <w:imprint w:val="0"/>
         </w:rPr>
         <w:t>自动化</w:t>
       </w:r>
       <w:r>
         <w:rPr>
-          <w:b w:val="0"/>
+          <w:rFonts w:ascii="Times New Roman" w:hAnsi="Times New Roman" w:cs="Times New Roman" w:eastAsia="黑体" w:hint="default"/>
+          <w:b w:val="1"/>
           <w:color w:val="000000"/>
           <w:spacing w:val="1"/>
           <w:w w:val="72"/>
@@ -773,13 +938,17 @@
           <w:sz w:val="84"/>
           <w:szCs w:val="84"/>
           <w:fitText w:val="7291" w:id="1786411264"/>
+          <w:outline w:val="0"/>
+          <w:shadow w:val="0"/>
+          <w:emboss w:val="0"/>
+          <w:imprint w:val="0"/>
         </w:rPr>
         <w:t>学院</w:t>
       </w:r>
       <w:r>
         <w:rPr>
-          <w:rFonts w:hint="eastAsia"/>
-          <w:b w:val="0"/>
+          <w:rFonts w:ascii="Times New Roman" w:hAnsi="Times New Roman" w:cs="Times New Roman" w:eastAsia="黑体" w:hint="default"/>
+          <w:b w:val="1"/>
           <w:color w:val="000000"/>
           <w:spacing w:val="1"/>
           <w:w w:val="72"/>
@@ -787,13 +956,17 @@
           <w:sz w:val="84"/>
           <w:szCs w:val="84"/>
           <w:fitText w:val="7291" w:id="1786411264"/>
+          <w:outline w:val="0"/>
+          <w:shadow w:val="0"/>
+          <w:emboss w:val="0"/>
+          <w:imprint w:val="0"/>
         </w:rPr>
         <w:t>本科生实验报</w:t>
       </w:r>
       <w:r>
         <w:rPr>
-          <w:rFonts w:hint="eastAsia"/>
-          <w:b w:val="0"/>
+          <w:rFonts w:ascii="Times New Roman" w:hAnsi="Times New Roman" w:cs="Times New Roman" w:eastAsia="黑体" w:hint="default"/>
+          <w:b w:val="1"/>
           <w:color w:val="000000"/>
           <w:spacing w:val="12"/>
           <w:w w:val="72"/>
@@ -801,6 +974,10 @@
           <w:sz w:val="84"/>
           <w:szCs w:val="84"/>
           <w:fitText w:val="7291" w:id="1786411264"/>
+          <w:outline w:val="0"/>
+          <w:shadow w:val="0"/>
+          <w:emboss w:val="0"/>
+          <w:imprint w:val="0"/>
         </w:rPr>
         <w:t>告</w:t>
       </w:r>
@@ -809,150 +986,225 @@
       <w:pPr>
         <w:spacing w:line="540" w:lineRule="exact"/>
         <w:rPr>
-          <w:rFonts w:ascii="宋体" w:hAnsi="宋体" w:cs="宋体"/>
+          <w:rFonts w:ascii="Times New Roman" w:hAnsi="Times New Roman" w:cs="Times New Roman" w:eastAsia="黑体" w:hint="default"/>
           <w:b/>
           <w:bCs/>
           <w:sz w:val="24"/>
-        </w:rPr>
-      </w:pPr>
-      <w:r>
-        <w:rPr>
-          <w:rFonts w:hint="eastAsia" w:ascii="华文楷体" w:hAnsi="华文楷体" w:eastAsia="华文楷体" w:cs="华文楷体"/>
+          <w:color w:val="000000"/>
+          <w:outline w:val="0"/>
+          <w:shadow w:val="0"/>
+          <w:emboss w:val="0"/>
+          <w:imprint w:val="0"/>
+        </w:rPr>
+      </w:pPr>
+      <w:r>
+        <w:rPr>
+          <w:rFonts w:ascii="Times New Roman" w:hAnsi="Times New Roman" w:cs="Times New Roman" w:eastAsia="黑体" w:hint="default"/>
           <w:b/>
           <w:bCs/>
           <w:sz w:val="36"/>
           <w:szCs w:val="36"/>
+          <w:color w:val="000000"/>
+          <w:outline w:val="0"/>
+          <w:shadow w:val="0"/>
+          <w:emboss w:val="0"/>
+          <w:imprint w:val="0"/>
         </w:rPr>
         <w:t xml:space="preserve">   </w:t>
       </w:r>
       <w:r>
         <w:rPr>
-          <w:rFonts w:hint="eastAsia" w:ascii="华文楷体" w:hAnsi="华文楷体" w:eastAsia="华文楷体" w:cs="华文楷体"/>
+          <w:rFonts w:ascii="Times New Roman" w:hAnsi="Times New Roman" w:cs="Times New Roman" w:eastAsia="黑体" w:hint="default"/>
           <w:b/>
           <w:bCs/>
           <w:sz w:val="36"/>
           <w:szCs w:val="36"/>
           <w:u w:val="single"/>
+          <w:color w:val="000000"/>
+          <w:outline w:val="0"/>
+          <w:shadow w:val="0"/>
+          <w:emboss w:val="0"/>
+          <w:imprint w:val="0"/>
         </w:rPr>
         <w:t xml:space="preserve">                               </w:t>
       </w:r>
       <w:r>
         <w:rPr>
-          <w:rFonts w:ascii="华文楷体" w:hAnsi="华文楷体" w:eastAsia="华文楷体" w:cs="华文楷体"/>
+          <w:rFonts w:ascii="Times New Roman" w:hAnsi="Times New Roman" w:cs="Times New Roman" w:eastAsia="黑体" w:hint="default"/>
           <w:b/>
           <w:bCs/>
           <w:sz w:val="36"/>
           <w:szCs w:val="36"/>
+          <w:color w:val="000000"/>
+          <w:outline w:val="0"/>
+          <w:shadow w:val="0"/>
+          <w:emboss w:val="0"/>
+          <w:imprint w:val="0"/>
         </w:rPr>
         <w:t xml:space="preserve"> </w:t>
       </w:r>
       <w:r>
         <w:rPr>
-          <w:rFonts w:hint="eastAsia" w:ascii="华文楷体" w:hAnsi="华文楷体" w:eastAsia="华文楷体" w:cs="华文楷体"/>
+          <w:rFonts w:ascii="Times New Roman" w:hAnsi="Times New Roman" w:cs="Times New Roman" w:eastAsia="黑体" w:hint="default"/>
           <w:b/>
           <w:bCs/>
           <w:sz w:val="36"/>
           <w:szCs w:val="36"/>
+          <w:color w:val="000000"/>
+          <w:outline w:val="0"/>
+          <w:shadow w:val="0"/>
+          <w:emboss w:val="0"/>
+          <w:imprint w:val="0"/>
         </w:rPr>
         <w:t>课</w:t>
       </w:r>
       <w:r>
         <w:rPr>
-          <w:rFonts w:ascii="华文楷体" w:hAnsi="华文楷体" w:eastAsia="华文楷体" w:cs="华文楷体"/>
+          <w:rFonts w:ascii="Times New Roman" w:hAnsi="Times New Roman" w:cs="Times New Roman" w:eastAsia="黑体" w:hint="default"/>
           <w:b/>
           <w:bCs/>
           <w:sz w:val="36"/>
           <w:szCs w:val="36"/>
+          <w:color w:val="000000"/>
+          <w:outline w:val="0"/>
+          <w:shadow w:val="0"/>
+          <w:emboss w:val="0"/>
+          <w:imprint w:val="0"/>
         </w:rPr>
         <w:t xml:space="preserve"> </w:t>
       </w:r>
       <w:r>
         <w:rPr>
-          <w:rFonts w:hint="eastAsia" w:ascii="华文楷体" w:hAnsi="华文楷体" w:eastAsia="华文楷体" w:cs="华文楷体"/>
+          <w:rFonts w:ascii="Times New Roman" w:hAnsi="Times New Roman" w:cs="Times New Roman" w:eastAsia="黑体" w:hint="default"/>
           <w:b/>
           <w:bCs/>
           <w:sz w:val="36"/>
           <w:szCs w:val="36"/>
+          <w:color w:val="000000"/>
+          <w:outline w:val="0"/>
+          <w:shadow w:val="0"/>
+          <w:emboss w:val="0"/>
+          <w:imprint w:val="0"/>
         </w:rPr>
         <w:t>程</w:t>
       </w:r>
       <w:r>
         <w:rPr>
-          <w:rFonts w:ascii="华文楷体" w:hAnsi="华文楷体" w:eastAsia="华文楷体" w:cs="华文楷体"/>
+          <w:rFonts w:ascii="Times New Roman" w:hAnsi="Times New Roman" w:cs="Times New Roman" w:eastAsia="黑体" w:hint="default"/>
           <w:b/>
           <w:bCs/>
           <w:sz w:val="36"/>
           <w:szCs w:val="36"/>
+          <w:color w:val="000000"/>
+          <w:outline w:val="0"/>
+          <w:shadow w:val="0"/>
+          <w:emboss w:val="0"/>
+          <w:imprint w:val="0"/>
         </w:rPr>
         <w:t xml:space="preserve"> </w:t>
       </w:r>
       <w:r>
         <w:rPr>
-          <w:rFonts w:hint="eastAsia" w:ascii="华文楷体" w:hAnsi="华文楷体" w:eastAsia="华文楷体" w:cs="华文楷体"/>
+          <w:rFonts w:ascii="Times New Roman" w:hAnsi="Times New Roman" w:cs="Times New Roman" w:eastAsia="黑体" w:hint="default"/>
           <w:b/>
           <w:bCs/>
           <w:sz w:val="36"/>
           <w:szCs w:val="36"/>
+          <w:color w:val="000000"/>
+          <w:outline w:val="0"/>
+          <w:shadow w:val="0"/>
+          <w:emboss w:val="0"/>
+          <w:imprint w:val="0"/>
         </w:rPr>
         <w:t>实</w:t>
       </w:r>
       <w:r>
         <w:rPr>
-          <w:rFonts w:ascii="华文楷体" w:hAnsi="华文楷体" w:eastAsia="华文楷体" w:cs="华文楷体"/>
+          <w:rFonts w:ascii="Times New Roman" w:hAnsi="Times New Roman" w:cs="Times New Roman" w:eastAsia="黑体" w:hint="default"/>
           <w:b/>
           <w:bCs/>
           <w:sz w:val="36"/>
           <w:szCs w:val="36"/>
+          <w:color w:val="000000"/>
+          <w:outline w:val="0"/>
+          <w:shadow w:val="0"/>
+          <w:emboss w:val="0"/>
+          <w:imprint w:val="0"/>
         </w:rPr>
         <w:t xml:space="preserve"> </w:t>
       </w:r>
       <w:r>
         <w:rPr>
-          <w:rFonts w:hint="eastAsia" w:ascii="华文楷体" w:hAnsi="华文楷体" w:eastAsia="华文楷体" w:cs="华文楷体"/>
+          <w:rFonts w:ascii="Times New Roman" w:hAnsi="Times New Roman" w:cs="Times New Roman" w:eastAsia="黑体" w:hint="default"/>
           <w:b/>
           <w:bCs/>
           <w:sz w:val="36"/>
           <w:szCs w:val="36"/>
+          <w:color w:val="000000"/>
+          <w:outline w:val="0"/>
+          <w:shadow w:val="0"/>
+          <w:emboss w:val="0"/>
+          <w:imprint w:val="0"/>
         </w:rPr>
         <w:t>验</w:t>
       </w:r>
       <w:r>
         <w:rPr>
-          <w:rFonts w:ascii="华文楷体" w:hAnsi="华文楷体" w:eastAsia="华文楷体" w:cs="华文楷体"/>
+          <w:rFonts w:ascii="Times New Roman" w:hAnsi="Times New Roman" w:cs="Times New Roman" w:eastAsia="黑体" w:hint="default"/>
           <w:b/>
           <w:bCs/>
           <w:sz w:val="36"/>
           <w:szCs w:val="36"/>
+          <w:color w:val="000000"/>
+          <w:outline w:val="0"/>
+          <w:shadow w:val="0"/>
+          <w:emboss w:val="0"/>
+          <w:imprint w:val="0"/>
         </w:rPr>
         <w:t xml:space="preserve"> </w:t>
       </w:r>
       <w:r>
         <w:rPr>
-          <w:rFonts w:hint="eastAsia" w:ascii="华文楷体" w:hAnsi="华文楷体" w:eastAsia="华文楷体" w:cs="华文楷体"/>
+          <w:rFonts w:ascii="Times New Roman" w:hAnsi="Times New Roman" w:cs="Times New Roman" w:eastAsia="黑体" w:hint="default"/>
           <w:b/>
           <w:bCs/>
           <w:sz w:val="36"/>
           <w:szCs w:val="36"/>
+          <w:color w:val="000000"/>
+          <w:outline w:val="0"/>
+          <w:shadow w:val="0"/>
+          <w:emboss w:val="0"/>
+          <w:imprint w:val="0"/>
         </w:rPr>
         <w:t>报</w:t>
       </w:r>
       <w:r>
         <w:rPr>
-          <w:rFonts w:ascii="华文楷体" w:hAnsi="华文楷体" w:eastAsia="华文楷体" w:cs="华文楷体"/>
+          <w:rFonts w:ascii="Times New Roman" w:hAnsi="Times New Roman" w:cs="Times New Roman" w:eastAsia="黑体" w:hint="default"/>
           <w:b/>
           <w:bCs/>
           <w:sz w:val="36"/>
           <w:szCs w:val="36"/>
+          <w:color w:val="000000"/>
+          <w:outline w:val="0"/>
+          <w:shadow w:val="0"/>
+          <w:emboss w:val="0"/>
+          <w:imprint w:val="0"/>
         </w:rPr>
         <w:t xml:space="preserve"> </w:t>
       </w:r>
       <w:r>
         <w:rPr>
-          <w:rFonts w:hint="eastAsia" w:ascii="华文楷体" w:hAnsi="华文楷体" w:eastAsia="华文楷体" w:cs="华文楷体"/>
+          <w:rFonts w:ascii="Times New Roman" w:hAnsi="Times New Roman" w:cs="Times New Roman" w:eastAsia="黑体" w:hint="default"/>
           <w:b/>
           <w:bCs/>
           <w:sz w:val="36"/>
           <w:szCs w:val="36"/>
+          <w:color w:val="000000"/>
+          <w:outline w:val="0"/>
+          <w:shadow w:val="0"/>
+          <w:emboss w:val="0"/>
+          <w:imprint w:val="0"/>
         </w:rPr>
         <w:t>告</w:t>
       </w:r>
@@ -1000,74 +1252,119 @@
             <w:pPr>
               <w:ind w:left="274" w:hanging="274" w:hangingChars="98"/>
               <w:rPr>
-                <w:rFonts w:ascii="仿宋_GB2312" w:eastAsia="仿宋_GB2312"/>
+                <w:rFonts w:ascii="Times New Roman" w:hAnsi="Times New Roman" w:cs="Times New Roman" w:eastAsia="宋体" w:hint="default"/>
                 <w:szCs w:val="21"/>
                 <w:u w:val="single"/>
+                <w:color w:val="000000"/>
+                <w:outline w:val="0"/>
+                <w:shadow w:val="0"/>
+                <w:emboss w:val="0"/>
+                <w:imprint w:val="0"/>
               </w:rPr>
             </w:pPr>
             <w:r>
               <w:rPr>
-                <w:rFonts w:hint="eastAsia" w:ascii="仿宋_GB2312" w:eastAsia="仿宋_GB2312"/>
+                <w:rFonts w:ascii="Times New Roman" w:hAnsi="Times New Roman" w:cs="Times New Roman" w:eastAsia="宋体" w:hint="default"/>
                 <w:sz w:val="28"/>
                 <w:szCs w:val="28"/>
+                <w:color w:val="000000"/>
+                <w:outline w:val="0"/>
+                <w:shadow w:val="0"/>
+                <w:emboss w:val="0"/>
+                <w:imprint w:val="0"/>
               </w:rPr>
               <w:t>专业</w:t>
             </w:r>
             <w:r>
               <w:rPr>
-                <w:rFonts w:hint="eastAsia" w:ascii="仿宋_GB2312" w:eastAsia="仿宋_GB2312"/>
+                <w:rFonts w:ascii="Times New Roman" w:hAnsi="Times New Roman" w:cs="Times New Roman" w:eastAsia="宋体" w:hint="default"/>
                 <w:szCs w:val="21"/>
                 <w:u w:val="single"/>
+                <w:color w:val="000000"/>
+                <w:outline w:val="0"/>
+                <w:shadow w:val="0"/>
+                <w:emboss w:val="0"/>
+                <w:imprint w:val="0"/>
               </w:rPr>
               <w:t xml:space="preserve">                    </w:t>
             </w:r>
             <w:r>
               <w:rPr>
-                <w:rFonts w:hint="eastAsia" w:ascii="仿宋_GB2312" w:eastAsia="仿宋_GB2312"/>
+                <w:rFonts w:ascii="Times New Roman" w:hAnsi="Times New Roman" w:cs="Times New Roman" w:eastAsia="宋体" w:hint="default"/>
                 <w:sz w:val="28"/>
                 <w:szCs w:val="28"/>
+                <w:color w:val="000000"/>
+                <w:outline w:val="0"/>
+                <w:shadow w:val="0"/>
+                <w:emboss w:val="0"/>
+                <w:imprint w:val="0"/>
               </w:rPr>
               <w:t>班级</w:t>
             </w:r>
             <w:r>
               <w:rPr>
-                <w:rFonts w:hint="eastAsia" w:ascii="仿宋_GB2312" w:eastAsia="仿宋_GB2312"/>
+                <w:rFonts w:ascii="Times New Roman" w:hAnsi="Times New Roman" w:cs="Times New Roman" w:eastAsia="宋体" w:hint="default"/>
                 <w:szCs w:val="21"/>
                 <w:u w:val="single"/>
+                <w:color w:val="000000"/>
+                <w:outline w:val="0"/>
+                <w:shadow w:val="0"/>
+                <w:emboss w:val="0"/>
+                <w:imprint w:val="0"/>
               </w:rPr>
               <w:t xml:space="preserve">             </w:t>
             </w:r>
             <w:r>
               <w:rPr>
-                <w:rFonts w:hint="eastAsia" w:ascii="仿宋_GB2312" w:eastAsia="仿宋_GB2312"/>
+                <w:rFonts w:ascii="Times New Roman" w:hAnsi="Times New Roman" w:cs="Times New Roman" w:eastAsia="宋体" w:hint="default"/>
                 <w:sz w:val="28"/>
                 <w:szCs w:val="28"/>
+                <w:color w:val="000000"/>
+                <w:outline w:val="0"/>
+                <w:shadow w:val="0"/>
+                <w:emboss w:val="0"/>
+                <w:imprint w:val="0"/>
               </w:rPr>
               <w:t>姓名</w:t>
             </w:r>
             <w:r>
               <w:rPr>
-                <w:rFonts w:hint="eastAsia" w:ascii="仿宋_GB2312" w:eastAsia="仿宋_GB2312"/>
+                <w:rFonts w:ascii="Times New Roman" w:hAnsi="Times New Roman" w:cs="Times New Roman" w:eastAsia="宋体" w:hint="default"/>
                 <w:sz w:val="28"/>
                 <w:szCs w:val="21"/>
                 <w:u w:val="single"/>
+                <w:color w:val="000000"/>
+                <w:outline w:val="0"/>
+                <w:shadow w:val="0"/>
+                <w:emboss w:val="0"/>
+                <w:imprint w:val="0"/>
               </w:rPr>
               <w:t xml:space="preserve"> 谢萌宇  </w:t>
             </w:r>
             <w:r>
               <w:rPr>
-                <w:rFonts w:hint="eastAsia" w:ascii="仿宋_GB2312" w:eastAsia="仿宋_GB2312"/>
+                <w:rFonts w:ascii="Times New Roman" w:hAnsi="Times New Roman" w:cs="Times New Roman" w:eastAsia="宋体" w:hint="default"/>
                 <w:sz w:val="28"/>
                 <w:szCs w:val="28"/>
+                <w:color w:val="000000"/>
+                <w:outline w:val="0"/>
+                <w:shadow w:val="0"/>
+                <w:emboss w:val="0"/>
+                <w:imprint w:val="0"/>
               </w:rPr>
               <w:t>学号</w:t>
             </w:r>
             <w:r>
               <w:rPr>
-                <w:rFonts w:hint="eastAsia" w:ascii="仿宋_GB2312" w:eastAsia="仿宋_GB2312"/>
+                <w:rFonts w:ascii="Times New Roman" w:hAnsi="Times New Roman" w:cs="Times New Roman" w:eastAsia="宋体" w:hint="default"/>
                 <w:sz w:val="28"/>
                 <w:szCs w:val="21"/>
                 <w:u w:val="single"/>
+                <w:color w:val="000000"/>
+                <w:outline w:val="0"/>
+                <w:shadow w:val="0"/>
+                <w:emboss w:val="0"/>
+                <w:imprint w:val="0"/>
               </w:rPr>
               <w:t xml:space="preserve"> 8207241921 </w:t>
             </w:r>
@@ -1077,8 +1374,13 @@
               <w:spacing w:line="400" w:lineRule="exact"/>
               <w:jc w:val="center"/>
               <w:rPr>
-                <w:rFonts w:eastAsia="楷体_GB2312"/>
+                <w:rFonts w:ascii="Times New Roman" w:hAnsi="Times New Roman" w:cs="Times New Roman" w:eastAsia="宋体" w:hint="default"/>
                 <w:sz w:val="28"/>
+                <w:color w:val="000000"/>
+                <w:outline w:val="0"/>
+                <w:shadow w:val="0"/>
+                <w:emboss w:val="0"/>
+                <w:imprint w:val="0"/>
               </w:rPr>
             </w:pPr>
           </w:p>
@@ -1106,79 +1408,129 @@
             <w:pPr>
               <w:ind w:left="274" w:hanging="274" w:hangingChars="98"/>
               <w:rPr>
-                <w:rFonts w:ascii="仿宋_GB2312" w:eastAsia="仿宋_GB2312"/>
+                <w:rFonts w:ascii="Times New Roman" w:hAnsi="Times New Roman" w:cs="Times New Roman" w:eastAsia="宋体" w:hint="default"/>
                 <w:szCs w:val="21"/>
                 <w:u w:val="single"/>
+                <w:color w:val="000000"/>
+                <w:outline w:val="0"/>
+                <w:shadow w:val="0"/>
+                <w:emboss w:val="0"/>
+                <w:imprint w:val="0"/>
               </w:rPr>
             </w:pPr>
             <w:r>
               <w:rPr>
-                <w:rFonts w:hint="eastAsia" w:ascii="仿宋_GB2312" w:eastAsia="仿宋_GB2312"/>
+                <w:rFonts w:ascii="Times New Roman" w:hAnsi="Times New Roman" w:cs="Times New Roman" w:eastAsia="宋体" w:hint="default"/>
                 <w:sz w:val="28"/>
                 <w:szCs w:val="28"/>
+                <w:color w:val="000000"/>
+                <w:outline w:val="0"/>
+                <w:shadow w:val="0"/>
+                <w:emboss w:val="0"/>
+                <w:imprint w:val="0"/>
               </w:rPr>
               <w:t>预定时间 星期</w:t>
             </w:r>
             <w:r>
               <w:rPr>
-                <w:rFonts w:hint="eastAsia" w:ascii="仿宋_GB2312" w:eastAsia="仿宋_GB2312"/>
+                <w:rFonts w:ascii="Times New Roman" w:hAnsi="Times New Roman" w:cs="Times New Roman" w:eastAsia="宋体" w:hint="default"/>
                 <w:szCs w:val="21"/>
                 <w:u w:val="single"/>
+                <w:color w:val="000000"/>
+                <w:outline w:val="0"/>
+                <w:shadow w:val="0"/>
+                <w:emboss w:val="0"/>
+                <w:imprint w:val="0"/>
               </w:rPr>
               <w:t xml:space="preserve">       </w:t>
             </w:r>
             <w:r>
               <w:rPr>
-                <w:rFonts w:hint="eastAsia" w:ascii="仿宋_GB2312" w:eastAsia="仿宋_GB2312"/>
+                <w:rFonts w:ascii="Times New Roman" w:hAnsi="Times New Roman" w:cs="Times New Roman" w:eastAsia="宋体" w:hint="default"/>
                 <w:sz w:val="28"/>
                 <w:szCs w:val="28"/>
+                <w:color w:val="000000"/>
+                <w:outline w:val="0"/>
+                <w:shadow w:val="0"/>
+                <w:emboss w:val="0"/>
+                <w:imprint w:val="0"/>
               </w:rPr>
               <w:t>节次</w:t>
             </w:r>
             <w:r>
               <w:rPr>
-                <w:rFonts w:hint="eastAsia" w:ascii="仿宋_GB2312" w:eastAsia="仿宋_GB2312"/>
+                <w:rFonts w:ascii="Times New Roman" w:hAnsi="Times New Roman" w:cs="Times New Roman" w:eastAsia="宋体" w:hint="default"/>
                 <w:szCs w:val="21"/>
                 <w:u w:val="single"/>
+                <w:color w:val="000000"/>
+                <w:outline w:val="0"/>
+                <w:shadow w:val="0"/>
+                <w:emboss w:val="0"/>
+                <w:imprint w:val="0"/>
               </w:rPr>
               <w:t xml:space="preserve">         </w:t>
             </w:r>
             <w:r>
               <w:rPr>
-                <w:rFonts w:hint="eastAsia" w:ascii="仿宋_GB2312" w:eastAsia="仿宋_GB2312"/>
+                <w:rFonts w:ascii="Times New Roman" w:hAnsi="Times New Roman" w:cs="Times New Roman" w:eastAsia="宋体" w:hint="default"/>
                 <w:szCs w:val="21"/>
+                <w:color w:val="000000"/>
+                <w:outline w:val="0"/>
+                <w:shadow w:val="0"/>
+                <w:emboss w:val="0"/>
+                <w:imprint w:val="0"/>
               </w:rPr>
               <w:t xml:space="preserve">    </w:t>
             </w:r>
             <w:r>
               <w:rPr>
-                <w:rFonts w:hint="eastAsia" w:ascii="仿宋_GB2312" w:eastAsia="仿宋_GB2312"/>
+                <w:rFonts w:ascii="Times New Roman" w:hAnsi="Times New Roman" w:cs="Times New Roman" w:eastAsia="宋体" w:hint="default"/>
                 <w:sz w:val="28"/>
                 <w:szCs w:val="28"/>
+                <w:color w:val="000000"/>
+                <w:outline w:val="0"/>
+                <w:shadow w:val="0"/>
+                <w:emboss w:val="0"/>
+                <w:imprint w:val="0"/>
               </w:rPr>
               <w:t>实际实验时间 星期</w:t>
             </w:r>
             <w:r>
               <w:rPr>
-                <w:rFonts w:hint="eastAsia" w:ascii="仿宋_GB2312" w:eastAsia="仿宋_GB2312"/>
+                <w:rFonts w:ascii="Times New Roman" w:hAnsi="Times New Roman" w:cs="Times New Roman" w:eastAsia="宋体" w:hint="default"/>
                 <w:szCs w:val="21"/>
                 <w:u w:val="single"/>
+                <w:color w:val="000000"/>
+                <w:outline w:val="0"/>
+                <w:shadow w:val="0"/>
+                <w:emboss w:val="0"/>
+                <w:imprint w:val="0"/>
               </w:rPr>
               <w:t xml:space="preserve">         </w:t>
             </w:r>
             <w:r>
               <w:rPr>
-                <w:rFonts w:hint="eastAsia" w:ascii="仿宋_GB2312" w:eastAsia="仿宋_GB2312"/>
+                <w:rFonts w:ascii="Times New Roman" w:hAnsi="Times New Roman" w:cs="Times New Roman" w:eastAsia="宋体" w:hint="default"/>
                 <w:sz w:val="28"/>
                 <w:szCs w:val="28"/>
+                <w:color w:val="000000"/>
+                <w:outline w:val="0"/>
+                <w:shadow w:val="0"/>
+                <w:emboss w:val="0"/>
+                <w:imprint w:val="0"/>
               </w:rPr>
               <w:t>节次</w:t>
             </w:r>
             <w:r>
               <w:rPr>
-                <w:rFonts w:hint="eastAsia" w:ascii="仿宋_GB2312" w:eastAsia="仿宋_GB2312"/>
+                <w:rFonts w:ascii="Times New Roman" w:hAnsi="Times New Roman" w:cs="Times New Roman" w:eastAsia="宋体" w:hint="default"/>
                 <w:szCs w:val="21"/>
                 <w:u w:val="single"/>
+                <w:color w:val="000000"/>
+                <w:outline w:val="0"/>
+                <w:shadow w:val="0"/>
+                <w:emboss w:val="0"/>
+                <w:imprint w:val="0"/>
               </w:rPr>
               <w:t xml:space="preserve">             </w:t>
             </w:r>
@@ -1188,8 +1540,13 @@
               <w:spacing w:line="480" w:lineRule="exact"/>
               <w:jc w:val="center"/>
               <w:rPr>
-                <w:rFonts w:eastAsia="楷体_GB2312"/>
+                <w:rFonts w:ascii="Times New Roman" w:hAnsi="Times New Roman" w:cs="Times New Roman" w:eastAsia="宋体" w:hint="default"/>
                 <w:sz w:val="28"/>
+                <w:color w:val="000000"/>
+                <w:outline w:val="0"/>
+                <w:shadow w:val="0"/>
+                <w:emboss w:val="0"/>
+                <w:imprint w:val="0"/>
               </w:rPr>
             </w:pPr>
           </w:p>
@@ -1217,72 +1574,117 @@
             <w:pPr>
               <w:ind w:left="274" w:hanging="274" w:hangingChars="98"/>
               <w:rPr>
-                <w:rFonts w:ascii="仿宋_GB2312" w:eastAsia="仿宋_GB2312"/>
+                <w:rFonts w:ascii="Times New Roman" w:hAnsi="Times New Roman" w:cs="Times New Roman" w:eastAsia="宋体" w:hint="default"/>
                 <w:sz w:val="28"/>
                 <w:szCs w:val="28"/>
+                <w:color w:val="000000"/>
+                <w:outline w:val="0"/>
+                <w:shadow w:val="0"/>
+                <w:emboss w:val="0"/>
+                <w:imprint w:val="0"/>
               </w:rPr>
             </w:pPr>
             <w:r>
               <w:rPr>
-                <w:rFonts w:hint="eastAsia" w:ascii="仿宋_GB2312" w:eastAsia="仿宋_GB2312"/>
+                <w:rFonts w:ascii="Times New Roman" w:hAnsi="Times New Roman" w:cs="Times New Roman" w:eastAsia="宋体" w:hint="default"/>
                 <w:sz w:val="28"/>
                 <w:szCs w:val="28"/>
+                <w:color w:val="000000"/>
+                <w:outline w:val="0"/>
+                <w:shadow w:val="0"/>
+                <w:emboss w:val="0"/>
+                <w:imprint w:val="0"/>
               </w:rPr>
               <w:t>地点</w:t>
             </w:r>
             <w:r>
               <w:rPr>
-                <w:rFonts w:hint="eastAsia" w:ascii="仿宋_GB2312" w:eastAsia="仿宋_GB2312"/>
+                <w:rFonts w:ascii="Times New Roman" w:hAnsi="Times New Roman" w:cs="Times New Roman" w:eastAsia="宋体" w:hint="default"/>
                 <w:szCs w:val="21"/>
                 <w:u w:val="single"/>
+                <w:color w:val="000000"/>
+                <w:outline w:val="0"/>
+                <w:shadow w:val="0"/>
+                <w:emboss w:val="0"/>
+                <w:imprint w:val="0"/>
               </w:rPr>
               <w:t xml:space="preserve">                     </w:t>
             </w:r>
             <w:r>
               <w:rPr>
-                <w:rFonts w:hint="eastAsia" w:ascii="仿宋_GB2312" w:eastAsia="仿宋_GB2312"/>
+                <w:rFonts w:ascii="Times New Roman" w:hAnsi="Times New Roman" w:cs="Times New Roman" w:eastAsia="宋体" w:hint="default"/>
                 <w:sz w:val="28"/>
                 <w:szCs w:val="28"/>
+                <w:color w:val="000000"/>
+                <w:outline w:val="0"/>
+                <w:shadow w:val="0"/>
+                <w:emboss w:val="0"/>
+                <w:imprint w:val="0"/>
               </w:rPr>
               <w:t>台号</w:t>
             </w:r>
             <w:r>
               <w:rPr>
-                <w:rFonts w:hint="eastAsia" w:ascii="仿宋_GB2312" w:eastAsia="仿宋_GB2312"/>
+                <w:rFonts w:ascii="Times New Roman" w:hAnsi="Times New Roman" w:cs="Times New Roman" w:eastAsia="宋体" w:hint="default"/>
                 <w:szCs w:val="21"/>
                 <w:u w:val="single"/>
+                <w:color w:val="000000"/>
+                <w:outline w:val="0"/>
+                <w:shadow w:val="0"/>
+                <w:emboss w:val="0"/>
+                <w:imprint w:val="0"/>
               </w:rPr>
               <w:t xml:space="preserve">       </w:t>
             </w:r>
             <w:r>
               <w:rPr>
-                <w:rFonts w:hint="eastAsia" w:ascii="仿宋_GB2312" w:eastAsia="仿宋_GB2312"/>
+                <w:rFonts w:ascii="Times New Roman" w:hAnsi="Times New Roman" w:cs="Times New Roman" w:eastAsia="宋体" w:hint="default"/>
                 <w:sz w:val="28"/>
                 <w:szCs w:val="28"/>
+                <w:color w:val="000000"/>
+                <w:outline w:val="0"/>
+                <w:shadow w:val="0"/>
+                <w:emboss w:val="0"/>
+                <w:imprint w:val="0"/>
               </w:rPr>
               <w:t>授课教师</w:t>
             </w:r>
             <w:r>
               <w:rPr>
-                <w:rFonts w:hint="eastAsia" w:ascii="仿宋_GB2312" w:eastAsia="仿宋_GB2312"/>
+                <w:rFonts w:ascii="Times New Roman" w:hAnsi="Times New Roman" w:cs="Times New Roman" w:eastAsia="宋体" w:hint="default"/>
                 <w:szCs w:val="21"/>
                 <w:u w:val="single"/>
+                <w:color w:val="000000"/>
+                <w:outline w:val="0"/>
+                <w:shadow w:val="0"/>
+                <w:emboss w:val="0"/>
+                <w:imprint w:val="0"/>
               </w:rPr>
               <w:t xml:space="preserve">                </w:t>
             </w:r>
             <w:r>
               <w:rPr>
-                <w:rFonts w:hint="eastAsia" w:ascii="仿宋_GB2312" w:eastAsia="仿宋_GB2312"/>
+                <w:rFonts w:ascii="Times New Roman" w:hAnsi="Times New Roman" w:cs="Times New Roman" w:eastAsia="宋体" w:hint="default"/>
                 <w:sz w:val="28"/>
                 <w:szCs w:val="28"/>
+                <w:color w:val="000000"/>
+                <w:outline w:val="0"/>
+                <w:shadow w:val="0"/>
+                <w:emboss w:val="0"/>
+                <w:imprint w:val="0"/>
               </w:rPr>
               <w:t>指导教师</w:t>
             </w:r>
             <w:r>
               <w:rPr>
-                <w:rFonts w:hint="eastAsia" w:ascii="仿宋_GB2312" w:eastAsia="仿宋_GB2312"/>
+                <w:rFonts w:ascii="Times New Roman" w:hAnsi="Times New Roman" w:cs="Times New Roman" w:eastAsia="宋体" w:hint="default"/>
                 <w:szCs w:val="21"/>
                 <w:u w:val="single"/>
+                <w:color w:val="000000"/>
+                <w:outline w:val="0"/>
+                <w:shadow w:val="0"/>
+                <w:emboss w:val="0"/>
+                <w:imprint w:val="0"/>
               </w:rPr>
               <w:t xml:space="preserve">                </w:t>
             </w:r>
@@ -1308,9 +1710,14 @@
       </w:pPr>
       <w:r>
         <w:rPr>
-          <w:rFonts w:ascii="Noto Sans CJK SC" w:hAnsi="Noto Sans CJK SC" w:eastAsia="Noto Sans CJK SC" w:hint="eastAsia"/>
+          <w:rFonts w:ascii="Times New Roman" w:hAnsi="Times New Roman" w:cs="Times New Roman" w:eastAsia="黑体" w:hint="default"/>
           <w:b/>
           <w:sz w:val="28"/>
+          <w:color w:val="000000"/>
+          <w:outline w:val="0"/>
+          <w:shadow w:val="0"/>
+          <w:emboss w:val="0"/>
+          <w:imprint w:val="0"/>
         </w:rPr>
         <w:t>实验名称　实验一、热电偶及其应用实验</w:t>
       </w:r>
@@ -1327,9 +1734,14 @@
       </w:pPr>
       <w:r>
         <w:rPr>
-          <w:rFonts w:ascii="Noto Sans CJK SC" w:hAnsi="Noto Sans CJK SC" w:eastAsia="Noto Sans CJK SC" w:hint="eastAsia"/>
+          <w:rFonts w:ascii="Times New Roman" w:hAnsi="Times New Roman" w:cs="Times New Roman" w:eastAsia="黑体" w:hint="default"/>
           <w:b/>
           <w:sz w:val="28"/>
+          <w:color w:val="000000"/>
+          <w:outline w:val="0"/>
+          <w:shadow w:val="0"/>
+          <w:emboss w:val="0"/>
+          <w:imprint w:val="0"/>
         </w:rPr>
         <w:t>一、实验目的、原理</w:t>
       </w:r>
@@ -1346,9 +1758,14 @@
       </w:pPr>
       <w:r>
         <w:rPr>
-          <w:rFonts w:ascii="Noto Sans CJK SC" w:hAnsi="Noto Sans CJK SC" w:eastAsia="Noto Sans CJK SC" w:hint="eastAsia"/>
+          <w:rFonts w:ascii="Times New Roman" w:hAnsi="Times New Roman" w:cs="Times New Roman" w:eastAsia="黑体" w:hint="default"/>
           <w:b/>
           <w:sz w:val="24"/>
+          <w:color w:val="000000"/>
+          <w:outline w:val="0"/>
+          <w:shadow w:val="0"/>
+          <w:emboss w:val="0"/>
+          <w:imprint w:val="0"/>
         </w:rPr>
         <w:t>实验目的</w:t>
       </w:r>
@@ -1365,9 +1782,14 @@
       </w:pPr>
       <w:r>
         <w:rPr>
-          <w:rFonts w:ascii="Noto Serif CJK SC" w:hAnsi="Noto Serif CJK SC" w:eastAsia="Noto Serif CJK SC" w:hint="eastAsia"/>
+          <w:rFonts w:ascii="Times New Roman" w:hAnsi="Times New Roman" w:cs="Times New Roman" w:eastAsia="宋体" w:hint="default"/>
           <w:b w:val="0"/>
           <w:sz w:val="24"/>
+          <w:color w:val="000000"/>
+          <w:outline w:val="0"/>
+          <w:shadow w:val="0"/>
+          <w:emboss w:val="0"/>
+          <w:imprint w:val="0"/>
         </w:rPr>
         <w:t>掌握K型热电偶的热电效应、分度表使用和冷端补偿方法；理解仪表放大及偏置电路，建立温度与输出电压的对应关系，了解测温标定的应用过程。</w:t>
       </w:r>
@@ -1384,9 +1806,14 @@
       </w:pPr>
       <w:r>
         <w:rPr>
-          <w:rFonts w:ascii="Noto Sans CJK SC" w:hAnsi="Noto Sans CJK SC" w:eastAsia="Noto Sans CJK SC" w:hint="eastAsia"/>
+          <w:rFonts w:ascii="Times New Roman" w:hAnsi="Times New Roman" w:cs="Times New Roman" w:eastAsia="黑体" w:hint="default"/>
           <w:b/>
           <w:sz w:val="24"/>
+          <w:color w:val="000000"/>
+          <w:outline w:val="0"/>
+          <w:shadow w:val="0"/>
+          <w:emboss w:val="0"/>
+          <w:imprint w:val="0"/>
         </w:rPr>
         <w:t>基本原理</w:t>
       </w:r>
@@ -1403,9 +1830,14 @@
       </w:pPr>
       <w:r>
         <w:rPr>
-          <w:rFonts w:ascii="Noto Serif CJK SC" w:hAnsi="Noto Serif CJK SC" w:eastAsia="Noto Serif CJK SC" w:hint="eastAsia"/>
+          <w:rFonts w:ascii="Times New Roman" w:hAnsi="Times New Roman" w:cs="Times New Roman" w:eastAsia="宋体" w:hint="default"/>
           <w:b w:val="0"/>
           <w:sz w:val="24"/>
+          <w:color w:val="000000"/>
+          <w:outline w:val="0"/>
+          <w:shadow w:val="0"/>
+          <w:emboss w:val="0"/>
+          <w:imprint w:val="0"/>
         </w:rPr>
         <w:t>基本原理：镍铬、镍硅两种导体构成热电偶，当测量端温度t与参比端温度t₀不同时产生热电势。热电势取决于材料及两端温度，按中间温度定律有：</w:t>
       </w:r>
@@ -1419,8 +1851,13 @@
         <w:ind w:left="0" w:leftChars="200" w:firstLine="0" w:right="0"/>
         <w:jc w:val="center"/>
         <w:rPr>
-          <w:rFonts w:hint="eastAsia" w:ascii="宋体" w:hAnsi="宋体"/>
+          <w:rFonts w:ascii="Times New Roman" w:hAnsi="Times New Roman" w:cs="Times New Roman" w:eastAsia="宋体" w:hint="default"/>
           <w:sz w:val="24"/>
+          <w:color w:val="000000"/>
+          <w:outline w:val="0"/>
+          <w:shadow w:val="0"/>
+          <w:emboss w:val="0"/>
+          <w:imprint w:val="0"/>
         </w:rPr>
         <w:snapToGrid w:val="0"/>
       </w:pPr>
@@ -1429,8 +1866,13 @@
           <m:r>
             <m:rPr/>
             <w:rPr>
-              <w:rFonts w:ascii="Cambria Math" w:hAnsi="Cambria Math"/>
+              <w:rFonts w:ascii="Cambria Math" w:hAnsi="Cambria Math" w:cs="Cambria Math" w:eastAsia="宋体" w:hint="default"/>
               <w:sz w:val="24"/>
+              <w:color w:val="000000"/>
+              <w:outline w:val="0"/>
+              <w:shadow w:val="0"/>
+              <w:emboss w:val="0"/>
+              <w:imprint w:val="0"/>
             </w:rPr>
             <m:t>E(t,</m:t>
           </m:r>
@@ -1440,8 +1882,13 @@
               <m:r>
                 <m:rPr/>
                 <w:rPr>
-                  <w:rFonts w:ascii="Cambria Math" w:hAnsi="Cambria Math"/>
+                  <w:rFonts w:ascii="Cambria Math" w:hAnsi="Cambria Math" w:cs="Cambria Math" w:eastAsia="宋体" w:hint="default"/>
                   <w:sz w:val="24"/>
+                  <w:color w:val="000000"/>
+                  <w:outline w:val="0"/>
+                  <w:shadow w:val="0"/>
+                  <w:emboss w:val="0"/>
+                  <w:imprint w:val="0"/>
                 </w:rPr>
                 <m:t>t</m:t>
               </m:r>
@@ -1450,8 +1897,13 @@
               <m:r>
                 <m:rPr/>
                 <w:rPr>
-                  <w:rFonts w:ascii="Cambria Math" w:hAnsi="Cambria Math"/>
+                  <w:rFonts w:ascii="Cambria Math" w:hAnsi="Cambria Math" w:cs="Cambria Math" w:eastAsia="宋体" w:hint="default"/>
                   <w:sz w:val="24"/>
+                  <w:color w:val="000000"/>
+                  <w:outline w:val="0"/>
+                  <w:shadow w:val="0"/>
+                  <w:emboss w:val="0"/>
+                  <w:imprint w:val="0"/>
                 </w:rPr>
                 <m:t>0</m:t>
               </m:r>
@@ -1460,8 +1912,13 @@
           <m:r>
             <m:rPr/>
             <w:rPr>
-              <w:rFonts w:ascii="Cambria Math" w:hAnsi="Cambria Math"/>
+              <w:rFonts w:ascii="Cambria Math" w:hAnsi="Cambria Math" w:cs="Cambria Math" w:eastAsia="宋体" w:hint="default"/>
               <w:sz w:val="24"/>
+              <w:color w:val="000000"/>
+              <w:outline w:val="0"/>
+              <w:shadow w:val="0"/>
+              <w:emboss w:val="0"/>
+              <w:imprint w:val="0"/>
             </w:rPr>
             <m:t>) = E(t,0) − E(</m:t>
           </m:r>
@@ -1471,8 +1928,13 @@
               <m:r>
                 <m:rPr/>
                 <w:rPr>
-                  <w:rFonts w:ascii="Cambria Math" w:hAnsi="Cambria Math"/>
+                  <w:rFonts w:ascii="Cambria Math" w:hAnsi="Cambria Math" w:cs="Cambria Math" w:eastAsia="宋体" w:hint="default"/>
                   <w:sz w:val="24"/>
+                  <w:color w:val="000000"/>
+                  <w:outline w:val="0"/>
+                  <w:shadow w:val="0"/>
+                  <w:emboss w:val="0"/>
+                  <w:imprint w:val="0"/>
                 </w:rPr>
                 <m:t>t</m:t>
               </m:r>
@@ -1481,8 +1943,13 @@
               <m:r>
                 <m:rPr/>
                 <w:rPr>
-                  <w:rFonts w:ascii="Cambria Math" w:hAnsi="Cambria Math"/>
+                  <w:rFonts w:ascii="Cambria Math" w:hAnsi="Cambria Math" w:cs="Cambria Math" w:eastAsia="宋体" w:hint="default"/>
                   <w:sz w:val="24"/>
+                  <w:color w:val="000000"/>
+                  <w:outline w:val="0"/>
+                  <w:shadow w:val="0"/>
+                  <w:emboss w:val="0"/>
+                  <w:imprint w:val="0"/>
                 </w:rPr>
                 <m:t>0</m:t>
               </m:r>
@@ -1491,8 +1958,13 @@
           <m:r>
             <m:rPr/>
             <w:rPr>
-              <w:rFonts w:ascii="Cambria Math" w:hAnsi="Cambria Math"/>
+              <w:rFonts w:ascii="Cambria Math" w:hAnsi="Cambria Math" w:cs="Cambria Math" w:eastAsia="宋体" w:hint="default"/>
               <w:sz w:val="24"/>
+              <w:color w:val="000000"/>
+              <w:outline w:val="0"/>
+              <w:shadow w:val="0"/>
+              <w:emboss w:val="0"/>
+              <w:imprint w:val="0"/>
             </w:rPr>
             <m:t>,0)</m:t>
           </m:r>
@@ -1511,9 +1983,14 @@
       </w:pPr>
       <w:r>
         <w:rPr>
-          <w:rFonts w:ascii="Noto Serif CJK SC" w:hAnsi="Noto Serif CJK SC" w:eastAsia="Noto Serif CJK SC" w:hint="eastAsia"/>
+          <w:rFonts w:ascii="Times New Roman" w:hAnsi="Times New Roman" w:cs="Times New Roman" w:eastAsia="宋体" w:hint="default"/>
           <w:b w:val="0"/>
           <w:sz w:val="24"/>
+          <w:color w:val="000000"/>
+          <w:outline w:val="0"/>
+          <w:shadow w:val="0"/>
+          <w:emboss w:val="0"/>
+          <w:imprint w:val="0"/>
         </w:rPr>
         <w:t>式中t、t₀以℃计，E以mV计。分度表以0℃为参比温度，实际测温需结合冷端温度补偿。模块用LM35测量冷端温度，其输出电压每10 mV对应1℃。热电偶的微弱信号经仪表放大后叠加约1.2 V偏置，以适应0～2 V的A/D采集范围；实际偏置应实测。放大倍数由反馈电阻决定，选用两只100 kΩ电阻时理论增益为201。</w:t>
       </w:r>
@@ -1530,9 +2007,14 @@
       </w:pPr>
       <w:r>
         <w:rPr>
-          <w:rFonts w:ascii="Noto Sans CJK SC" w:hAnsi="Noto Sans CJK SC" w:eastAsia="Noto Sans CJK SC" w:hint="eastAsia"/>
+          <w:rFonts w:ascii="Times New Roman" w:hAnsi="Times New Roman" w:cs="Times New Roman" w:eastAsia="黑体" w:hint="default"/>
           <w:b/>
           <w:sz w:val="28"/>
+          <w:color w:val="000000"/>
+          <w:outline w:val="0"/>
+          <w:shadow w:val="0"/>
+          <w:emboss w:val="0"/>
+          <w:imprint w:val="0"/>
         </w:rPr>
         <w:t>二、实验仪器设备及软件</w:t>
       </w:r>
@@ -1549,9 +2031,14 @@
       </w:pPr>
       <w:r>
         <w:rPr>
-          <w:rFonts w:ascii="Noto Serif CJK SC" w:hAnsi="Noto Serif CJK SC" w:eastAsia="Noto Serif CJK SC" w:hint="eastAsia"/>
+          <w:rFonts w:ascii="Times New Roman" w:hAnsi="Times New Roman" w:cs="Times New Roman" w:eastAsia="宋体" w:hint="default"/>
           <w:b w:val="0"/>
           <w:sz w:val="24"/>
+          <w:color w:val="000000"/>
+          <w:outline w:val="0"/>
+          <w:shadow w:val="0"/>
+          <w:emboss w:val="0"/>
+          <w:imprint w:val="0"/>
         </w:rPr>
         <w:t>共用设备及软件：传感器实验箱、主控模块、配套计算机、网线与电源线；本地传感器在线实验平台、出厂实验固件及传感器工具。计算机通过网线与主控模块通信，主控模块通过CAN或RS485与传感器模块通信。</w:t>
       </w:r>
@@ -1568,9 +2055,14 @@
       </w:pPr>
       <w:r>
         <w:rPr>
-          <w:rFonts w:ascii="Noto Serif CJK SC" w:hAnsi="Noto Serif CJK SC" w:eastAsia="Noto Serif CJK SC" w:hint="eastAsia"/>
+          <w:rFonts w:ascii="Times New Roman" w:hAnsi="Times New Roman" w:cs="Times New Roman" w:eastAsia="宋体" w:hint="default"/>
           <w:b w:val="0"/>
           <w:sz w:val="24"/>
+          <w:color w:val="000000"/>
+          <w:outline w:val="0"/>
+          <w:shadow w:val="0"/>
+          <w:emboss w:val="0"/>
+          <w:imprint w:val="0"/>
         </w:rPr>
         <w:t>本实验设备：K型热电偶（镍铬—镍硅）、热电偶传感器模块、LM35冷端测温单元、温控器；模块含仪表放大器及约1.2 V偏置单元。两只反馈电阻选100 kΩ，对应增益201。</w:t>
       </w:r>
@@ -1587,9 +2079,14 @@
       </w:pPr>
       <w:r>
         <w:rPr>
-          <w:rFonts w:ascii="Noto Serif CJK SC" w:hAnsi="Noto Serif CJK SC" w:eastAsia="Noto Serif CJK SC" w:hint="eastAsia"/>
+          <w:rFonts w:ascii="Times New Roman" w:hAnsi="Times New Roman" w:cs="Times New Roman" w:eastAsia="宋体" w:hint="default"/>
           <w:b w:val="0"/>
           <w:sz w:val="24"/>
+          <w:color w:val="000000"/>
+          <w:outline w:val="0"/>
+          <w:shadow w:val="0"/>
+          <w:emboss w:val="0"/>
+          <w:imprint w:val="0"/>
         </w:rPr>
         <w:t>设备编号、仪表具体型号及传感器精度等级：现有原始资料未记录，按实际实验情况补填。</w:t>
       </w:r>
@@ -1606,9 +2103,14 @@
       </w:pPr>
       <w:r>
         <w:rPr>
-          <w:rFonts w:ascii="Noto Sans CJK SC" w:hAnsi="Noto Sans CJK SC" w:eastAsia="Noto Sans CJK SC" w:hint="eastAsia"/>
+          <w:rFonts w:ascii="Times New Roman" w:hAnsi="Times New Roman" w:cs="Times New Roman" w:eastAsia="黑体" w:hint="default"/>
           <w:b/>
           <w:sz w:val="28"/>
+          <w:color w:val="000000"/>
+          <w:outline w:val="0"/>
+          <w:shadow w:val="0"/>
+          <w:emboss w:val="0"/>
+          <w:imprint w:val="0"/>
         </w:rPr>
         <w:t>三、实验方案及实现</w:t>
       </w:r>
@@ -1625,9 +2127,14 @@
       </w:pPr>
       <w:r>
         <w:rPr>
-          <w:rFonts w:ascii="Noto Serif CJK SC" w:hAnsi="Noto Serif CJK SC" w:eastAsia="Noto Serif CJK SC" w:hint="eastAsia"/>
+          <w:rFonts w:ascii="Times New Roman" w:hAnsi="Times New Roman" w:cs="Times New Roman" w:eastAsia="宋体" w:hint="default"/>
           <w:b w:val="0"/>
           <w:sz w:val="24"/>
+          <w:color w:val="000000"/>
+          <w:outline w:val="0"/>
+          <w:shadow w:val="0"/>
+          <w:emboss w:val="0"/>
+          <w:imprint w:val="0"/>
         </w:rPr>
         <w:t>实验前准备：按实验箱铭牌编号配置计算机IP，连接实验箱、主控模块与本实验传感器模块；在在线平台加载对应出厂固件，核对模块插槽与通信总线。所有传感器及附件均在断电状态下接线。</w:t>
       </w:r>
@@ -1644,9 +2151,14 @@
       </w:pPr>
       <w:r>
         <w:rPr>
-          <w:rFonts w:ascii="Noto Sans CJK SC" w:hAnsi="Noto Sans CJK SC" w:eastAsia="Noto Sans CJK SC" w:hint="eastAsia"/>
+          <w:rFonts w:ascii="Times New Roman" w:hAnsi="Times New Roman" w:cs="Times New Roman" w:eastAsia="黑体" w:hint="default"/>
           <w:b/>
           <w:sz w:val="24"/>
+          <w:color w:val="000000"/>
+          <w:outline w:val="0"/>
+          <w:shadow w:val="0"/>
+          <w:emboss w:val="0"/>
+          <w:imprint w:val="0"/>
         </w:rPr>
         <w:t>系统方案与操作步骤</w:t>
       </w:r>
@@ -1663,9 +2175,14 @@
       </w:pPr>
       <w:r>
         <w:rPr>
-          <w:rFonts w:ascii="Noto Serif CJK SC" w:hAnsi="Noto Serif CJK SC" w:eastAsia="Noto Serif CJK SC" w:hint="eastAsia"/>
+          <w:rFonts w:ascii="Times New Roman" w:hAnsi="Times New Roman" w:cs="Times New Roman" w:eastAsia="宋体" w:hint="default"/>
           <w:b w:val="0"/>
           <w:sz w:val="24"/>
+          <w:color w:val="000000"/>
+          <w:outline w:val="0"/>
+          <w:shadow w:val="0"/>
+          <w:emboss w:val="0"/>
+          <w:imprint w:val="0"/>
         </w:rPr>
         <w:t>系统方案：温控器提供热源，K型热电偶产生由热端、冷端温度共同决定的热电势。模块完成放大、偏置和A/D采集，LM35测量冷端温度；数据经主控模块传至在线平台，显示TP1电压、冷端温度和热源温度。</w:t>
       </w:r>
@@ -1682,9 +2199,14 @@
       </w:pPr>
       <w:r>
         <w:rPr>
-          <w:rFonts w:ascii="Noto Serif CJK SC" w:hAnsi="Noto Serif CJK SC" w:eastAsia="Noto Serif CJK SC" w:hint="eastAsia"/>
+          <w:rFonts w:ascii="Times New Roman" w:hAnsi="Times New Roman" w:cs="Times New Roman" w:eastAsia="宋体" w:hint="default"/>
           <w:b w:val="0"/>
           <w:sz w:val="24"/>
+          <w:color w:val="000000"/>
+          <w:outline w:val="0"/>
+          <w:shadow w:val="0"/>
+          <w:emboss w:val="0"/>
+          <w:imprint w:val="0"/>
         </w:rPr>
         <w:t>1. 将温控器置于自动挡，热电偶引线接入模块VIN1、VIN2、GND插孔，测量端插入温控器测温孔；依次开启实验箱、主控模块、热电偶模块和温控器电源。</w:t>
       </w:r>
@@ -1701,9 +2223,14 @@
       </w:pPr>
       <w:r>
         <w:rPr>
-          <w:rFonts w:ascii="Noto Serif CJK SC" w:hAnsi="Noto Serif CJK SC" w:eastAsia="Noto Serif CJK SC" w:hint="eastAsia"/>
+          <w:rFonts w:ascii="Times New Roman" w:hAnsi="Times New Roman" w:cs="Times New Roman" w:eastAsia="宋体" w:hint="default"/>
           <w:b w:val="0"/>
           <w:sz w:val="24"/>
+          <w:color w:val="000000"/>
+          <w:outline w:val="0"/>
+          <w:shadow w:val="0"/>
+          <w:emboss w:val="0"/>
+          <w:imprint w:val="0"/>
         </w:rPr>
         <w:t>2. 进入“热电偶及其应用实验”，在“二次开发”中重新加载对应固件。将两只100 kΩ电阻放入反馈电阻位置，将TP1连至网页仪表，核对增益201并测量实际1.2 V偏置电压。</w:t>
       </w:r>
@@ -1720,9 +2247,14 @@
       </w:pPr>
       <w:r>
         <w:rPr>
-          <w:rFonts w:ascii="Noto Serif CJK SC" w:hAnsi="Noto Serif CJK SC" w:eastAsia="Noto Serif CJK SC" w:hint="eastAsia"/>
+          <w:rFonts w:ascii="Times New Roman" w:hAnsi="Times New Roman" w:cs="Times New Roman" w:eastAsia="宋体" w:hint="default"/>
           <w:b w:val="0"/>
           <w:sz w:val="24"/>
+          <w:color w:val="000000"/>
+          <w:outline w:val="0"/>
+          <w:shadow w:val="0"/>
+          <w:emboss w:val="0"/>
+          <w:imprint w:val="0"/>
         </w:rPr>
         <w:t>3. 将温度设为1℃以使热源降至室温，清空网页记录表。起始设定温度应至少高于室温5℃，在30～80℃范围逐点升温；每点均等待热源温度和电压稳定，再记录冷端温度、热源显示温度及TP1电压。</w:t>
       </w:r>
@@ -1739,9 +2271,14 @@
       </w:pPr>
       <w:r>
         <w:rPr>
-          <w:rFonts w:ascii="Noto Serif CJK SC" w:hAnsi="Noto Serif CJK SC" w:eastAsia="Noto Serif CJK SC" w:hint="eastAsia"/>
+          <w:rFonts w:ascii="Times New Roman" w:hAnsi="Times New Roman" w:cs="Times New Roman" w:eastAsia="宋体" w:hint="default"/>
           <w:b w:val="0"/>
           <w:sz w:val="24"/>
+          <w:color w:val="000000"/>
+          <w:outline w:val="0"/>
+          <w:shadow w:val="0"/>
+          <w:emboss w:val="0"/>
+          <w:imprint w:val="0"/>
         </w:rPr>
         <w:t>4. 测量完成后将温度设为20℃使热源降温，导出原始记录。应用阶段利用分度表和冷端补偿建立测温关系，经标定后在平台比较热源温度与测温显示，并记录验证点。</w:t>
       </w:r>
@@ -1758,9 +2295,14 @@
       </w:pPr>
       <w:r>
         <w:rPr>
-          <w:rFonts w:ascii="Noto Sans CJK SC" w:hAnsi="Noto Sans CJK SC" w:eastAsia="Noto Sans CJK SC" w:hint="eastAsia"/>
+          <w:rFonts w:ascii="Times New Roman" w:hAnsi="Times New Roman" w:cs="Times New Roman" w:eastAsia="黑体" w:hint="default"/>
           <w:b/>
           <w:sz w:val="24"/>
+          <w:color w:val="000000"/>
+          <w:outline w:val="0"/>
+          <w:shadow w:val="0"/>
+          <w:emboss w:val="0"/>
+          <w:imprint w:val="0"/>
         </w:rPr>
         <w:t>操作注意事项</w:t>
       </w:r>
@@ -1777,9 +2319,14 @@
       </w:pPr>
       <w:r>
         <w:rPr>
-          <w:rFonts w:ascii="Noto Serif CJK SC" w:hAnsi="Noto Serif CJK SC" w:eastAsia="Noto Serif CJK SC" w:hint="eastAsia"/>
+          <w:rFonts w:ascii="Times New Roman" w:hAnsi="Times New Roman" w:cs="Times New Roman" w:eastAsia="宋体" w:hint="default"/>
           <w:b w:val="0"/>
           <w:sz w:val="24"/>
+          <w:color w:val="000000"/>
+          <w:outline w:val="0"/>
+          <w:shadow w:val="0"/>
+          <w:emboss w:val="0"/>
+          <w:imprint w:val="0"/>
         </w:rPr>
         <w:t>勿触摸裸露电路元件，避免静电损坏；温度测量须待热源和电压稳定后读数，避免触碰高温部位。设置1℃只为停止加热、促进降温，装置最低仍接近室温。实验结束后先刷新网页再返回目录，正常关闭计算机与各设备电源，将传感器及附件归位。</w:t>
       </w:r>
@@ -1796,9 +2343,14 @@
       </w:pPr>
       <w:r>
         <w:rPr>
-          <w:rFonts w:ascii="Noto Sans CJK SC" w:hAnsi="Noto Sans CJK SC" w:eastAsia="Noto Sans CJK SC" w:hint="eastAsia"/>
+          <w:rFonts w:ascii="Times New Roman" w:hAnsi="Times New Roman" w:cs="Times New Roman" w:eastAsia="黑体" w:hint="default"/>
           <w:b/>
           <w:sz w:val="24"/>
+          <w:color w:val="000000"/>
+          <w:outline w:val="0"/>
+          <w:shadow w:val="0"/>
+          <w:emboss w:val="0"/>
+          <w:imprint w:val="0"/>
         </w:rPr>
         <w:t>预习计算补充</w:t>
       </w:r>
@@ -1815,9 +2367,14 @@
       </w:pPr>
       <w:r>
         <w:rPr>
-          <w:rFonts w:ascii="Noto Serif CJK SC" w:hAnsi="Noto Serif CJK SC" w:eastAsia="Noto Serif CJK SC" w:hint="eastAsia"/>
+          <w:rFonts w:ascii="Times New Roman" w:hAnsi="Times New Roman" w:cs="Times New Roman" w:eastAsia="宋体" w:hint="default"/>
           <w:b w:val="0"/>
           <w:sz w:val="24"/>
+          <w:color w:val="000000"/>
+          <w:outline w:val="0"/>
+          <w:shadow w:val="0"/>
+          <w:emboss w:val="0"/>
+          <w:imprint w:val="0"/>
         </w:rPr>
         <w:t>按指导书要求，冷端为0℃、热电势为1.653 mV时，热端温度约为41.00℃；冷端为30℃时，应先加上E_K(30℃)≈1.203275 mV，得到总热电势约2.856275 mV，反解热端温度约70.12℃。结果使用下述NIST参考函数计算。</w:t>
       </w:r>
@@ -1834,9 +2391,14 @@
       </w:pPr>
       <w:r>
         <w:rPr>
-          <w:rFonts w:ascii="Noto Sans CJK SC" w:hAnsi="Noto Sans CJK SC" w:eastAsia="Noto Sans CJK SC" w:hint="eastAsia"/>
+          <w:rFonts w:ascii="Times New Roman" w:hAnsi="Times New Roman" w:cs="Times New Roman" w:eastAsia="黑体" w:hint="default"/>
           <w:b/>
           <w:sz w:val="28"/>
+          <w:color w:val="000000"/>
+          <w:outline w:val="0"/>
+          <w:shadow w:val="0"/>
+          <w:emboss w:val="0"/>
+          <w:imprint w:val="0"/>
         </w:rPr>
         <w:t>四、实验数据记录及数据处理</w:t>
       </w:r>
@@ -1853,9 +2415,14 @@
       </w:pPr>
       <w:r>
         <w:rPr>
-          <w:rFonts w:ascii="Noto Sans CJK SC" w:hAnsi="Noto Sans CJK SC" w:eastAsia="Noto Sans CJK SC" w:hint="eastAsia"/>
+          <w:rFonts w:ascii="Times New Roman" w:hAnsi="Times New Roman" w:cs="Times New Roman" w:eastAsia="黑体" w:hint="default"/>
           <w:b/>
           <w:sz w:val="24"/>
+          <w:color w:val="000000"/>
+          <w:outline w:val="0"/>
+          <w:shadow w:val="0"/>
+          <w:emboss w:val="0"/>
+          <w:imprint w:val="0"/>
         </w:rPr>
         <w:t>（一）数据来源与处理方法</w:t>
       </w:r>
@@ -1872,9 +2439,14 @@
       </w:pPr>
       <w:r>
         <w:rPr>
-          <w:rFonts w:ascii="Noto Serif CJK SC" w:hAnsi="Noto Serif CJK SC" w:eastAsia="Noto Serif CJK SC" w:hint="eastAsia"/>
+          <w:rFonts w:ascii="Times New Roman" w:hAnsi="Times New Roman" w:cs="Times New Roman" w:eastAsia="宋体" w:hint="default"/>
           <w:b w:val="0"/>
           <w:sz w:val="24"/>
+          <w:color w:val="000000"/>
+          <w:outline w:val="0"/>
+          <w:shadow w:val="0"/>
+          <w:emboss w:val="0"/>
+          <w:imprint w:val="0"/>
         </w:rPr>
         <w:t>数据来自《实验数据.xlsx》Sheet1，保留全部原始测点。本实验共11组测点，热源显示温度范围30～80℃。采用含截距的一阶最小二乘拟合，不进行非线性拟合。</w:t>
       </w:r>
@@ -1888,8 +2460,13 @@
         <w:ind w:left="0" w:leftChars="200" w:firstLine="0" w:right="0"/>
         <w:jc w:val="center"/>
         <w:rPr>
-          <w:rFonts w:hint="eastAsia" w:ascii="宋体" w:hAnsi="宋体"/>
+          <w:rFonts w:ascii="Times New Roman" w:hAnsi="Times New Roman" w:cs="Times New Roman" w:eastAsia="宋体" w:hint="default"/>
           <w:sz w:val="24"/>
+          <w:color w:val="000000"/>
+          <w:outline w:val="0"/>
+          <w:shadow w:val="0"/>
+          <w:emboss w:val="0"/>
+          <w:imprint w:val="0"/>
         </w:rPr>
         <w:snapToGrid w:val="0"/>
       </w:pPr>
@@ -1901,8 +2478,13 @@
               <m:r>
                 <m:rPr/>
                 <w:rPr>
-                  <w:rFonts w:ascii="Cambria Math" w:hAnsi="Cambria Math"/>
+                  <w:rFonts w:ascii="Cambria Math" w:hAnsi="Cambria Math" w:cs="Cambria Math" w:eastAsia="宋体" w:hint="default"/>
                   <w:sz w:val="24"/>
+                  <w:color w:val="000000"/>
+                  <w:outline w:val="0"/>
+                  <w:shadow w:val="0"/>
+                  <w:emboss w:val="0"/>
+                  <w:imprint w:val="0"/>
                 </w:rPr>
                 <m:t>r</m:t>
               </m:r>
@@ -1911,8 +2493,13 @@
               <m:r>
                 <m:rPr/>
                 <w:rPr>
-                  <w:rFonts w:ascii="Cambria Math" w:hAnsi="Cambria Math"/>
+                  <w:rFonts w:ascii="Cambria Math" w:hAnsi="Cambria Math" w:cs="Cambria Math" w:eastAsia="宋体" w:hint="default"/>
                   <w:sz w:val="24"/>
+                  <w:color w:val="000000"/>
+                  <w:outline w:val="0"/>
+                  <w:shadow w:val="0"/>
+                  <w:emboss w:val="0"/>
+                  <w:imprint w:val="0"/>
                 </w:rPr>
                 <m:t>i</m:t>
               </m:r>
@@ -1921,8 +2508,13 @@
           <m:r>
             <m:rPr/>
             <w:rPr>
-              <w:rFonts w:ascii="Cambria Math" w:hAnsi="Cambria Math"/>
+              <w:rFonts w:ascii="Cambria Math" w:hAnsi="Cambria Math" w:cs="Cambria Math" w:eastAsia="宋体" w:hint="default"/>
               <w:sz w:val="24"/>
+              <w:color w:val="000000"/>
+              <w:outline w:val="0"/>
+              <w:shadow w:val="0"/>
+              <w:emboss w:val="0"/>
+              <w:imprint w:val="0"/>
             </w:rPr>
             <m:t>=</m:t>
           </m:r>
@@ -1932,8 +2524,13 @@
               <m:r>
                 <m:rPr/>
                 <w:rPr>
-                  <w:rFonts w:ascii="Cambria Math" w:hAnsi="Cambria Math"/>
+                  <w:rFonts w:ascii="Cambria Math" w:hAnsi="Cambria Math" w:cs="Cambria Math" w:eastAsia="宋体" w:hint="default"/>
                   <w:sz w:val="24"/>
+                  <w:color w:val="000000"/>
+                  <w:outline w:val="0"/>
+                  <w:shadow w:val="0"/>
+                  <w:emboss w:val="0"/>
+                  <w:imprint w:val="0"/>
                 </w:rPr>
                 <m:t>y</m:t>
               </m:r>
@@ -1942,8 +2539,13 @@
               <m:r>
                 <m:rPr/>
                 <w:rPr>
-                  <w:rFonts w:ascii="Cambria Math" w:hAnsi="Cambria Math"/>
+                  <w:rFonts w:ascii="Cambria Math" w:hAnsi="Cambria Math" w:cs="Cambria Math" w:eastAsia="宋体" w:hint="default"/>
                   <w:sz w:val="24"/>
+                  <w:color w:val="000000"/>
+                  <w:outline w:val="0"/>
+                  <w:shadow w:val="0"/>
+                  <w:emboss w:val="0"/>
+                  <w:imprint w:val="0"/>
                 </w:rPr>
                 <m:t>i</m:t>
               </m:r>
@@ -1952,8 +2554,13 @@
           <m:r>
             <m:rPr/>
             <w:rPr>
-              <w:rFonts w:ascii="Cambria Math" w:hAnsi="Cambria Math"/>
+              <w:rFonts w:ascii="Cambria Math" w:hAnsi="Cambria Math" w:cs="Cambria Math" w:eastAsia="宋体" w:hint="default"/>
               <w:sz w:val="24"/>
+              <w:color w:val="000000"/>
+              <w:outline w:val="0"/>
+              <w:shadow w:val="0"/>
+              <w:emboss w:val="0"/>
+              <w:imprint w:val="0"/>
             </w:rPr>
             <m:t>− (a</m:t>
           </m:r>
@@ -1963,8 +2570,13 @@
               <m:r>
                 <m:rPr/>
                 <w:rPr>
-                  <w:rFonts w:ascii="Cambria Math" w:hAnsi="Cambria Math"/>
+                  <w:rFonts w:ascii="Cambria Math" w:hAnsi="Cambria Math" w:cs="Cambria Math" w:eastAsia="宋体" w:hint="default"/>
                   <w:sz w:val="24"/>
+                  <w:color w:val="000000"/>
+                  <w:outline w:val="0"/>
+                  <w:shadow w:val="0"/>
+                  <w:emboss w:val="0"/>
+                  <w:imprint w:val="0"/>
                 </w:rPr>
                 <m:t>x</m:t>
               </m:r>
@@ -1973,8 +2585,13 @@
               <m:r>
                 <m:rPr/>
                 <w:rPr>
-                  <w:rFonts w:ascii="Cambria Math" w:hAnsi="Cambria Math"/>
+                  <w:rFonts w:ascii="Cambria Math" w:hAnsi="Cambria Math" w:cs="Cambria Math" w:eastAsia="宋体" w:hint="default"/>
                   <w:sz w:val="24"/>
+                  <w:color w:val="000000"/>
+                  <w:outline w:val="0"/>
+                  <w:shadow w:val="0"/>
+                  <w:emboss w:val="0"/>
+                  <w:imprint w:val="0"/>
                 </w:rPr>
                 <m:t>i</m:t>
               </m:r>
@@ -1983,8 +2600,13 @@
           <m:r>
             <m:rPr/>
             <w:rPr>
-              <w:rFonts w:ascii="Cambria Math" w:hAnsi="Cambria Math"/>
+              <w:rFonts w:ascii="Cambria Math" w:hAnsi="Cambria Math" w:cs="Cambria Math" w:eastAsia="宋体" w:hint="default"/>
               <w:sz w:val="24"/>
+              <w:color w:val="000000"/>
+              <w:outline w:val="0"/>
+              <w:shadow w:val="0"/>
+              <w:emboss w:val="0"/>
+              <w:imprint w:val="0"/>
             </w:rPr>
             <m:t>+ b)</m:t>
           </m:r>
@@ -2000,8 +2622,13 @@
         <w:ind w:left="0" w:leftChars="200" w:firstLine="0" w:right="0"/>
         <w:jc w:val="center"/>
         <w:rPr>
-          <w:rFonts w:hint="eastAsia" w:ascii="宋体" w:hAnsi="宋体"/>
+          <w:rFonts w:ascii="Times New Roman" w:hAnsi="Times New Roman" w:cs="Times New Roman" w:eastAsia="宋体" w:hint="default"/>
           <w:sz w:val="24"/>
+          <w:color w:val="000000"/>
+          <w:outline w:val="0"/>
+          <w:shadow w:val="0"/>
+          <w:emboss w:val="0"/>
+          <w:imprint w:val="0"/>
         </w:rPr>
         <w:snapToGrid w:val="0"/>
       </w:pPr>
@@ -2010,8 +2637,13 @@
           <m:r>
             <m:rPr/>
             <w:rPr>
-              <w:rFonts w:ascii="Cambria Math" w:hAnsi="Cambria Math"/>
+              <w:rFonts w:ascii="Cambria Math" w:hAnsi="Cambria Math" w:cs="Cambria Math" w:eastAsia="宋体" w:hint="default"/>
               <w:sz w:val="24"/>
+              <w:color w:val="000000"/>
+              <w:outline w:val="0"/>
+              <w:shadow w:val="0"/>
+              <w:emboss w:val="0"/>
+              <w:imprint w:val="0"/>
             </w:rPr>
             <m:t>RMSE =</m:t>
           </m:r>
@@ -2033,8 +2665,13 @@
                       <m:r>
                         <m:rPr/>
                         <w:rPr>
-                          <w:rFonts w:ascii="Cambria Math" w:hAnsi="Cambria Math"/>
+                          <w:rFonts w:ascii="Cambria Math" w:hAnsi="Cambria Math" w:cs="Cambria Math" w:eastAsia="宋体" w:hint="default"/>
                           <w:sz w:val="24"/>
+                          <w:color w:val="000000"/>
+                          <w:outline w:val="0"/>
+                          <w:shadow w:val="0"/>
+                          <w:emboss w:val="0"/>
+                          <w:imprint w:val="0"/>
                         </w:rPr>
                         <m:t>i=1</m:t>
                       </m:r>
@@ -2043,8 +2680,13 @@
                       <m:r>
                         <m:rPr/>
                         <w:rPr>
-                          <w:rFonts w:ascii="Cambria Math" w:hAnsi="Cambria Math"/>
+                          <w:rFonts w:ascii="Cambria Math" w:hAnsi="Cambria Math" w:cs="Cambria Math" w:eastAsia="宋体" w:hint="default"/>
                           <w:sz w:val="24"/>
+                          <w:color w:val="000000"/>
+                          <w:outline w:val="0"/>
+                          <w:shadow w:val="0"/>
+                          <w:emboss w:val="0"/>
+                          <w:imprint w:val="0"/>
                         </w:rPr>
                         <m:t>n</m:t>
                       </m:r>
@@ -2059,8 +2701,13 @@
                               <m:r>
                                 <m:rPr/>
                                 <w:rPr>
-                                  <w:rFonts w:ascii="Cambria Math" w:hAnsi="Cambria Math"/>
+                                  <w:rFonts w:ascii="Cambria Math" w:hAnsi="Cambria Math" w:cs="Cambria Math" w:eastAsia="宋体" w:hint="default"/>
                                   <w:sz w:val="24"/>
+                                  <w:color w:val="000000"/>
+                                  <w:outline w:val="0"/>
+                                  <w:shadow w:val="0"/>
+                                  <w:emboss w:val="0"/>
+                                  <w:imprint w:val="0"/>
                                 </w:rPr>
                                 <m:t>r</m:t>
                               </m:r>
@@ -2069,8 +2716,13 @@
                               <m:r>
                                 <m:rPr/>
                                 <w:rPr>
-                                  <w:rFonts w:ascii="Cambria Math" w:hAnsi="Cambria Math"/>
+                                  <w:rFonts w:ascii="Cambria Math" w:hAnsi="Cambria Math" w:cs="Cambria Math" w:eastAsia="宋体" w:hint="default"/>
                                   <w:sz w:val="24"/>
+                                  <w:color w:val="000000"/>
+                                  <w:outline w:val="0"/>
+                                  <w:shadow w:val="0"/>
+                                  <w:emboss w:val="0"/>
+                                  <w:imprint w:val="0"/>
                                 </w:rPr>
                                 <m:t>i</m:t>
                               </m:r>
@@ -2081,8 +2733,13 @@
                           <m:r>
                             <m:rPr/>
                             <w:rPr>
-                              <w:rFonts w:ascii="Cambria Math" w:hAnsi="Cambria Math"/>
+                              <w:rFonts w:ascii="Cambria Math" w:hAnsi="Cambria Math" w:cs="Cambria Math" w:eastAsia="宋体" w:hint="default"/>
                               <w:sz w:val="24"/>
+                              <w:color w:val="000000"/>
+                              <w:outline w:val="0"/>
+                              <w:shadow w:val="0"/>
+                              <w:emboss w:val="0"/>
+                              <w:imprint w:val="0"/>
                             </w:rPr>
                             <m:t>2</m:t>
                           </m:r>
@@ -2095,8 +2752,13 @@
                   <m:r>
                     <m:rPr/>
                     <w:rPr>
-                      <w:rFonts w:ascii="Cambria Math" w:hAnsi="Cambria Math"/>
+                      <w:rFonts w:ascii="Cambria Math" w:hAnsi="Cambria Math" w:cs="Cambria Math" w:eastAsia="宋体" w:hint="default"/>
                       <w:sz w:val="24"/>
+                      <w:color w:val="000000"/>
+                      <w:outline w:val="0"/>
+                      <w:shadow w:val="0"/>
+                      <w:emboss w:val="0"/>
+                      <w:imprint w:val="0"/>
                     </w:rPr>
                     <m:t>n</m:t>
                   </m:r>
@@ -2116,8 +2778,13 @@
         <w:ind w:left="0" w:leftChars="200" w:firstLine="0" w:right="0"/>
         <w:jc w:val="center"/>
         <w:rPr>
-          <w:rFonts w:hint="eastAsia" w:ascii="宋体" w:hAnsi="宋体"/>
+          <w:rFonts w:ascii="Times New Roman" w:hAnsi="Times New Roman" w:cs="Times New Roman" w:eastAsia="宋体" w:hint="default"/>
           <w:sz w:val="24"/>
+          <w:color w:val="000000"/>
+          <w:outline w:val="0"/>
+          <w:shadow w:val="0"/>
+          <w:emboss w:val="0"/>
+          <w:imprint w:val="0"/>
         </w:rPr>
         <w:snapToGrid w:val="0"/>
       </w:pPr>
@@ -2129,8 +2796,13 @@
               <m:r>
                 <m:rPr/>
                 <w:rPr>
-                  <w:rFonts w:ascii="Cambria Math" w:hAnsi="Cambria Math"/>
+                  <w:rFonts w:ascii="Cambria Math" w:hAnsi="Cambria Math" w:cs="Cambria Math" w:eastAsia="宋体" w:hint="default"/>
                   <w:sz w:val="24"/>
+                  <w:color w:val="000000"/>
+                  <w:outline w:val="0"/>
+                  <w:shadow w:val="0"/>
+                  <w:emboss w:val="0"/>
+                  <w:imprint w:val="0"/>
                 </w:rPr>
                 <m:t>δ</m:t>
               </m:r>
@@ -2139,8 +2811,13 @@
               <m:r>
                 <m:rPr/>
                 <w:rPr>
-                  <w:rFonts w:ascii="Cambria Math" w:hAnsi="Cambria Math"/>
+                  <w:rFonts w:ascii="Cambria Math" w:hAnsi="Cambria Math" w:cs="Cambria Math" w:eastAsia="宋体" w:hint="default"/>
                   <w:sz w:val="24"/>
+                  <w:color w:val="000000"/>
+                  <w:outline w:val="0"/>
+                  <w:shadow w:val="0"/>
+                  <w:emboss w:val="0"/>
+                  <w:imprint w:val="0"/>
                 </w:rPr>
                 <m:t>LF</m:t>
               </m:r>
@@ -2149,8 +2826,13 @@
           <m:r>
             <m:rPr/>
             <w:rPr>
-              <w:rFonts w:ascii="Cambria Math" w:hAnsi="Cambria Math"/>
+              <w:rFonts w:ascii="Cambria Math" w:hAnsi="Cambria Math" w:cs="Cambria Math" w:eastAsia="宋体" w:hint="default"/>
               <w:sz w:val="24"/>
+              <w:color w:val="000000"/>
+              <w:outline w:val="0"/>
+              <w:shadow w:val="0"/>
+              <w:emboss w:val="0"/>
+              <w:imprint w:val="0"/>
             </w:rPr>
             <m:t>=</m:t>
           </m:r>
@@ -2160,8 +2842,13 @@
               <m:r>
                 <m:rPr/>
                 <w:rPr>
-                  <w:rFonts w:ascii="Cambria Math" w:hAnsi="Cambria Math"/>
+                  <w:rFonts w:ascii="Cambria Math" w:hAnsi="Cambria Math" w:cs="Cambria Math" w:eastAsia="宋体" w:hint="default"/>
                   <w:sz w:val="24"/>
+                  <w:color w:val="000000"/>
+                  <w:outline w:val="0"/>
+                  <w:shadow w:val="0"/>
+                  <w:emboss w:val="0"/>
+                  <w:imprint w:val="0"/>
                 </w:rPr>
                 <m:t>max |</m:t>
               </m:r>
@@ -2171,8 +2858,13 @@
                   <m:r>
                     <m:rPr/>
                     <w:rPr>
-                      <w:rFonts w:ascii="Cambria Math" w:hAnsi="Cambria Math"/>
+                      <w:rFonts w:ascii="Cambria Math" w:hAnsi="Cambria Math" w:cs="Cambria Math" w:eastAsia="宋体" w:hint="default"/>
                       <w:sz w:val="24"/>
+                      <w:color w:val="000000"/>
+                      <w:outline w:val="0"/>
+                      <w:shadow w:val="0"/>
+                      <w:emboss w:val="0"/>
+                      <w:imprint w:val="0"/>
                     </w:rPr>
                     <m:t>r</m:t>
                   </m:r>
@@ -2181,8 +2873,13 @@
                   <m:r>
                     <m:rPr/>
                     <w:rPr>
-                      <w:rFonts w:ascii="Cambria Math" w:hAnsi="Cambria Math"/>
+                      <w:rFonts w:ascii="Cambria Math" w:hAnsi="Cambria Math" w:cs="Cambria Math" w:eastAsia="宋体" w:hint="default"/>
                       <w:sz w:val="24"/>
+                      <w:color w:val="000000"/>
+                      <w:outline w:val="0"/>
+                      <w:shadow w:val="0"/>
+                      <w:emboss w:val="0"/>
+                      <w:imprint w:val="0"/>
                     </w:rPr>
                     <m:t>i</m:t>
                   </m:r>
@@ -2191,8 +2888,13 @@
               <m:r>
                 <m:rPr/>
                 <w:rPr>
-                  <w:rFonts w:ascii="Cambria Math" w:hAnsi="Cambria Math"/>
+                  <w:rFonts w:ascii="Cambria Math" w:hAnsi="Cambria Math" w:cs="Cambria Math" w:eastAsia="宋体" w:hint="default"/>
                   <w:sz w:val="24"/>
+                  <w:color w:val="000000"/>
+                  <w:outline w:val="0"/>
+                  <w:shadow w:val="0"/>
+                  <w:emboss w:val="0"/>
+                  <w:imprint w:val="0"/>
                 </w:rPr>
                 <m:t>|</m:t>
               </m:r>
@@ -2201,8 +2903,13 @@
               <m:r>
                 <m:rPr/>
                 <w:rPr>
-                  <w:rFonts w:ascii="Cambria Math" w:hAnsi="Cambria Math"/>
+                  <w:rFonts w:ascii="Cambria Math" w:hAnsi="Cambria Math" w:cs="Cambria Math" w:eastAsia="宋体" w:hint="default"/>
                   <w:sz w:val="24"/>
+                  <w:color w:val="000000"/>
+                  <w:outline w:val="0"/>
+                  <w:shadow w:val="0"/>
+                  <w:emboss w:val="0"/>
+                  <w:imprint w:val="0"/>
                 </w:rPr>
                 <m:t>|a| (</m:t>
               </m:r>
@@ -2212,8 +2919,13 @@
                   <m:r>
                     <m:rPr/>
                     <w:rPr>
-                      <w:rFonts w:ascii="Cambria Math" w:hAnsi="Cambria Math"/>
+                      <w:rFonts w:ascii="Cambria Math" w:hAnsi="Cambria Math" w:cs="Cambria Math" w:eastAsia="宋体" w:hint="default"/>
                       <w:sz w:val="24"/>
+                      <w:color w:val="000000"/>
+                      <w:outline w:val="0"/>
+                      <w:shadow w:val="0"/>
+                      <w:emboss w:val="0"/>
+                      <w:imprint w:val="0"/>
                     </w:rPr>
                     <m:t>x</m:t>
                   </m:r>
@@ -2222,8 +2934,13 @@
                   <m:r>
                     <m:rPr/>
                     <w:rPr>
-                      <w:rFonts w:ascii="Cambria Math" w:hAnsi="Cambria Math"/>
+                      <w:rFonts w:ascii="Cambria Math" w:hAnsi="Cambria Math" w:cs="Cambria Math" w:eastAsia="宋体" w:hint="default"/>
                       <w:sz w:val="24"/>
+                      <w:color w:val="000000"/>
+                      <w:outline w:val="0"/>
+                      <w:shadow w:val="0"/>
+                      <w:emboss w:val="0"/>
+                      <w:imprint w:val="0"/>
                     </w:rPr>
                     <m:t>max</m:t>
                   </m:r>
@@ -2232,8 +2949,13 @@
               <m:r>
                 <m:rPr/>
                 <w:rPr>
-                  <w:rFonts w:ascii="Cambria Math" w:hAnsi="Cambria Math"/>
+                  <w:rFonts w:ascii="Cambria Math" w:hAnsi="Cambria Math" w:cs="Cambria Math" w:eastAsia="宋体" w:hint="default"/>
                   <w:sz w:val="24"/>
+                  <w:color w:val="000000"/>
+                  <w:outline w:val="0"/>
+                  <w:shadow w:val="0"/>
+                  <w:emboss w:val="0"/>
+                  <w:imprint w:val="0"/>
                 </w:rPr>
                 <m:t>−</m:t>
               </m:r>
@@ -2243,8 +2965,13 @@
                   <m:r>
                     <m:rPr/>
                     <w:rPr>
-                      <w:rFonts w:ascii="Cambria Math" w:hAnsi="Cambria Math"/>
+                      <w:rFonts w:ascii="Cambria Math" w:hAnsi="Cambria Math" w:cs="Cambria Math" w:eastAsia="宋体" w:hint="default"/>
                       <w:sz w:val="24"/>
+                      <w:color w:val="000000"/>
+                      <w:outline w:val="0"/>
+                      <w:shadow w:val="0"/>
+                      <w:emboss w:val="0"/>
+                      <w:imprint w:val="0"/>
                     </w:rPr>
                     <m:t>x</m:t>
                   </m:r>
@@ -2253,8 +2980,13 @@
                   <m:r>
                     <m:rPr/>
                     <w:rPr>
-                      <w:rFonts w:ascii="Cambria Math" w:hAnsi="Cambria Math"/>
+                      <w:rFonts w:ascii="Cambria Math" w:hAnsi="Cambria Math" w:cs="Cambria Math" w:eastAsia="宋体" w:hint="default"/>
                       <w:sz w:val="24"/>
+                      <w:color w:val="000000"/>
+                      <w:outline w:val="0"/>
+                      <w:shadow w:val="0"/>
+                      <w:emboss w:val="0"/>
+                      <w:imprint w:val="0"/>
                     </w:rPr>
                     <m:t>min</m:t>
                   </m:r>
@@ -2263,8 +2995,13 @@
               <m:r>
                 <m:rPr/>
                 <w:rPr>
-                  <w:rFonts w:ascii="Cambria Math" w:hAnsi="Cambria Math"/>
+                  <w:rFonts w:ascii="Cambria Math" w:hAnsi="Cambria Math" w:cs="Cambria Math" w:eastAsia="宋体" w:hint="default"/>
                   <w:sz w:val="24"/>
+                  <w:color w:val="000000"/>
+                  <w:outline w:val="0"/>
+                  <w:shadow w:val="0"/>
+                  <w:emboss w:val="0"/>
+                  <w:imprint w:val="0"/>
                 </w:rPr>
                 <m:t>)</m:t>
               </m:r>
@@ -2273,8 +3010,13 @@
           <m:r>
             <m:rPr/>
             <w:rPr>
-              <w:rFonts w:ascii="Cambria Math" w:hAnsi="Cambria Math"/>
+              <w:rFonts w:ascii="Cambria Math" w:hAnsi="Cambria Math" w:cs="Cambria Math" w:eastAsia="宋体" w:hint="default"/>
               <w:sz w:val="24"/>
+              <w:color w:val="000000"/>
+              <w:outline w:val="0"/>
+              <w:shadow w:val="0"/>
+              <w:emboss w:val="0"/>
+              <w:imprint w:val="0"/>
             </w:rPr>
             <m:t>× 100%</m:t>
           </m:r>
@@ -2293,9 +3035,14 @@
       </w:pPr>
       <w:r>
         <w:rPr>
-          <w:rFonts w:ascii="Noto Serif CJK SC" w:hAnsi="Noto Serif CJK SC" w:eastAsia="Noto Serif CJK SC" w:hint="eastAsia"/>
+          <w:rFonts w:ascii="Times New Roman" w:hAnsi="Times New Roman" w:cs="Times New Roman" w:eastAsia="宋体" w:hint="default"/>
           <w:b w:val="0"/>
           <w:sz w:val="24"/>
+          <w:color w:val="000000"/>
+          <w:outline w:val="0"/>
+          <w:shadow w:val="0"/>
+          <w:emboss w:val="0"/>
+          <w:imprint w:val="0"/>
         </w:rPr>
         <w:t>x为热源显示温度T（℃），y为输出电压U（mV）；斜率a的单位为mV/℃，截距b与残差r的单位为mV。n为测点数。非线性δLF的分子为最大绝对残差，分母为拟合直线在已测范围内的输出跨度，两者单位相同。本报告的%FS统一使用此拟合跨度作基准，不代表器件铭牌满量程。</w:t>
       </w:r>
@@ -2312,9 +3059,14 @@
       </w:pPr>
       <w:r>
         <w:rPr>
-          <w:rFonts w:ascii="Noto Serif CJK SC" w:hAnsi="Noto Serif CJK SC" w:eastAsia="Noto Serif CJK SC" w:hint="eastAsia"/>
+          <w:rFonts w:ascii="Times New Roman" w:hAnsi="Times New Roman" w:cs="Times New Roman" w:eastAsia="宋体" w:hint="default"/>
           <w:b w:val="0"/>
           <w:sz w:val="24"/>
+          <w:color w:val="000000"/>
+          <w:outline w:val="0"/>
+          <w:shadow w:val="0"/>
+          <w:emboss w:val="0"/>
+          <w:imprint w:val="0"/>
         </w:rPr>
         <w:t>最大绝对残差保留最不利测点的信息，用于计算非线性；RMSE利用全部测点，反映整体偏离程度。R²只说明线性趋势。含截距最小二乘残差的均值接近零，不能用它评价误差大小。</w:t>
       </w:r>
@@ -2331,9 +3083,14 @@
       </w:pPr>
       <w:r>
         <w:rPr>
-          <w:rFonts w:ascii="Noto Sans CJK SC" w:hAnsi="Noto Sans CJK SC" w:eastAsia="Noto Sans CJK SC" w:hint="eastAsia"/>
+          <w:rFonts w:ascii="Times New Roman" w:hAnsi="Times New Roman" w:cs="Times New Roman" w:eastAsia="黑体" w:hint="default"/>
           <w:b/>
           <w:sz w:val="24"/>
+          <w:color w:val="000000"/>
+          <w:outline w:val="0"/>
+          <w:shadow w:val="0"/>
+          <w:emboss w:val="0"/>
+          <w:imprint w:val="0"/>
         </w:rPr>
         <w:t>（二）原始数据、冷端补偿与特性拟合</w:t>
       </w:r>
@@ -2350,9 +3107,14 @@
       </w:pPr>
       <w:r>
         <w:rPr>
-          <w:rFonts w:ascii="Noto Serif CJK SC" w:hAnsi="Noto Serif CJK SC" w:eastAsia="Noto Serif CJK SC" w:hint="eastAsia"/>
+          <w:rFonts w:ascii="Times New Roman" w:hAnsi="Times New Roman" w:cs="Times New Roman" w:eastAsia="宋体" w:hint="default"/>
           <w:b w:val="0"/>
           <w:sz w:val="24"/>
+          <w:color w:val="000000"/>
+          <w:outline w:val="0"/>
+          <w:shadow w:val="0"/>
+          <w:emboss w:val="0"/>
+          <w:imprint w:val="0"/>
         </w:rPr>
         <w:t>扣除实测偏置、除以增益，再加上冷端对应热电势，得到相对0℃的热电势。温度换算采用NIST ITS-90 K型固定参考函数及其反解。</w:t>
       </w:r>
@@ -2366,8 +3128,13 @@
         <w:ind w:left="0" w:leftChars="200" w:firstLine="0" w:right="0"/>
         <w:jc w:val="center"/>
         <w:rPr>
-          <w:rFonts w:hint="eastAsia" w:ascii="宋体" w:hAnsi="宋体"/>
+          <w:rFonts w:ascii="Times New Roman" w:hAnsi="Times New Roman" w:cs="Times New Roman" w:eastAsia="宋体" w:hint="default"/>
           <w:sz w:val="24"/>
+          <w:color w:val="000000"/>
+          <w:outline w:val="0"/>
+          <w:shadow w:val="0"/>
+          <w:emboss w:val="0"/>
+          <w:imprint w:val="0"/>
         </w:rPr>
         <w:snapToGrid w:val="0"/>
       </w:pPr>
@@ -2379,8 +3146,13 @@
               <m:r>
                 <m:rPr/>
                 <w:rPr>
-                  <w:rFonts w:ascii="Cambria Math" w:hAnsi="Cambria Math"/>
+                  <w:rFonts w:ascii="Cambria Math" w:hAnsi="Cambria Math" w:cs="Cambria Math" w:eastAsia="宋体" w:hint="default"/>
                   <w:sz w:val="24"/>
+                  <w:color w:val="000000"/>
+                  <w:outline w:val="0"/>
+                  <w:shadow w:val="0"/>
+                  <w:emboss w:val="0"/>
+                  <w:imprint w:val="0"/>
                 </w:rPr>
                 <m:t>E</m:t>
               </m:r>
@@ -2389,8 +3161,13 @@
               <m:r>
                 <m:rPr/>
                 <w:rPr>
-                  <w:rFonts w:ascii="Cambria Math" w:hAnsi="Cambria Math"/>
+                  <w:rFonts w:ascii="Cambria Math" w:hAnsi="Cambria Math" w:cs="Cambria Math" w:eastAsia="宋体" w:hint="default"/>
                   <w:sz w:val="24"/>
+                  <w:color w:val="000000"/>
+                  <w:outline w:val="0"/>
+                  <w:shadow w:val="0"/>
+                  <w:emboss w:val="0"/>
+                  <w:imprint w:val="0"/>
                 </w:rPr>
                 <m:t>0</m:t>
               </m:r>
@@ -2399,8 +3176,13 @@
           <m:r>
             <m:rPr/>
             <w:rPr>
-              <w:rFonts w:ascii="Cambria Math" w:hAnsi="Cambria Math"/>
+              <w:rFonts w:ascii="Cambria Math" w:hAnsi="Cambria Math" w:cs="Cambria Math" w:eastAsia="宋体" w:hint="default"/>
               <w:sz w:val="24"/>
+              <w:color w:val="000000"/>
+              <w:outline w:val="0"/>
+              <w:shadow w:val="0"/>
+              <w:emboss w:val="0"/>
+              <w:imprint w:val="0"/>
             </w:rPr>
             <m:t>=</m:t>
           </m:r>
@@ -2410,8 +3192,13 @@
               <m:r>
                 <m:rPr/>
                 <w:rPr>
-                  <w:rFonts w:ascii="Cambria Math" w:hAnsi="Cambria Math"/>
+                  <w:rFonts w:ascii="Cambria Math" w:hAnsi="Cambria Math" w:cs="Cambria Math" w:eastAsia="宋体" w:hint="default"/>
                   <w:sz w:val="24"/>
+                  <w:color w:val="000000"/>
+                  <w:outline w:val="0"/>
+                  <w:shadow w:val="0"/>
+                  <w:emboss w:val="0"/>
+                  <w:imprint w:val="0"/>
                 </w:rPr>
                 <m:t>U − 1194</m:t>
               </m:r>
@@ -2420,8 +3207,13 @@
               <m:r>
                 <m:rPr/>
                 <w:rPr>
-                  <w:rFonts w:ascii="Cambria Math" w:hAnsi="Cambria Math"/>
+                  <w:rFonts w:ascii="Cambria Math" w:hAnsi="Cambria Math" w:cs="Cambria Math" w:eastAsia="宋体" w:hint="default"/>
                   <w:sz w:val="24"/>
+                  <w:color w:val="000000"/>
+                  <w:outline w:val="0"/>
+                  <w:shadow w:val="0"/>
+                  <w:emboss w:val="0"/>
+                  <w:imprint w:val="0"/>
                 </w:rPr>
                 <m:t>201</m:t>
               </m:r>
@@ -2430,8 +3222,13 @@
           <m:r>
             <m:rPr/>
             <w:rPr>
-              <w:rFonts w:ascii="Cambria Math" w:hAnsi="Cambria Math"/>
+              <w:rFonts w:ascii="Cambria Math" w:hAnsi="Cambria Math" w:cs="Cambria Math" w:eastAsia="宋体" w:hint="default"/>
               <w:sz w:val="24"/>
+              <w:color w:val="000000"/>
+              <w:outline w:val="0"/>
+              <w:shadow w:val="0"/>
+              <w:emboss w:val="0"/>
+              <w:imprint w:val="0"/>
             </w:rPr>
             <m:t>+</m:t>
           </m:r>
@@ -2441,8 +3238,13 @@
               <m:r>
                 <m:rPr/>
                 <w:rPr>
-                  <w:rFonts w:ascii="Cambria Math" w:hAnsi="Cambria Math"/>
+                  <w:rFonts w:ascii="Cambria Math" w:hAnsi="Cambria Math" w:cs="Cambria Math" w:eastAsia="宋体" w:hint="default"/>
                   <w:sz w:val="24"/>
+                  <w:color w:val="000000"/>
+                  <w:outline w:val="0"/>
+                  <w:shadow w:val="0"/>
+                  <w:emboss w:val="0"/>
+                  <w:imprint w:val="0"/>
                 </w:rPr>
                 <m:t>E</m:t>
               </m:r>
@@ -2451,8 +3253,13 @@
               <m:r>
                 <m:rPr/>
                 <w:rPr>
-                  <w:rFonts w:ascii="Cambria Math" w:hAnsi="Cambria Math"/>
+                  <w:rFonts w:ascii="Cambria Math" w:hAnsi="Cambria Math" w:cs="Cambria Math" w:eastAsia="宋体" w:hint="default"/>
                   <w:sz w:val="24"/>
+                  <w:color w:val="000000"/>
+                  <w:outline w:val="0"/>
+                  <w:shadow w:val="0"/>
+                  <w:emboss w:val="0"/>
+                  <w:imprint w:val="0"/>
                 </w:rPr>
                 <m:t>K</m:t>
               </m:r>
@@ -2461,8 +3268,13 @@
           <m:r>
             <m:rPr/>
             <w:rPr>
-              <w:rFonts w:ascii="Cambria Math" w:hAnsi="Cambria Math"/>
+              <w:rFonts w:ascii="Cambria Math" w:hAnsi="Cambria Math" w:cs="Cambria Math" w:eastAsia="宋体" w:hint="default"/>
               <w:sz w:val="24"/>
+              <w:color w:val="000000"/>
+              <w:outline w:val="0"/>
+              <w:shadow w:val="0"/>
+              <w:emboss w:val="0"/>
+              <w:imprint w:val="0"/>
             </w:rPr>
             <m:t>(</m:t>
           </m:r>
@@ -2472,8 +3284,13 @@
               <m:r>
                 <m:rPr/>
                 <w:rPr>
-                  <w:rFonts w:ascii="Cambria Math" w:hAnsi="Cambria Math"/>
+                  <w:rFonts w:ascii="Cambria Math" w:hAnsi="Cambria Math" w:cs="Cambria Math" w:eastAsia="宋体" w:hint="default"/>
                   <w:sz w:val="24"/>
+                  <w:color w:val="000000"/>
+                  <w:outline w:val="0"/>
+                  <w:shadow w:val="0"/>
+                  <w:emboss w:val="0"/>
+                  <w:imprint w:val="0"/>
                 </w:rPr>
                 <m:t>T</m:t>
               </m:r>
@@ -2482,8 +3299,13 @@
               <m:r>
                 <m:rPr/>
                 <w:rPr>
-                  <w:rFonts w:ascii="Cambria Math" w:hAnsi="Cambria Math"/>
+                  <w:rFonts w:ascii="Cambria Math" w:hAnsi="Cambria Math" w:cs="Cambria Math" w:eastAsia="宋体" w:hint="default"/>
                   <w:sz w:val="24"/>
+                  <w:color w:val="000000"/>
+                  <w:outline w:val="0"/>
+                  <w:shadow w:val="0"/>
+                  <w:emboss w:val="0"/>
+                  <w:imprint w:val="0"/>
                 </w:rPr>
                 <m:t>c</m:t>
               </m:r>
@@ -2492,8 +3314,13 @@
           <m:r>
             <m:rPr/>
             <w:rPr>
-              <w:rFonts w:ascii="Cambria Math" w:hAnsi="Cambria Math"/>
+              <w:rFonts w:ascii="Cambria Math" w:hAnsi="Cambria Math" w:cs="Cambria Math" w:eastAsia="宋体" w:hint="default"/>
               <w:sz w:val="24"/>
+              <w:color w:val="000000"/>
+              <w:outline w:val="0"/>
+              <w:shadow w:val="0"/>
+              <w:emboss w:val="0"/>
+              <w:imprint w:val="0"/>
             </w:rPr>
             <m:t>)</m:t>
           </m:r>
@@ -2509,8 +3336,13 @@
         <w:ind w:left="0" w:leftChars="200" w:firstLine="0" w:right="0"/>
         <w:jc w:val="center"/>
         <w:rPr>
-          <w:rFonts w:hint="eastAsia" w:ascii="宋体" w:hAnsi="宋体"/>
+          <w:rFonts w:ascii="Times New Roman" w:hAnsi="Times New Roman" w:cs="Times New Roman" w:eastAsia="宋体" w:hint="default"/>
           <w:sz w:val="24"/>
+          <w:color w:val="000000"/>
+          <w:outline w:val="0"/>
+          <w:shadow w:val="0"/>
+          <w:emboss w:val="0"/>
+          <w:imprint w:val="0"/>
         </w:rPr>
         <w:snapToGrid w:val="0"/>
       </w:pPr>
@@ -2522,8 +3354,13 @@
               <m:r>
                 <m:rPr/>
                 <w:rPr>
-                  <w:rFonts w:ascii="Cambria Math" w:hAnsi="Cambria Math"/>
+                  <w:rFonts w:ascii="Cambria Math" w:hAnsi="Cambria Math" w:cs="Cambria Math" w:eastAsia="宋体" w:hint="default"/>
                   <w:sz w:val="24"/>
+                  <w:color w:val="000000"/>
+                  <w:outline w:val="0"/>
+                  <w:shadow w:val="0"/>
+                  <w:emboss w:val="0"/>
+                  <w:imprint w:val="0"/>
                 </w:rPr>
                 <m:t>T</m:t>
               </m:r>
@@ -2532,8 +3369,13 @@
               <m:r>
                 <m:rPr/>
                 <w:rPr>
-                  <w:rFonts w:ascii="Cambria Math" w:hAnsi="Cambria Math"/>
+                  <w:rFonts w:ascii="Cambria Math" w:hAnsi="Cambria Math" w:cs="Cambria Math" w:eastAsia="宋体" w:hint="default"/>
                   <w:sz w:val="24"/>
+                  <w:color w:val="000000"/>
+                  <w:outline w:val="0"/>
+                  <w:shadow w:val="0"/>
+                  <w:emboss w:val="0"/>
+                  <w:imprint w:val="0"/>
                 </w:rPr>
                 <m:t>0</m:t>
               </m:r>
@@ -2542,8 +3384,13 @@
           <m:r>
             <m:rPr/>
             <w:rPr>
-              <w:rFonts w:ascii="Cambria Math" w:hAnsi="Cambria Math"/>
+              <w:rFonts w:ascii="Cambria Math" w:hAnsi="Cambria Math" w:cs="Cambria Math" w:eastAsia="宋体" w:hint="default"/>
               <w:sz w:val="24"/>
+              <w:color w:val="000000"/>
+              <w:outline w:val="0"/>
+              <w:shadow w:val="0"/>
+              <w:emboss w:val="0"/>
+              <w:imprint w:val="0"/>
             </w:rPr>
             <m:t>=</m:t>
           </m:r>
@@ -2556,8 +3403,13 @@
                   <m:r>
                     <m:rPr/>
                     <w:rPr>
-                      <w:rFonts w:ascii="Cambria Math" w:hAnsi="Cambria Math"/>
+                      <w:rFonts w:ascii="Cambria Math" w:hAnsi="Cambria Math" w:cs="Cambria Math" w:eastAsia="宋体" w:hint="default"/>
                       <w:sz w:val="24"/>
+                      <w:color w:val="000000"/>
+                      <w:outline w:val="0"/>
+                      <w:shadow w:val="0"/>
+                      <w:emboss w:val="0"/>
+                      <w:imprint w:val="0"/>
                     </w:rPr>
                     <m:t>E</m:t>
                   </m:r>
@@ -2566,8 +3418,13 @@
                   <m:r>
                     <m:rPr/>
                     <w:rPr>
-                      <w:rFonts w:ascii="Cambria Math" w:hAnsi="Cambria Math"/>
+                      <w:rFonts w:ascii="Cambria Math" w:hAnsi="Cambria Math" w:cs="Cambria Math" w:eastAsia="宋体" w:hint="default"/>
                       <w:sz w:val="24"/>
+                      <w:color w:val="000000"/>
+                      <w:outline w:val="0"/>
+                      <w:shadow w:val="0"/>
+                      <w:emboss w:val="0"/>
+                      <w:imprint w:val="0"/>
                     </w:rPr>
                     <m:t>K</m:t>
                   </m:r>
@@ -2578,8 +3435,13 @@
               <m:r>
                 <m:rPr/>
                 <w:rPr>
-                  <w:rFonts w:ascii="Cambria Math" w:hAnsi="Cambria Math"/>
+                  <w:rFonts w:ascii="Cambria Math" w:hAnsi="Cambria Math" w:cs="Cambria Math" w:eastAsia="宋体" w:hint="default"/>
                   <w:sz w:val="24"/>
+                  <w:color w:val="000000"/>
+                  <w:outline w:val="0"/>
+                  <w:shadow w:val="0"/>
+                  <w:emboss w:val="0"/>
+                  <w:imprint w:val="0"/>
                 </w:rPr>
                 <m:t>−1</m:t>
               </m:r>
@@ -2588,8 +3450,13 @@
           <m:r>
             <m:rPr/>
             <w:rPr>
-              <w:rFonts w:ascii="Cambria Math" w:hAnsi="Cambria Math"/>
+              <w:rFonts w:ascii="Cambria Math" w:hAnsi="Cambria Math" w:cs="Cambria Math" w:eastAsia="宋体" w:hint="default"/>
               <w:sz w:val="24"/>
+              <w:color w:val="000000"/>
+              <w:outline w:val="0"/>
+              <w:shadow w:val="0"/>
+              <w:emboss w:val="0"/>
+              <w:imprint w:val="0"/>
             </w:rPr>
             <m:t>(</m:t>
           </m:r>
@@ -2599,8 +3466,13 @@
               <m:r>
                 <m:rPr/>
                 <w:rPr>
-                  <w:rFonts w:ascii="Cambria Math" w:hAnsi="Cambria Math"/>
+                  <w:rFonts w:ascii="Cambria Math" w:hAnsi="Cambria Math" w:cs="Cambria Math" w:eastAsia="宋体" w:hint="default"/>
                   <w:sz w:val="24"/>
+                  <w:color w:val="000000"/>
+                  <w:outline w:val="0"/>
+                  <w:shadow w:val="0"/>
+                  <w:emboss w:val="0"/>
+                  <w:imprint w:val="0"/>
                 </w:rPr>
                 <m:t>E</m:t>
               </m:r>
@@ -2609,8 +3481,13 @@
               <m:r>
                 <m:rPr/>
                 <w:rPr>
-                  <w:rFonts w:ascii="Cambria Math" w:hAnsi="Cambria Math"/>
+                  <w:rFonts w:ascii="Cambria Math" w:hAnsi="Cambria Math" w:cs="Cambria Math" w:eastAsia="宋体" w:hint="default"/>
                   <w:sz w:val="24"/>
+                  <w:color w:val="000000"/>
+                  <w:outline w:val="0"/>
+                  <w:shadow w:val="0"/>
+                  <w:emboss w:val="0"/>
+                  <w:imprint w:val="0"/>
                 </w:rPr>
                 <m:t>0</m:t>
               </m:r>
@@ -2619,8 +3496,13 @@
           <m:r>
             <m:rPr/>
             <w:rPr>
-              <w:rFonts w:ascii="Cambria Math" w:hAnsi="Cambria Math"/>
+              <w:rFonts w:ascii="Cambria Math" w:hAnsi="Cambria Math" w:cs="Cambria Math" w:eastAsia="宋体" w:hint="default"/>
               <w:sz w:val="24"/>
+              <w:color w:val="000000"/>
+              <w:outline w:val="0"/>
+              <w:shadow w:val="0"/>
+              <w:emboss w:val="0"/>
+              <w:imprint w:val="0"/>
             </w:rPr>
             <m:t>)；</m:t>
           </m:r>
@@ -2630,8 +3512,13 @@
               <m:r>
                 <m:rPr/>
                 <w:rPr>
-                  <w:rFonts w:ascii="Cambria Math" w:hAnsi="Cambria Math"/>
+                  <w:rFonts w:ascii="Cambria Math" w:hAnsi="Cambria Math" w:cs="Cambria Math" w:eastAsia="宋体" w:hint="default"/>
                   <w:sz w:val="24"/>
+                  <w:color w:val="000000"/>
+                  <w:outline w:val="0"/>
+                  <w:shadow w:val="0"/>
+                  <w:emboss w:val="0"/>
+                  <w:imprint w:val="0"/>
                 </w:rPr>
                 <m:t>e</m:t>
               </m:r>
@@ -2640,8 +3527,13 @@
               <m:r>
                 <m:rPr/>
                 <w:rPr>
-                  <w:rFonts w:ascii="Cambria Math" w:hAnsi="Cambria Math"/>
+                  <w:rFonts w:ascii="Cambria Math" w:hAnsi="Cambria Math" w:cs="Cambria Math" w:eastAsia="宋体" w:hint="default"/>
                   <w:sz w:val="24"/>
+                  <w:color w:val="000000"/>
+                  <w:outline w:val="0"/>
+                  <w:shadow w:val="0"/>
+                  <w:emboss w:val="0"/>
+                  <w:imprint w:val="0"/>
                 </w:rPr>
                 <m:t>0</m:t>
               </m:r>
@@ -2650,8 +3542,13 @@
           <m:r>
             <m:rPr/>
             <w:rPr>
-              <w:rFonts w:ascii="Cambria Math" w:hAnsi="Cambria Math"/>
+              <w:rFonts w:ascii="Cambria Math" w:hAnsi="Cambria Math" w:cs="Cambria Math" w:eastAsia="宋体" w:hint="default"/>
               <w:sz w:val="24"/>
+              <w:color w:val="000000"/>
+              <w:outline w:val="0"/>
+              <w:shadow w:val="0"/>
+              <w:emboss w:val="0"/>
+              <w:imprint w:val="0"/>
             </w:rPr>
             <m:t>=</m:t>
           </m:r>
@@ -2661,8 +3558,13 @@
               <m:r>
                 <m:rPr/>
                 <w:rPr>
-                  <w:rFonts w:ascii="Cambria Math" w:hAnsi="Cambria Math"/>
+                  <w:rFonts w:ascii="Cambria Math" w:hAnsi="Cambria Math" w:cs="Cambria Math" w:eastAsia="宋体" w:hint="default"/>
                   <w:sz w:val="24"/>
+                  <w:color w:val="000000"/>
+                  <w:outline w:val="0"/>
+                  <w:shadow w:val="0"/>
+                  <w:emboss w:val="0"/>
+                  <w:imprint w:val="0"/>
                 </w:rPr>
                 <m:t>T</m:t>
               </m:r>
@@ -2671,8 +3573,13 @@
               <m:r>
                 <m:rPr/>
                 <w:rPr>
-                  <w:rFonts w:ascii="Cambria Math" w:hAnsi="Cambria Math"/>
+                  <w:rFonts w:ascii="Cambria Math" w:hAnsi="Cambria Math" w:cs="Cambria Math" w:eastAsia="宋体" w:hint="default"/>
                   <w:sz w:val="24"/>
+                  <w:color w:val="000000"/>
+                  <w:outline w:val="0"/>
+                  <w:shadow w:val="0"/>
+                  <w:emboss w:val="0"/>
+                  <w:imprint w:val="0"/>
                 </w:rPr>
                 <m:t>0</m:t>
               </m:r>
@@ -2681,8 +3588,13 @@
           <m:r>
             <m:rPr/>
             <w:rPr>
-              <w:rFonts w:ascii="Cambria Math" w:hAnsi="Cambria Math"/>
+              <w:rFonts w:ascii="Cambria Math" w:hAnsi="Cambria Math" w:cs="Cambria Math" w:eastAsia="宋体" w:hint="default"/>
               <w:sz w:val="24"/>
+              <w:color w:val="000000"/>
+              <w:outline w:val="0"/>
+              <w:shadow w:val="0"/>
+              <w:emboss w:val="0"/>
+              <w:imprint w:val="0"/>
             </w:rPr>
             <m:t>− T</m:t>
           </m:r>
@@ -2701,9 +3613,14 @@
       </w:pPr>
       <w:r>
         <w:rPr>
-          <w:rFonts w:ascii="Noto Serif CJK SC" w:hAnsi="Noto Serif CJK SC" w:eastAsia="Noto Serif CJK SC" w:hint="eastAsia"/>
+          <w:rFonts w:ascii="Times New Roman" w:hAnsi="Times New Roman" w:cs="Times New Roman" w:eastAsia="宋体" w:hint="default"/>
           <w:b w:val="0"/>
           <w:sz w:val="24"/>
+          <w:color w:val="000000"/>
+          <w:outline w:val="0"/>
+          <w:shadow w:val="0"/>
+          <w:emboss w:val="0"/>
+          <w:imprint w:val="0"/>
         </w:rPr>
         <w:t>式中电压、热电势均以mV计，温度均以℃计；T为热源显示值，Tc为冷端温度。以30℃点为例，冷端热电势E(29.5℃)=1.182932 mV，E₀=(1202−1194)/201+1.182932=1.222733 mV，反解T₀=30.478℃，误差为+0.478℃。</w:t>
       </w:r>
@@ -2720,9 +3637,14 @@
       </w:pPr>
       <w:r>
         <w:rPr>
-          <w:rFonts w:ascii="Noto Serif CJK SC" w:hAnsi="Noto Serif CJK SC" w:eastAsia="Noto Serif CJK SC" w:hint="eastAsia"/>
+          <w:rFonts w:ascii="Times New Roman" w:hAnsi="Times New Roman" w:cs="Times New Roman" w:eastAsia="黑体" w:hint="default"/>
           <w:b/>
           <w:sz w:val="22"/>
+          <w:color w:val="000000"/>
+          <w:outline w:val="0"/>
+          <w:shadow w:val="0"/>
+          <w:emboss w:val="0"/>
+          <w:imprint w:val="0"/>
         </w:rPr>
         <w:t>表1　热电偶原始数据及温度换算结果</w:t>
       </w:r>
@@ -2780,9 +3702,14 @@
             </w:pPr>
             <w:r>
               <w:rPr>
-                <w:rFonts w:ascii="Noto Sans CJK SC" w:hAnsi="Noto Sans CJK SC" w:eastAsia="Noto Sans CJK SC" w:hint="eastAsia"/>
+                <w:rFonts w:ascii="Times New Roman" w:hAnsi="Times New Roman" w:cs="Times New Roman" w:eastAsia="黑体" w:hint="default"/>
                 <w:b/>
                 <w:sz w:val="21"/>
+                <w:color w:val="000000"/>
+                <w:outline w:val="0"/>
+                <w:shadow w:val="0"/>
+                <w:emboss w:val="0"/>
+                <w:imprint w:val="0"/>
               </w:rPr>
               <w:t>热源T</w:t>
               <w:br/>
@@ -2808,9 +3735,14 @@
             </w:pPr>
             <w:r>
               <w:rPr>
-                <w:rFonts w:ascii="Noto Sans CJK SC" w:hAnsi="Noto Sans CJK SC" w:eastAsia="Noto Sans CJK SC" w:hint="eastAsia"/>
+                <w:rFonts w:ascii="Times New Roman" w:hAnsi="Times New Roman" w:cs="Times New Roman" w:eastAsia="黑体" w:hint="default"/>
                 <w:b/>
                 <w:sz w:val="21"/>
+                <w:color w:val="000000"/>
+                <w:outline w:val="0"/>
+                <w:shadow w:val="0"/>
+                <w:emboss w:val="0"/>
+                <w:imprint w:val="0"/>
               </w:rPr>
               <w:t>冷端Tc</w:t>
               <w:br/>
@@ -2836,9 +3768,14 @@
             </w:pPr>
             <w:r>
               <w:rPr>
-                <w:rFonts w:ascii="Noto Sans CJK SC" w:hAnsi="Noto Sans CJK SC" w:eastAsia="Noto Sans CJK SC" w:hint="eastAsia"/>
+                <w:rFonts w:ascii="Times New Roman" w:hAnsi="Times New Roman" w:cs="Times New Roman" w:eastAsia="黑体" w:hint="default"/>
                 <w:b/>
                 <w:sz w:val="21"/>
+                <w:color w:val="000000"/>
+                <w:outline w:val="0"/>
+                <w:shadow w:val="0"/>
+                <w:emboss w:val="0"/>
+                <w:imprint w:val="0"/>
               </w:rPr>
               <w:t>输出U</w:t>
               <w:br/>
@@ -2864,9 +3801,14 @@
             </w:pPr>
             <w:r>
               <w:rPr>
-                <w:rFonts w:ascii="Noto Sans CJK SC" w:hAnsi="Noto Sans CJK SC" w:eastAsia="Noto Sans CJK SC" w:hint="eastAsia"/>
+                <w:rFonts w:ascii="Times New Roman" w:hAnsi="Times New Roman" w:cs="Times New Roman" w:eastAsia="黑体" w:hint="default"/>
                 <w:b/>
                 <w:sz w:val="21"/>
+                <w:color w:val="000000"/>
+                <w:outline w:val="0"/>
+                <w:shadow w:val="0"/>
+                <w:emboss w:val="0"/>
+                <w:imprint w:val="0"/>
               </w:rPr>
               <w:t>换算T₀</w:t>
               <w:br/>
@@ -2892,9 +3834,14 @@
             </w:pPr>
             <w:r>
               <w:rPr>
-                <w:rFonts w:ascii="Noto Sans CJK SC" w:hAnsi="Noto Sans CJK SC" w:eastAsia="Noto Sans CJK SC" w:hint="eastAsia"/>
+                <w:rFonts w:ascii="Times New Roman" w:hAnsi="Times New Roman" w:cs="Times New Roman" w:eastAsia="黑体" w:hint="default"/>
                 <w:b/>
                 <w:sz w:val="21"/>
+                <w:color w:val="000000"/>
+                <w:outline w:val="0"/>
+                <w:shadow w:val="0"/>
+                <w:emboss w:val="0"/>
+                <w:imprint w:val="0"/>
               </w:rPr>
               <w:t>误差e₀</w:t>
               <w:br/>
@@ -2920,9 +3867,14 @@
             </w:pPr>
             <w:r>
               <w:rPr>
-                <w:rFonts w:ascii="Noto Sans CJK SC" w:hAnsi="Noto Sans CJK SC" w:eastAsia="Noto Sans CJK SC" w:hint="eastAsia"/>
+                <w:rFonts w:ascii="Times New Roman" w:hAnsi="Times New Roman" w:cs="Times New Roman" w:eastAsia="黑体" w:hint="default"/>
                 <w:b/>
                 <w:sz w:val="21"/>
+                <w:color w:val="000000"/>
+                <w:outline w:val="0"/>
+                <w:shadow w:val="0"/>
+                <w:emboss w:val="0"/>
+                <w:imprint w:val="0"/>
               </w:rPr>
               <w:t>校正T校</w:t>
               <w:br/>
@@ -2948,9 +3900,14 @@
             </w:pPr>
             <w:r>
               <w:rPr>
-                <w:rFonts w:ascii="Noto Sans CJK SC" w:hAnsi="Noto Sans CJK SC" w:eastAsia="Noto Sans CJK SC" w:hint="eastAsia"/>
+                <w:rFonts w:ascii="Times New Roman" w:hAnsi="Times New Roman" w:cs="Times New Roman" w:eastAsia="黑体" w:hint="default"/>
                 <w:b/>
                 <w:sz w:val="21"/>
+                <w:color w:val="000000"/>
+                <w:outline w:val="0"/>
+                <w:shadow w:val="0"/>
+                <w:emboss w:val="0"/>
+                <w:imprint w:val="0"/>
               </w:rPr>
               <w:t>残差e校</w:t>
               <w:br/>
@@ -2980,9 +3937,14 @@
             </w:pPr>
             <w:r>
               <w:rPr>
-                <w:rFonts w:ascii="Noto Serif CJK SC" w:hAnsi="Noto Serif CJK SC" w:eastAsia="Noto Serif CJK SC" w:hint="eastAsia"/>
+                <w:rFonts w:ascii="Times New Roman" w:hAnsi="Times New Roman" w:cs="Times New Roman" w:eastAsia="宋体" w:hint="default"/>
                 <w:b w:val="0"/>
                 <w:sz w:val="21"/>
+                <w:color w:val="000000"/>
+                <w:outline w:val="0"/>
+                <w:shadow w:val="0"/>
+                <w:emboss w:val="0"/>
+                <w:imprint w:val="0"/>
               </w:rPr>
               <w:t>30</w:t>
             </w:r>
@@ -3005,9 +3967,14 @@
             </w:pPr>
             <w:r>
               <w:rPr>
-                <w:rFonts w:ascii="Noto Serif CJK SC" w:hAnsi="Noto Serif CJK SC" w:eastAsia="Noto Serif CJK SC" w:hint="eastAsia"/>
+                <w:rFonts w:ascii="Times New Roman" w:hAnsi="Times New Roman" w:cs="Times New Roman" w:eastAsia="宋体" w:hint="default"/>
                 <w:b w:val="0"/>
                 <w:sz w:val="21"/>
+                <w:color w:val="000000"/>
+                <w:outline w:val="0"/>
+                <w:shadow w:val="0"/>
+                <w:emboss w:val="0"/>
+                <w:imprint w:val="0"/>
               </w:rPr>
               <w:t>29.5</w:t>
             </w:r>
@@ -3030,9 +3997,14 @@
             </w:pPr>
             <w:r>
               <w:rPr>
-                <w:rFonts w:ascii="Noto Serif CJK SC" w:hAnsi="Noto Serif CJK SC" w:eastAsia="Noto Serif CJK SC" w:hint="eastAsia"/>
+                <w:rFonts w:ascii="Times New Roman" w:hAnsi="Times New Roman" w:cs="Times New Roman" w:eastAsia="宋体" w:hint="default"/>
                 <w:b w:val="0"/>
                 <w:sz w:val="21"/>
+                <w:color w:val="000000"/>
+                <w:outline w:val="0"/>
+                <w:shadow w:val="0"/>
+                <w:emboss w:val="0"/>
+                <w:imprint w:val="0"/>
               </w:rPr>
               <w:t>1202</w:t>
             </w:r>
@@ -3055,9 +4027,14 @@
             </w:pPr>
             <w:r>
               <w:rPr>
-                <w:rFonts w:ascii="Noto Serif CJK SC" w:hAnsi="Noto Serif CJK SC" w:eastAsia="Noto Serif CJK SC" w:hint="eastAsia"/>
+                <w:rFonts w:ascii="Times New Roman" w:hAnsi="Times New Roman" w:cs="Times New Roman" w:eastAsia="宋体" w:hint="default"/>
                 <w:b w:val="0"/>
                 <w:sz w:val="21"/>
+                <w:color w:val="000000"/>
+                <w:outline w:val="0"/>
+                <w:shadow w:val="0"/>
+                <w:emboss w:val="0"/>
+                <w:imprint w:val="0"/>
               </w:rPr>
               <w:t>30.48</w:t>
             </w:r>
@@ -3080,9 +4057,14 @@
             </w:pPr>
             <w:r>
               <w:rPr>
-                <w:rFonts w:ascii="Noto Serif CJK SC" w:hAnsi="Noto Serif CJK SC" w:eastAsia="Noto Serif CJK SC" w:hint="eastAsia"/>
+                <w:rFonts w:ascii="Times New Roman" w:hAnsi="Times New Roman" w:cs="Times New Roman" w:eastAsia="宋体" w:hint="default"/>
                 <w:b w:val="0"/>
                 <w:sz w:val="21"/>
+                <w:color w:val="000000"/>
+                <w:outline w:val="0"/>
+                <w:shadow w:val="0"/>
+                <w:emboss w:val="0"/>
+                <w:imprint w:val="0"/>
               </w:rPr>
               <w:t>+0.48</w:t>
             </w:r>
@@ -3105,9 +4087,14 @@
             </w:pPr>
             <w:r>
               <w:rPr>
-                <w:rFonts w:ascii="Noto Serif CJK SC" w:hAnsi="Noto Serif CJK SC" w:eastAsia="Noto Serif CJK SC" w:hint="eastAsia"/>
+                <w:rFonts w:ascii="Times New Roman" w:hAnsi="Times New Roman" w:cs="Times New Roman" w:eastAsia="宋体" w:hint="default"/>
                 <w:b w:val="0"/>
                 <w:sz w:val="21"/>
+                <w:color w:val="000000"/>
+                <w:outline w:val="0"/>
+                <w:shadow w:val="0"/>
+                <w:emboss w:val="0"/>
+                <w:imprint w:val="0"/>
               </w:rPr>
               <w:t>30.35</w:t>
             </w:r>
@@ -3130,9 +4117,14 @@
             </w:pPr>
             <w:r>
               <w:rPr>
-                <w:rFonts w:ascii="Noto Serif CJK SC" w:hAnsi="Noto Serif CJK SC" w:eastAsia="Noto Serif CJK SC" w:hint="eastAsia"/>
+                <w:rFonts w:ascii="Times New Roman" w:hAnsi="Times New Roman" w:cs="Times New Roman" w:eastAsia="宋体" w:hint="default"/>
                 <w:b w:val="0"/>
                 <w:sz w:val="21"/>
+                <w:color w:val="000000"/>
+                <w:outline w:val="0"/>
+                <w:shadow w:val="0"/>
+                <w:emboss w:val="0"/>
+                <w:imprint w:val="0"/>
               </w:rPr>
               <w:t>+0.35</w:t>
             </w:r>
@@ -3160,9 +4152,14 @@
             </w:pPr>
             <w:r>
               <w:rPr>
-                <w:rFonts w:ascii="Noto Serif CJK SC" w:hAnsi="Noto Serif CJK SC" w:eastAsia="Noto Serif CJK SC" w:hint="eastAsia"/>
+                <w:rFonts w:ascii="Times New Roman" w:hAnsi="Times New Roman" w:cs="Times New Roman" w:eastAsia="宋体" w:hint="default"/>
                 <w:b w:val="0"/>
                 <w:sz w:val="21"/>
+                <w:color w:val="000000"/>
+                <w:outline w:val="0"/>
+                <w:shadow w:val="0"/>
+                <w:emboss w:val="0"/>
+                <w:imprint w:val="0"/>
               </w:rPr>
               <w:t>35</w:t>
             </w:r>
@@ -3185,9 +4182,14 @@
             </w:pPr>
             <w:r>
               <w:rPr>
-                <w:rFonts w:ascii="Noto Serif CJK SC" w:hAnsi="Noto Serif CJK SC" w:eastAsia="Noto Serif CJK SC" w:hint="eastAsia"/>
+                <w:rFonts w:ascii="Times New Roman" w:hAnsi="Times New Roman" w:cs="Times New Roman" w:eastAsia="宋体" w:hint="default"/>
                 <w:b w:val="0"/>
                 <w:sz w:val="21"/>
+                <w:color w:val="000000"/>
+                <w:outline w:val="0"/>
+                <w:shadow w:val="0"/>
+                <w:emboss w:val="0"/>
+                <w:imprint w:val="0"/>
               </w:rPr>
               <w:t>29.4</w:t>
             </w:r>
@@ -3210,9 +4212,14 @@
             </w:pPr>
             <w:r>
               <w:rPr>
-                <w:rFonts w:ascii="Noto Serif CJK SC" w:hAnsi="Noto Serif CJK SC" w:eastAsia="Noto Serif CJK SC" w:hint="eastAsia"/>
+                <w:rFonts w:ascii="Times New Roman" w:hAnsi="Times New Roman" w:cs="Times New Roman" w:eastAsia="宋体" w:hint="default"/>
                 <w:b w:val="0"/>
                 <w:sz w:val="21"/>
+                <w:color w:val="000000"/>
+                <w:outline w:val="0"/>
+                <w:shadow w:val="0"/>
+                <w:emboss w:val="0"/>
+                <w:imprint w:val="0"/>
               </w:rPr>
               <w:t>1240</w:t>
             </w:r>
@@ -3235,9 +4242,14 @@
             </w:pPr>
             <w:r>
               <w:rPr>
-                <w:rFonts w:ascii="Noto Serif CJK SC" w:hAnsi="Noto Serif CJK SC" w:eastAsia="Noto Serif CJK SC" w:hint="eastAsia"/>
+                <w:rFonts w:ascii="Times New Roman" w:hAnsi="Times New Roman" w:cs="Times New Roman" w:eastAsia="宋体" w:hint="default"/>
                 <w:b w:val="0"/>
                 <w:sz w:val="21"/>
+                <w:color w:val="000000"/>
+                <w:outline w:val="0"/>
+                <w:shadow w:val="0"/>
+                <w:emboss w:val="0"/>
+                <w:imprint w:val="0"/>
               </w:rPr>
               <w:t>35.01</w:t>
             </w:r>
@@ -3260,9 +4272,14 @@
             </w:pPr>
             <w:r>
               <w:rPr>
-                <w:rFonts w:ascii="Noto Serif CJK SC" w:hAnsi="Noto Serif CJK SC" w:eastAsia="Noto Serif CJK SC" w:hint="eastAsia"/>
+                <w:rFonts w:ascii="Times New Roman" w:hAnsi="Times New Roman" w:cs="Times New Roman" w:eastAsia="宋体" w:hint="default"/>
                 <w:b w:val="0"/>
                 <w:sz w:val="21"/>
+                <w:color w:val="000000"/>
+                <w:outline w:val="0"/>
+                <w:shadow w:val="0"/>
+                <w:emboss w:val="0"/>
+                <w:imprint w:val="0"/>
               </w:rPr>
               <w:t>+0.01</w:t>
             </w:r>
@@ -3285,9 +4302,14 @@
             </w:pPr>
             <w:r>
               <w:rPr>
-                <w:rFonts w:ascii="Noto Serif CJK SC" w:hAnsi="Noto Serif CJK SC" w:eastAsia="Noto Serif CJK SC" w:hint="eastAsia"/>
+                <w:rFonts w:ascii="Times New Roman" w:hAnsi="Times New Roman" w:cs="Times New Roman" w:eastAsia="宋体" w:hint="default"/>
                 <w:b w:val="0"/>
                 <w:sz w:val="21"/>
+                <w:color w:val="000000"/>
+                <w:outline w:val="0"/>
+                <w:shadow w:val="0"/>
+                <w:emboss w:val="0"/>
+                <w:imprint w:val="0"/>
               </w:rPr>
               <w:t>34.85</w:t>
             </w:r>
@@ -3310,9 +4332,14 @@
             </w:pPr>
             <w:r>
               <w:rPr>
-                <w:rFonts w:ascii="Noto Serif CJK SC" w:hAnsi="Noto Serif CJK SC" w:eastAsia="Noto Serif CJK SC" w:hint="eastAsia"/>
+                <w:rFonts w:ascii="Times New Roman" w:hAnsi="Times New Roman" w:cs="Times New Roman" w:eastAsia="宋体" w:hint="default"/>
                 <w:b w:val="0"/>
                 <w:sz w:val="21"/>
+                <w:color w:val="000000"/>
+                <w:outline w:val="0"/>
+                <w:shadow w:val="0"/>
+                <w:emboss w:val="0"/>
+                <w:imprint w:val="0"/>
               </w:rPr>
               <w:t>-0.15</w:t>
             </w:r>
@@ -3340,9 +4367,14 @@
             </w:pPr>
             <w:r>
               <w:rPr>
-                <w:rFonts w:ascii="Noto Serif CJK SC" w:hAnsi="Noto Serif CJK SC" w:eastAsia="Noto Serif CJK SC" w:hint="eastAsia"/>
+                <w:rFonts w:ascii="Times New Roman" w:hAnsi="Times New Roman" w:cs="Times New Roman" w:eastAsia="宋体" w:hint="default"/>
                 <w:b w:val="0"/>
                 <w:sz w:val="21"/>
+                <w:color w:val="000000"/>
+                <w:outline w:val="0"/>
+                <w:shadow w:val="0"/>
+                <w:emboss w:val="0"/>
+                <w:imprint w:val="0"/>
               </w:rPr>
               <w:t>40</w:t>
             </w:r>
@@ -3365,9 +4397,14 @@
             </w:pPr>
             <w:r>
               <w:rPr>
-                <w:rFonts w:ascii="Noto Serif CJK SC" w:hAnsi="Noto Serif CJK SC" w:eastAsia="Noto Serif CJK SC" w:hint="eastAsia"/>
+                <w:rFonts w:ascii="Times New Roman" w:hAnsi="Times New Roman" w:cs="Times New Roman" w:eastAsia="宋体" w:hint="default"/>
                 <w:b w:val="0"/>
                 <w:sz w:val="21"/>
+                <w:color w:val="000000"/>
+                <w:outline w:val="0"/>
+                <w:shadow w:val="0"/>
+                <w:emboss w:val="0"/>
+                <w:imprint w:val="0"/>
               </w:rPr>
               <w:t>29.4</w:t>
             </w:r>
@@ -3390,9 +4427,14 @@
             </w:pPr>
             <w:r>
               <w:rPr>
-                <w:rFonts w:ascii="Noto Serif CJK SC" w:hAnsi="Noto Serif CJK SC" w:eastAsia="Noto Serif CJK SC" w:hint="eastAsia"/>
+                <w:rFonts w:ascii="Times New Roman" w:hAnsi="Times New Roman" w:cs="Times New Roman" w:eastAsia="宋体" w:hint="default"/>
                 <w:b w:val="0"/>
                 <w:sz w:val="21"/>
+                <w:color w:val="000000"/>
+                <w:outline w:val="0"/>
+                <w:shadow w:val="0"/>
+                <w:emboss w:val="0"/>
+                <w:imprint w:val="0"/>
               </w:rPr>
               <w:t>1283</w:t>
             </w:r>
@@ -3415,9 +4457,14 @@
             </w:pPr>
             <w:r>
               <w:rPr>
-                <w:rFonts w:ascii="Noto Serif CJK SC" w:hAnsi="Noto Serif CJK SC" w:eastAsia="Noto Serif CJK SC" w:hint="eastAsia"/>
+                <w:rFonts w:ascii="Times New Roman" w:hAnsi="Times New Roman" w:cs="Times New Roman" w:eastAsia="宋体" w:hint="default"/>
                 <w:b w:val="0"/>
                 <w:sz w:val="21"/>
+                <w:color w:val="000000"/>
+                <w:outline w:val="0"/>
+                <w:shadow w:val="0"/>
+                <w:emboss w:val="0"/>
+                <w:imprint w:val="0"/>
               </w:rPr>
               <w:t>40.24</w:t>
             </w:r>
@@ -3440,9 +4487,14 @@
             </w:pPr>
             <w:r>
               <w:rPr>
-                <w:rFonts w:ascii="Noto Serif CJK SC" w:hAnsi="Noto Serif CJK SC" w:eastAsia="Noto Serif CJK SC" w:hint="eastAsia"/>
+                <w:rFonts w:ascii="Times New Roman" w:hAnsi="Times New Roman" w:cs="Times New Roman" w:eastAsia="宋体" w:hint="default"/>
                 <w:b w:val="0"/>
                 <w:sz w:val="21"/>
+                <w:color w:val="000000"/>
+                <w:outline w:val="0"/>
+                <w:shadow w:val="0"/>
+                <w:emboss w:val="0"/>
+                <w:imprint w:val="0"/>
               </w:rPr>
               <w:t>+0.24</w:t>
             </w:r>
@@ -3465,9 +4517,14 @@
             </w:pPr>
             <w:r>
               <w:rPr>
-                <w:rFonts w:ascii="Noto Serif CJK SC" w:hAnsi="Noto Serif CJK SC" w:eastAsia="Noto Serif CJK SC" w:hint="eastAsia"/>
+                <w:rFonts w:ascii="Times New Roman" w:hAnsi="Times New Roman" w:cs="Times New Roman" w:eastAsia="宋体" w:hint="default"/>
                 <w:b w:val="0"/>
                 <w:sz w:val="21"/>
+                <w:color w:val="000000"/>
+                <w:outline w:val="0"/>
+                <w:shadow w:val="0"/>
+                <w:emboss w:val="0"/>
+                <w:imprint w:val="0"/>
               </w:rPr>
               <w:t>40.04</w:t>
             </w:r>
@@ -3490,9 +4547,14 @@
             </w:pPr>
             <w:r>
               <w:rPr>
-                <w:rFonts w:ascii="Noto Serif CJK SC" w:hAnsi="Noto Serif CJK SC" w:eastAsia="Noto Serif CJK SC" w:hint="eastAsia"/>
+                <w:rFonts w:ascii="Times New Roman" w:hAnsi="Times New Roman" w:cs="Times New Roman" w:eastAsia="宋体" w:hint="default"/>
                 <w:b w:val="0"/>
                 <w:sz w:val="21"/>
+                <w:color w:val="000000"/>
+                <w:outline w:val="0"/>
+                <w:shadow w:val="0"/>
+                <w:emboss w:val="0"/>
+                <w:imprint w:val="0"/>
               </w:rPr>
               <w:t>+0.04</w:t>
             </w:r>
@@ -3520,9 +4582,14 @@
             </w:pPr>
             <w:r>
               <w:rPr>
-                <w:rFonts w:ascii="Noto Serif CJK SC" w:hAnsi="Noto Serif CJK SC" w:eastAsia="Noto Serif CJK SC" w:hint="eastAsia"/>
+                <w:rFonts w:ascii="Times New Roman" w:hAnsi="Times New Roman" w:cs="Times New Roman" w:eastAsia="宋体" w:hint="default"/>
                 <w:b w:val="0"/>
                 <w:sz w:val="21"/>
+                <w:color w:val="000000"/>
+                <w:outline w:val="0"/>
+                <w:shadow w:val="0"/>
+                <w:emboss w:val="0"/>
+                <w:imprint w:val="0"/>
               </w:rPr>
               <w:t>45</w:t>
             </w:r>
@@ -3545,9 +4612,14 @@
             </w:pPr>
             <w:r>
               <w:rPr>
-                <w:rFonts w:ascii="Noto Serif CJK SC" w:hAnsi="Noto Serif CJK SC" w:eastAsia="Noto Serif CJK SC" w:hint="eastAsia"/>
+                <w:rFonts w:ascii="Times New Roman" w:hAnsi="Times New Roman" w:cs="Times New Roman" w:eastAsia="宋体" w:hint="default"/>
                 <w:b w:val="0"/>
                 <w:sz w:val="21"/>
+                <w:color w:val="000000"/>
+                <w:outline w:val="0"/>
+                <w:shadow w:val="0"/>
+                <w:emboss w:val="0"/>
+                <w:imprint w:val="0"/>
               </w:rPr>
               <w:t>29.4</w:t>
             </w:r>
@@ -3570,9 +4642,14 @@
             </w:pPr>
             <w:r>
               <w:rPr>
-                <w:rFonts w:ascii="Noto Serif CJK SC" w:hAnsi="Noto Serif CJK SC" w:eastAsia="Noto Serif CJK SC" w:hint="eastAsia"/>
+                <w:rFonts w:ascii="Times New Roman" w:hAnsi="Times New Roman" w:cs="Times New Roman" w:eastAsia="宋体" w:hint="default"/>
                 <w:b w:val="0"/>
                 <w:sz w:val="21"/>
+                <w:color w:val="000000"/>
+                <w:outline w:val="0"/>
+                <w:shadow w:val="0"/>
+                <w:emboss w:val="0"/>
+                <w:imprint w:val="0"/>
               </w:rPr>
               <w:t>1324</w:t>
             </w:r>
@@ -3595,9 +4672,14 @@
             </w:pPr>
             <w:r>
               <w:rPr>
-                <w:rFonts w:ascii="Noto Serif CJK SC" w:hAnsi="Noto Serif CJK SC" w:eastAsia="Noto Serif CJK SC" w:hint="eastAsia"/>
+                <w:rFonts w:ascii="Times New Roman" w:hAnsi="Times New Roman" w:cs="Times New Roman" w:eastAsia="宋体" w:hint="default"/>
                 <w:b w:val="0"/>
                 <w:sz w:val="21"/>
+                <w:color w:val="000000"/>
+                <w:outline w:val="0"/>
+                <w:shadow w:val="0"/>
+                <w:emboss w:val="0"/>
+                <w:imprint w:val="0"/>
               </w:rPr>
               <w:t>45.21</w:t>
             </w:r>
@@ -3620,9 +4702,14 @@
             </w:pPr>
             <w:r>
               <w:rPr>
-                <w:rFonts w:ascii="Noto Serif CJK SC" w:hAnsi="Noto Serif CJK SC" w:eastAsia="Noto Serif CJK SC" w:hint="eastAsia"/>
+                <w:rFonts w:ascii="Times New Roman" w:hAnsi="Times New Roman" w:cs="Times New Roman" w:eastAsia="宋体" w:hint="default"/>
                 <w:b w:val="0"/>
                 <w:sz w:val="21"/>
+                <w:color w:val="000000"/>
+                <w:outline w:val="0"/>
+                <w:shadow w:val="0"/>
+                <w:emboss w:val="0"/>
+                <w:imprint w:val="0"/>
               </w:rPr>
               <w:t>+0.21</w:t>
             </w:r>
@@ -3645,9 +4732,14 @@
             </w:pPr>
             <w:r>
               <w:rPr>
-                <w:rFonts w:ascii="Noto Serif CJK SC" w:hAnsi="Noto Serif CJK SC" w:eastAsia="Noto Serif CJK SC" w:hint="eastAsia"/>
+                <w:rFonts w:ascii="Times New Roman" w:hAnsi="Times New Roman" w:cs="Times New Roman" w:eastAsia="宋体" w:hint="default"/>
                 <w:b w:val="0"/>
                 <w:sz w:val="21"/>
+                <w:color w:val="000000"/>
+                <w:outline w:val="0"/>
+                <w:shadow w:val="0"/>
+                <w:emboss w:val="0"/>
+                <w:imprint w:val="0"/>
               </w:rPr>
               <w:t>44.97</w:t>
             </w:r>
@@ -3670,9 +4762,14 @@
             </w:pPr>
             <w:r>
               <w:rPr>
-                <w:rFonts w:ascii="Noto Serif CJK SC" w:hAnsi="Noto Serif CJK SC" w:eastAsia="Noto Serif CJK SC" w:hint="eastAsia"/>
+                <w:rFonts w:ascii="Times New Roman" w:hAnsi="Times New Roman" w:cs="Times New Roman" w:eastAsia="宋体" w:hint="default"/>
                 <w:b w:val="0"/>
                 <w:sz w:val="21"/>
+                <w:color w:val="000000"/>
+                <w:outline w:val="0"/>
+                <w:shadow w:val="0"/>
+                <w:emboss w:val="0"/>
+                <w:imprint w:val="0"/>
               </w:rPr>
               <w:t>-0.03</w:t>
             </w:r>
@@ -3700,9 +4797,14 @@
             </w:pPr>
             <w:r>
               <w:rPr>
-                <w:rFonts w:ascii="Noto Serif CJK SC" w:hAnsi="Noto Serif CJK SC" w:eastAsia="Noto Serif CJK SC" w:hint="eastAsia"/>
+                <w:rFonts w:ascii="Times New Roman" w:hAnsi="Times New Roman" w:cs="Times New Roman" w:eastAsia="宋体" w:hint="default"/>
                 <w:b w:val="0"/>
                 <w:sz w:val="21"/>
+                <w:color w:val="000000"/>
+                <w:outline w:val="0"/>
+                <w:shadow w:val="0"/>
+                <w:emboss w:val="0"/>
+                <w:imprint w:val="0"/>
               </w:rPr>
               <w:t>50</w:t>
             </w:r>
@@ -3725,9 +4827,14 @@
             </w:pPr>
             <w:r>
               <w:rPr>
-                <w:rFonts w:ascii="Noto Serif CJK SC" w:hAnsi="Noto Serif CJK SC" w:eastAsia="Noto Serif CJK SC" w:hint="eastAsia"/>
+                <w:rFonts w:ascii="Times New Roman" w:hAnsi="Times New Roman" w:cs="Times New Roman" w:eastAsia="宋体" w:hint="default"/>
                 <w:b w:val="0"/>
                 <w:sz w:val="21"/>
+                <w:color w:val="000000"/>
+                <w:outline w:val="0"/>
+                <w:shadow w:val="0"/>
+                <w:emboss w:val="0"/>
+                <w:imprint w:val="0"/>
               </w:rPr>
               <w:t>29.4</w:t>
             </w:r>
@@ -3750,9 +4857,14 @@
             </w:pPr>
             <w:r>
               <w:rPr>
-                <w:rFonts w:ascii="Noto Serif CJK SC" w:hAnsi="Noto Serif CJK SC" w:eastAsia="Noto Serif CJK SC" w:hint="eastAsia"/>
+                <w:rFonts w:ascii="Times New Roman" w:hAnsi="Times New Roman" w:cs="Times New Roman" w:eastAsia="宋体" w:hint="default"/>
                 <w:b w:val="0"/>
                 <w:sz w:val="21"/>
+                <w:color w:val="000000"/>
+                <w:outline w:val="0"/>
+                <w:shadow w:val="0"/>
+                <w:emboss w:val="0"/>
+                <w:imprint w:val="0"/>
               </w:rPr>
               <w:t>1364</w:t>
             </w:r>
@@ -3775,9 +4887,14 @@
             </w:pPr>
             <w:r>
               <w:rPr>
-                <w:rFonts w:ascii="Noto Serif CJK SC" w:hAnsi="Noto Serif CJK SC" w:eastAsia="Noto Serif CJK SC" w:hint="eastAsia"/>
+                <w:rFonts w:ascii="Times New Roman" w:hAnsi="Times New Roman" w:cs="Times New Roman" w:eastAsia="宋体" w:hint="default"/>
                 <w:b w:val="0"/>
                 <w:sz w:val="21"/>
+                <w:color w:val="000000"/>
+                <w:outline w:val="0"/>
+                <w:shadow w:val="0"/>
+                <w:emboss w:val="0"/>
+                <w:imprint w:val="0"/>
               </w:rPr>
               <w:t>50.04</w:t>
             </w:r>
@@ -3800,9 +4917,14 @@
             </w:pPr>
             <w:r>
               <w:rPr>
-                <w:rFonts w:ascii="Noto Serif CJK SC" w:hAnsi="Noto Serif CJK SC" w:eastAsia="Noto Serif CJK SC" w:hint="eastAsia"/>
+                <w:rFonts w:ascii="Times New Roman" w:hAnsi="Times New Roman" w:cs="Times New Roman" w:eastAsia="宋体" w:hint="default"/>
                 <w:b w:val="0"/>
                 <w:sz w:val="21"/>
+                <w:color w:val="000000"/>
+                <w:outline w:val="0"/>
+                <w:shadow w:val="0"/>
+                <w:emboss w:val="0"/>
+                <w:imprint w:val="0"/>
               </w:rPr>
               <w:t>+0.04</w:t>
             </w:r>
@@ -3825,9 +4947,14 @@
             </w:pPr>
             <w:r>
               <w:rPr>
-                <w:rFonts w:ascii="Noto Serif CJK SC" w:hAnsi="Noto Serif CJK SC" w:eastAsia="Noto Serif CJK SC" w:hint="eastAsia"/>
+                <w:rFonts w:ascii="Times New Roman" w:hAnsi="Times New Roman" w:cs="Times New Roman" w:eastAsia="宋体" w:hint="default"/>
                 <w:b w:val="0"/>
                 <w:sz w:val="21"/>
+                <w:color w:val="000000"/>
+                <w:outline w:val="0"/>
+                <w:shadow w:val="0"/>
+                <w:emboss w:val="0"/>
+                <w:imprint w:val="0"/>
               </w:rPr>
               <w:t>49.76</w:t>
             </w:r>
@@ -3850,9 +4977,14 @@
             </w:pPr>
             <w:r>
               <w:rPr>
-                <w:rFonts w:ascii="Noto Serif CJK SC" w:hAnsi="Noto Serif CJK SC" w:eastAsia="Noto Serif CJK SC" w:hint="eastAsia"/>
+                <w:rFonts w:ascii="Times New Roman" w:hAnsi="Times New Roman" w:cs="Times New Roman" w:eastAsia="宋体" w:hint="default"/>
                 <w:b w:val="0"/>
                 <w:sz w:val="21"/>
+                <w:color w:val="000000"/>
+                <w:outline w:val="0"/>
+                <w:shadow w:val="0"/>
+                <w:emboss w:val="0"/>
+                <w:imprint w:val="0"/>
               </w:rPr>
               <w:t>-0.24</w:t>
             </w:r>
@@ -3880,9 +5012,14 @@
             </w:pPr>
             <w:r>
               <w:rPr>
-                <w:rFonts w:ascii="Noto Serif CJK SC" w:hAnsi="Noto Serif CJK SC" w:eastAsia="Noto Serif CJK SC" w:hint="eastAsia"/>
+                <w:rFonts w:ascii="Times New Roman" w:hAnsi="Times New Roman" w:cs="Times New Roman" w:eastAsia="宋体" w:hint="default"/>
                 <w:b w:val="0"/>
                 <w:sz w:val="21"/>
+                <w:color w:val="000000"/>
+                <w:outline w:val="0"/>
+                <w:shadow w:val="0"/>
+                <w:emboss w:val="0"/>
+                <w:imprint w:val="0"/>
               </w:rPr>
               <w:t>55</w:t>
             </w:r>
@@ -3905,9 +5042,14 @@
             </w:pPr>
             <w:r>
               <w:rPr>
-                <w:rFonts w:ascii="Noto Serif CJK SC" w:hAnsi="Noto Serif CJK SC" w:eastAsia="Noto Serif CJK SC" w:hint="eastAsia"/>
+                <w:rFonts w:ascii="Times New Roman" w:hAnsi="Times New Roman" w:cs="Times New Roman" w:eastAsia="宋体" w:hint="default"/>
                 <w:b w:val="0"/>
                 <w:sz w:val="21"/>
+                <w:color w:val="000000"/>
+                <w:outline w:val="0"/>
+                <w:shadow w:val="0"/>
+                <w:emboss w:val="0"/>
+                <w:imprint w:val="0"/>
               </w:rPr>
               <w:t>29.4</w:t>
             </w:r>
@@ -3930,9 +5072,14 @@
             </w:pPr>
             <w:r>
               <w:rPr>
-                <w:rFonts w:ascii="Noto Serif CJK SC" w:hAnsi="Noto Serif CJK SC" w:eastAsia="Noto Serif CJK SC" w:hint="eastAsia"/>
+                <w:rFonts w:ascii="Times New Roman" w:hAnsi="Times New Roman" w:cs="Times New Roman" w:eastAsia="宋体" w:hint="default"/>
                 <w:b w:val="0"/>
                 <w:sz w:val="21"/>
+                <w:color w:val="000000"/>
+                <w:outline w:val="0"/>
+                <w:shadow w:val="0"/>
+                <w:emboss w:val="0"/>
+                <w:imprint w:val="0"/>
               </w:rPr>
               <w:t>1407</w:t>
             </w:r>
@@ -3955,9 +5102,14 @@
             </w:pPr>
             <w:r>
               <w:rPr>
-                <w:rFonts w:ascii="Noto Serif CJK SC" w:hAnsi="Noto Serif CJK SC" w:eastAsia="Noto Serif CJK SC" w:hint="eastAsia"/>
+                <w:rFonts w:ascii="Times New Roman" w:hAnsi="Times New Roman" w:cs="Times New Roman" w:eastAsia="宋体" w:hint="default"/>
                 <w:b w:val="0"/>
                 <w:sz w:val="21"/>
+                <w:color w:val="000000"/>
+                <w:outline w:val="0"/>
+                <w:shadow w:val="0"/>
+                <w:emboss w:val="0"/>
+                <w:imprint w:val="0"/>
               </w:rPr>
               <w:t>55.22</w:t>
             </w:r>
@@ -3980,9 +5132,14 @@
             </w:pPr>
             <w:r>
               <w:rPr>
-                <w:rFonts w:ascii="Noto Serif CJK SC" w:hAnsi="Noto Serif CJK SC" w:eastAsia="Noto Serif CJK SC" w:hint="eastAsia"/>
+                <w:rFonts w:ascii="Times New Roman" w:hAnsi="Times New Roman" w:cs="Times New Roman" w:eastAsia="宋体" w:hint="default"/>
                 <w:b w:val="0"/>
                 <w:sz w:val="21"/>
+                <w:color w:val="000000"/>
+                <w:outline w:val="0"/>
+                <w:shadow w:val="0"/>
+                <w:emboss w:val="0"/>
+                <w:imprint w:val="0"/>
               </w:rPr>
               <w:t>+0.22</w:t>
             </w:r>
@@ -4005,9 +5162,14 @@
             </w:pPr>
             <w:r>
               <w:rPr>
-                <w:rFonts w:ascii="Noto Serif CJK SC" w:hAnsi="Noto Serif CJK SC" w:eastAsia="Noto Serif CJK SC" w:hint="eastAsia"/>
+                <w:rFonts w:ascii="Times New Roman" w:hAnsi="Times New Roman" w:cs="Times New Roman" w:eastAsia="宋体" w:hint="default"/>
                 <w:b w:val="0"/>
                 <w:sz w:val="21"/>
+                <w:color w:val="000000"/>
+                <w:outline w:val="0"/>
+                <w:shadow w:val="0"/>
+                <w:emboss w:val="0"/>
+                <w:imprint w:val="0"/>
               </w:rPr>
               <w:t>54.90</w:t>
             </w:r>
@@ -4030,9 +5192,14 @@
             </w:pPr>
             <w:r>
               <w:rPr>
-                <w:rFonts w:ascii="Noto Serif CJK SC" w:hAnsi="Noto Serif CJK SC" w:eastAsia="Noto Serif CJK SC" w:hint="eastAsia"/>
+                <w:rFonts w:ascii="Times New Roman" w:hAnsi="Times New Roman" w:cs="Times New Roman" w:eastAsia="宋体" w:hint="default"/>
                 <w:b w:val="0"/>
                 <w:sz w:val="21"/>
+                <w:color w:val="000000"/>
+                <w:outline w:val="0"/>
+                <w:shadow w:val="0"/>
+                <w:emboss w:val="0"/>
+                <w:imprint w:val="0"/>
               </w:rPr>
               <w:t>-0.10</w:t>
             </w:r>
@@ -4060,9 +5227,14 @@
             </w:pPr>
             <w:r>
               <w:rPr>
-                <w:rFonts w:ascii="Noto Serif CJK SC" w:hAnsi="Noto Serif CJK SC" w:eastAsia="Noto Serif CJK SC" w:hint="eastAsia"/>
+                <w:rFonts w:ascii="Times New Roman" w:hAnsi="Times New Roman" w:cs="Times New Roman" w:eastAsia="宋体" w:hint="default"/>
                 <w:b w:val="0"/>
                 <w:sz w:val="21"/>
+                <w:color w:val="000000"/>
+                <w:outline w:val="0"/>
+                <w:shadow w:val="0"/>
+                <w:emboss w:val="0"/>
+                <w:imprint w:val="0"/>
               </w:rPr>
               <w:t>60</w:t>
             </w:r>
@@ -4085,9 +5257,14 @@
             </w:pPr>
             <w:r>
               <w:rPr>
-                <w:rFonts w:ascii="Noto Serif CJK SC" w:hAnsi="Noto Serif CJK SC" w:eastAsia="Noto Serif CJK SC" w:hint="eastAsia"/>
+                <w:rFonts w:ascii="Times New Roman" w:hAnsi="Times New Roman" w:cs="Times New Roman" w:eastAsia="宋体" w:hint="default"/>
                 <w:b w:val="0"/>
                 <w:sz w:val="21"/>
+                <w:color w:val="000000"/>
+                <w:outline w:val="0"/>
+                <w:shadow w:val="0"/>
+                <w:emboss w:val="0"/>
+                <w:imprint w:val="0"/>
               </w:rPr>
               <w:t>29.6</w:t>
             </w:r>
@@ -4110,9 +5287,14 @@
             </w:pPr>
             <w:r>
               <w:rPr>
-                <w:rFonts w:ascii="Noto Serif CJK SC" w:hAnsi="Noto Serif CJK SC" w:eastAsia="Noto Serif CJK SC" w:hint="eastAsia"/>
+                <w:rFonts w:ascii="Times New Roman" w:hAnsi="Times New Roman" w:cs="Times New Roman" w:eastAsia="宋体" w:hint="default"/>
                 <w:b w:val="0"/>
                 <w:sz w:val="21"/>
+                <w:color w:val="000000"/>
+                <w:outline w:val="0"/>
+                <w:shadow w:val="0"/>
+                <w:emboss w:val="0"/>
+                <w:imprint w:val="0"/>
               </w:rPr>
               <w:t>1447</w:t>
             </w:r>
@@ -4135,9 +5317,14 @@
             </w:pPr>
             <w:r>
               <w:rPr>
-                <w:rFonts w:ascii="Noto Serif CJK SC" w:hAnsi="Noto Serif CJK SC" w:eastAsia="Noto Serif CJK SC" w:hint="eastAsia"/>
+                <w:rFonts w:ascii="Times New Roman" w:hAnsi="Times New Roman" w:cs="Times New Roman" w:eastAsia="宋体" w:hint="default"/>
                 <w:b w:val="0"/>
                 <w:sz w:val="21"/>
+                <w:color w:val="000000"/>
+                <w:outline w:val="0"/>
+                <w:shadow w:val="0"/>
+                <w:emboss w:val="0"/>
+                <w:imprint w:val="0"/>
               </w:rPr>
               <w:t>60.22</w:t>
             </w:r>
@@ -4160,9 +5347,14 @@
             </w:pPr>
             <w:r>
               <w:rPr>
-                <w:rFonts w:ascii="Noto Serif CJK SC" w:hAnsi="Noto Serif CJK SC" w:eastAsia="Noto Serif CJK SC" w:hint="eastAsia"/>
+                <w:rFonts w:ascii="Times New Roman" w:hAnsi="Times New Roman" w:cs="Times New Roman" w:eastAsia="宋体" w:hint="default"/>
                 <w:b w:val="0"/>
                 <w:sz w:val="21"/>
+                <w:color w:val="000000"/>
+                <w:outline w:val="0"/>
+                <w:shadow w:val="0"/>
+                <w:emboss w:val="0"/>
+                <w:imprint w:val="0"/>
               </w:rPr>
               <w:t>+0.22</w:t>
             </w:r>
@@ -4185,9 +5377,14 @@
             </w:pPr>
             <w:r>
               <w:rPr>
-                <w:rFonts w:ascii="Noto Serif CJK SC" w:hAnsi="Noto Serif CJK SC" w:eastAsia="Noto Serif CJK SC" w:hint="eastAsia"/>
+                <w:rFonts w:ascii="Times New Roman" w:hAnsi="Times New Roman" w:cs="Times New Roman" w:eastAsia="宋体" w:hint="default"/>
                 <w:b w:val="0"/>
                 <w:sz w:val="21"/>
+                <w:color w:val="000000"/>
+                <w:outline w:val="0"/>
+                <w:shadow w:val="0"/>
+                <w:emboss w:val="0"/>
+                <w:imprint w:val="0"/>
               </w:rPr>
               <w:t>59.87</w:t>
             </w:r>
@@ -4210,9 +5407,14 @@
             </w:pPr>
             <w:r>
               <w:rPr>
-                <w:rFonts w:ascii="Noto Serif CJK SC" w:hAnsi="Noto Serif CJK SC" w:eastAsia="Noto Serif CJK SC" w:hint="eastAsia"/>
+                <w:rFonts w:ascii="Times New Roman" w:hAnsi="Times New Roman" w:cs="Times New Roman" w:eastAsia="宋体" w:hint="default"/>
                 <w:b w:val="0"/>
                 <w:sz w:val="21"/>
+                <w:color w:val="000000"/>
+                <w:outline w:val="0"/>
+                <w:shadow w:val="0"/>
+                <w:emboss w:val="0"/>
+                <w:imprint w:val="0"/>
               </w:rPr>
               <w:t>-0.13</w:t>
             </w:r>
@@ -4240,9 +5442,14 @@
             </w:pPr>
             <w:r>
               <w:rPr>
-                <w:rFonts w:ascii="Noto Serif CJK SC" w:hAnsi="Noto Serif CJK SC" w:eastAsia="Noto Serif CJK SC" w:hint="eastAsia"/>
+                <w:rFonts w:ascii="Times New Roman" w:hAnsi="Times New Roman" w:cs="Times New Roman" w:eastAsia="宋体" w:hint="default"/>
                 <w:b w:val="0"/>
                 <w:sz w:val="21"/>
+                <w:color w:val="000000"/>
+                <w:outline w:val="0"/>
+                <w:shadow w:val="0"/>
+                <w:emboss w:val="0"/>
+                <w:imprint w:val="0"/>
               </w:rPr>
               <w:t>65</w:t>
             </w:r>
@@ -4265,9 +5472,14 @@
             </w:pPr>
             <w:r>
               <w:rPr>
-                <w:rFonts w:ascii="Noto Serif CJK SC" w:hAnsi="Noto Serif CJK SC" w:eastAsia="Noto Serif CJK SC" w:hint="eastAsia"/>
+                <w:rFonts w:ascii="Times New Roman" w:hAnsi="Times New Roman" w:cs="Times New Roman" w:eastAsia="宋体" w:hint="default"/>
                 <w:b w:val="0"/>
                 <w:sz w:val="21"/>
+                <w:color w:val="000000"/>
+                <w:outline w:val="0"/>
+                <w:shadow w:val="0"/>
+                <w:emboss w:val="0"/>
+                <w:imprint w:val="0"/>
               </w:rPr>
               <w:t>29.7</w:t>
             </w:r>
@@ -4290,9 +5502,14 @@
             </w:pPr>
             <w:r>
               <w:rPr>
-                <w:rFonts w:ascii="Noto Serif CJK SC" w:hAnsi="Noto Serif CJK SC" w:eastAsia="Noto Serif CJK SC" w:hint="eastAsia"/>
+                <w:rFonts w:ascii="Times New Roman" w:hAnsi="Times New Roman" w:cs="Times New Roman" w:eastAsia="宋体" w:hint="default"/>
                 <w:b w:val="0"/>
                 <w:sz w:val="21"/>
+                <w:color w:val="000000"/>
+                <w:outline w:val="0"/>
+                <w:shadow w:val="0"/>
+                <w:emboss w:val="0"/>
+                <w:imprint w:val="0"/>
               </w:rPr>
               <w:t>1489</w:t>
             </w:r>
@@ -4315,9 +5532,14 @@
             </w:pPr>
             <w:r>
               <w:rPr>
-                <w:rFonts w:ascii="Noto Serif CJK SC" w:hAnsi="Noto Serif CJK SC" w:eastAsia="Noto Serif CJK SC" w:hint="eastAsia"/>
+                <w:rFonts w:ascii="Times New Roman" w:hAnsi="Times New Roman" w:cs="Times New Roman" w:eastAsia="宋体" w:hint="default"/>
                 <w:b w:val="0"/>
                 <w:sz w:val="21"/>
+                <w:color w:val="000000"/>
+                <w:outline w:val="0"/>
+                <w:shadow w:val="0"/>
+                <w:emboss w:val="0"/>
+                <w:imprint w:val="0"/>
               </w:rPr>
               <w:t>65.36</w:t>
             </w:r>
@@ -4340,9 +5562,14 @@
             </w:pPr>
             <w:r>
               <w:rPr>
-                <w:rFonts w:ascii="Noto Serif CJK SC" w:hAnsi="Noto Serif CJK SC" w:eastAsia="Noto Serif CJK SC" w:hint="eastAsia"/>
+                <w:rFonts w:ascii="Times New Roman" w:hAnsi="Times New Roman" w:cs="Times New Roman" w:eastAsia="宋体" w:hint="default"/>
                 <w:b w:val="0"/>
                 <w:sz w:val="21"/>
+                <w:color w:val="000000"/>
+                <w:outline w:val="0"/>
+                <w:shadow w:val="0"/>
+                <w:emboss w:val="0"/>
+                <w:imprint w:val="0"/>
               </w:rPr>
               <w:t>+0.36</w:t>
             </w:r>
@@ -4365,9 +5592,14 @@
             </w:pPr>
             <w:r>
               <w:rPr>
-                <w:rFonts w:ascii="Noto Serif CJK SC" w:hAnsi="Noto Serif CJK SC" w:eastAsia="Noto Serif CJK SC" w:hint="eastAsia"/>
+                <w:rFonts w:ascii="Times New Roman" w:hAnsi="Times New Roman" w:cs="Times New Roman" w:eastAsia="宋体" w:hint="default"/>
                 <w:b w:val="0"/>
                 <w:sz w:val="21"/>
+                <w:color w:val="000000"/>
+                <w:outline w:val="0"/>
+                <w:shadow w:val="0"/>
+                <w:emboss w:val="0"/>
+                <w:imprint w:val="0"/>
               </w:rPr>
               <w:t>64.97</w:t>
             </w:r>
@@ -4390,9 +5622,14 @@
             </w:pPr>
             <w:r>
               <w:rPr>
-                <w:rFonts w:ascii="Noto Serif CJK SC" w:hAnsi="Noto Serif CJK SC" w:eastAsia="Noto Serif CJK SC" w:hint="eastAsia"/>
+                <w:rFonts w:ascii="Times New Roman" w:hAnsi="Times New Roman" w:cs="Times New Roman" w:eastAsia="宋体" w:hint="default"/>
                 <w:b w:val="0"/>
                 <w:sz w:val="21"/>
+                <w:color w:val="000000"/>
+                <w:outline w:val="0"/>
+                <w:shadow w:val="0"/>
+                <w:emboss w:val="0"/>
+                <w:imprint w:val="0"/>
               </w:rPr>
               <w:t>-0.03</w:t>
             </w:r>
@@ -4420,9 +5657,14 @@
             </w:pPr>
             <w:r>
               <w:rPr>
-                <w:rFonts w:ascii="Noto Serif CJK SC" w:hAnsi="Noto Serif CJK SC" w:eastAsia="Noto Serif CJK SC" w:hint="eastAsia"/>
+                <w:rFonts w:ascii="Times New Roman" w:hAnsi="Times New Roman" w:cs="Times New Roman" w:eastAsia="宋体" w:hint="default"/>
                 <w:b w:val="0"/>
                 <w:sz w:val="21"/>
+                <w:color w:val="000000"/>
+                <w:outline w:val="0"/>
+                <w:shadow w:val="0"/>
+                <w:emboss w:val="0"/>
+                <w:imprint w:val="0"/>
               </w:rPr>
               <w:t>70</w:t>
             </w:r>
@@ -4445,9 +5687,14 @@
             </w:pPr>
             <w:r>
               <w:rPr>
-                <w:rFonts w:ascii="Noto Serif CJK SC" w:hAnsi="Noto Serif CJK SC" w:eastAsia="Noto Serif CJK SC" w:hint="eastAsia"/>
+                <w:rFonts w:ascii="Times New Roman" w:hAnsi="Times New Roman" w:cs="Times New Roman" w:eastAsia="宋体" w:hint="default"/>
                 <w:b w:val="0"/>
                 <w:sz w:val="21"/>
+                <w:color w:val="000000"/>
+                <w:outline w:val="0"/>
+                <w:shadow w:val="0"/>
+                <w:emboss w:val="0"/>
+                <w:imprint w:val="0"/>
               </w:rPr>
               <w:t>29.7</w:t>
             </w:r>
@@ -4470,9 +5717,14 @@
             </w:pPr>
             <w:r>
               <w:rPr>
-                <w:rFonts w:ascii="Noto Serif CJK SC" w:hAnsi="Noto Serif CJK SC" w:eastAsia="Noto Serif CJK SC" w:hint="eastAsia"/>
+                <w:rFonts w:ascii="Times New Roman" w:hAnsi="Times New Roman" w:cs="Times New Roman" w:eastAsia="宋体" w:hint="default"/>
                 <w:b w:val="0"/>
                 <w:sz w:val="21"/>
+                <w:color w:val="000000"/>
+                <w:outline w:val="0"/>
+                <w:shadow w:val="0"/>
+                <w:emboss w:val="0"/>
+                <w:imprint w:val="0"/>
               </w:rPr>
               <w:t>1533</w:t>
             </w:r>
@@ -4495,9 +5747,14 @@
             </w:pPr>
             <w:r>
               <w:rPr>
-                <w:rFonts w:ascii="Noto Serif CJK SC" w:hAnsi="Noto Serif CJK SC" w:eastAsia="Noto Serif CJK SC" w:hint="eastAsia"/>
+                <w:rFonts w:ascii="Times New Roman" w:hAnsi="Times New Roman" w:cs="Times New Roman" w:eastAsia="宋体" w:hint="default"/>
                 <w:b w:val="0"/>
                 <w:sz w:val="21"/>
+                <w:color w:val="000000"/>
+                <w:outline w:val="0"/>
+                <w:shadow w:val="0"/>
+                <w:emboss w:val="0"/>
+                <w:imprint w:val="0"/>
               </w:rPr>
               <w:t>70.64</w:t>
             </w:r>
@@ -4520,9 +5777,14 @@
             </w:pPr>
             <w:r>
               <w:rPr>
-                <w:rFonts w:ascii="Noto Serif CJK SC" w:hAnsi="Noto Serif CJK SC" w:eastAsia="Noto Serif CJK SC" w:hint="eastAsia"/>
+                <w:rFonts w:ascii="Times New Roman" w:hAnsi="Times New Roman" w:cs="Times New Roman" w:eastAsia="宋体" w:hint="default"/>
                 <w:b w:val="0"/>
                 <w:sz w:val="21"/>
+                <w:color w:val="000000"/>
+                <w:outline w:val="0"/>
+                <w:shadow w:val="0"/>
+                <w:emboss w:val="0"/>
+                <w:imprint w:val="0"/>
               </w:rPr>
               <w:t>+0.64</w:t>
             </w:r>
@@ -4545,9 +5807,14 @@
             </w:pPr>
             <w:r>
               <w:rPr>
-                <w:rFonts w:ascii="Noto Serif CJK SC" w:hAnsi="Noto Serif CJK SC" w:eastAsia="Noto Serif CJK SC" w:hint="eastAsia"/>
+                <w:rFonts w:ascii="Times New Roman" w:hAnsi="Times New Roman" w:cs="Times New Roman" w:eastAsia="宋体" w:hint="default"/>
                 <w:b w:val="0"/>
                 <w:sz w:val="21"/>
+                <w:color w:val="000000"/>
+                <w:outline w:val="0"/>
+                <w:shadow w:val="0"/>
+                <w:emboss w:val="0"/>
+                <w:imprint w:val="0"/>
               </w:rPr>
               <w:t>70.20</w:t>
             </w:r>
@@ -4570,9 +5837,14 @@
             </w:pPr>
             <w:r>
               <w:rPr>
-                <w:rFonts w:ascii="Noto Serif CJK SC" w:hAnsi="Noto Serif CJK SC" w:eastAsia="Noto Serif CJK SC" w:hint="eastAsia"/>
+                <w:rFonts w:ascii="Times New Roman" w:hAnsi="Times New Roman" w:cs="Times New Roman" w:eastAsia="宋体" w:hint="default"/>
                 <w:b w:val="0"/>
                 <w:sz w:val="21"/>
+                <w:color w:val="000000"/>
+                <w:outline w:val="0"/>
+                <w:shadow w:val="0"/>
+                <w:emboss w:val="0"/>
+                <w:imprint w:val="0"/>
               </w:rPr>
               <w:t>+0.20</w:t>
             </w:r>
@@ -4600,9 +5872,14 @@
             </w:pPr>
             <w:r>
               <w:rPr>
-                <w:rFonts w:ascii="Noto Serif CJK SC" w:hAnsi="Noto Serif CJK SC" w:eastAsia="Noto Serif CJK SC" w:hint="eastAsia"/>
+                <w:rFonts w:ascii="Times New Roman" w:hAnsi="Times New Roman" w:cs="Times New Roman" w:eastAsia="宋体" w:hint="default"/>
                 <w:b w:val="0"/>
                 <w:sz w:val="21"/>
+                <w:color w:val="000000"/>
+                <w:outline w:val="0"/>
+                <w:shadow w:val="0"/>
+                <w:emboss w:val="0"/>
+                <w:imprint w:val="0"/>
               </w:rPr>
               <w:t>75</w:t>
             </w:r>
@@ -4625,9 +5902,14 @@
             </w:pPr>
             <w:r>
               <w:rPr>
-                <w:rFonts w:ascii="Noto Serif CJK SC" w:hAnsi="Noto Serif CJK SC" w:eastAsia="Noto Serif CJK SC" w:hint="eastAsia"/>
+                <w:rFonts w:ascii="Times New Roman" w:hAnsi="Times New Roman" w:cs="Times New Roman" w:eastAsia="宋体" w:hint="default"/>
                 <w:b w:val="0"/>
                 <w:sz w:val="21"/>
+                <w:color w:val="000000"/>
+                <w:outline w:val="0"/>
+                <w:shadow w:val="0"/>
+                <w:emboss w:val="0"/>
+                <w:imprint w:val="0"/>
               </w:rPr>
               <w:t>29.8</w:t>
             </w:r>
@@ -4650,9 +5932,14 @@
             </w:pPr>
             <w:r>
               <w:rPr>
-                <w:rFonts w:ascii="Noto Serif CJK SC" w:hAnsi="Noto Serif CJK SC" w:eastAsia="Noto Serif CJK SC" w:hint="eastAsia"/>
+                <w:rFonts w:ascii="Times New Roman" w:hAnsi="Times New Roman" w:cs="Times New Roman" w:eastAsia="宋体" w:hint="default"/>
                 <w:b w:val="0"/>
                 <w:sz w:val="21"/>
+                <w:color w:val="000000"/>
+                <w:outline w:val="0"/>
+                <w:shadow w:val="0"/>
+                <w:emboss w:val="0"/>
+                <w:imprint w:val="0"/>
               </w:rPr>
               <w:t>1572</w:t>
             </w:r>
@@ -4675,9 +5962,14 @@
             </w:pPr>
             <w:r>
               <w:rPr>
-                <w:rFonts w:ascii="Noto Serif CJK SC" w:hAnsi="Noto Serif CJK SC" w:eastAsia="Noto Serif CJK SC" w:hint="eastAsia"/>
+                <w:rFonts w:ascii="Times New Roman" w:hAnsi="Times New Roman" w:cs="Times New Roman" w:eastAsia="宋体" w:hint="default"/>
                 <w:b w:val="0"/>
                 <w:sz w:val="21"/>
+                <w:color w:val="000000"/>
+                <w:outline w:val="0"/>
+                <w:shadow w:val="0"/>
+                <w:emboss w:val="0"/>
+                <w:imprint w:val="0"/>
               </w:rPr>
               <w:t>75.40</w:t>
             </w:r>
@@ -4700,9 +5992,14 @@
             </w:pPr>
             <w:r>
               <w:rPr>
-                <w:rFonts w:ascii="Noto Serif CJK SC" w:hAnsi="Noto Serif CJK SC" w:eastAsia="Noto Serif CJK SC" w:hint="eastAsia"/>
+                <w:rFonts w:ascii="Times New Roman" w:hAnsi="Times New Roman" w:cs="Times New Roman" w:eastAsia="宋体" w:hint="default"/>
                 <w:b w:val="0"/>
                 <w:sz w:val="21"/>
+                <w:color w:val="000000"/>
+                <w:outline w:val="0"/>
+                <w:shadow w:val="0"/>
+                <w:emboss w:val="0"/>
+                <w:imprint w:val="0"/>
               </w:rPr>
               <w:t>+0.40</w:t>
             </w:r>
@@ -4725,9 +6022,14 @@
             </w:pPr>
             <w:r>
               <w:rPr>
-                <w:rFonts w:ascii="Noto Serif CJK SC" w:hAnsi="Noto Serif CJK SC" w:eastAsia="Noto Serif CJK SC" w:hint="eastAsia"/>
+                <w:rFonts w:ascii="Times New Roman" w:hAnsi="Times New Roman" w:cs="Times New Roman" w:eastAsia="宋体" w:hint="default"/>
                 <w:b w:val="0"/>
                 <w:sz w:val="21"/>
+                <w:color w:val="000000"/>
+                <w:outline w:val="0"/>
+                <w:shadow w:val="0"/>
+                <w:emboss w:val="0"/>
+                <w:imprint w:val="0"/>
               </w:rPr>
               <w:t>74.94</w:t>
             </w:r>
@@ -4750,9 +6052,14 @@
             </w:pPr>
             <w:r>
               <w:rPr>
-                <w:rFonts w:ascii="Noto Serif CJK SC" w:hAnsi="Noto Serif CJK SC" w:eastAsia="Noto Serif CJK SC" w:hint="eastAsia"/>
+                <w:rFonts w:ascii="Times New Roman" w:hAnsi="Times New Roman" w:cs="Times New Roman" w:eastAsia="宋体" w:hint="default"/>
                 <w:b w:val="0"/>
                 <w:sz w:val="21"/>
+                <w:color w:val="000000"/>
+                <w:outline w:val="0"/>
+                <w:shadow w:val="0"/>
+                <w:emboss w:val="0"/>
+                <w:imprint w:val="0"/>
               </w:rPr>
               <w:t>-0.06</w:t>
             </w:r>
@@ -4780,9 +6087,14 @@
             </w:pPr>
             <w:r>
               <w:rPr>
-                <w:rFonts w:ascii="Noto Serif CJK SC" w:hAnsi="Noto Serif CJK SC" w:eastAsia="Noto Serif CJK SC" w:hint="eastAsia"/>
+                <w:rFonts w:ascii="Times New Roman" w:hAnsi="Times New Roman" w:cs="Times New Roman" w:eastAsia="宋体" w:hint="default"/>
                 <w:b w:val="0"/>
                 <w:sz w:val="21"/>
+                <w:color w:val="000000"/>
+                <w:outline w:val="0"/>
+                <w:shadow w:val="0"/>
+                <w:emboss w:val="0"/>
+                <w:imprint w:val="0"/>
               </w:rPr>
               <w:t>80</w:t>
             </w:r>
@@ -4805,9 +6117,14 @@
             </w:pPr>
             <w:r>
               <w:rPr>
-                <w:rFonts w:ascii="Noto Serif CJK SC" w:hAnsi="Noto Serif CJK SC" w:eastAsia="Noto Serif CJK SC" w:hint="eastAsia"/>
+                <w:rFonts w:ascii="Times New Roman" w:hAnsi="Times New Roman" w:cs="Times New Roman" w:eastAsia="宋体" w:hint="default"/>
                 <w:b w:val="0"/>
                 <w:sz w:val="21"/>
+                <w:color w:val="000000"/>
+                <w:outline w:val="0"/>
+                <w:shadow w:val="0"/>
+                <w:emboss w:val="0"/>
+                <w:imprint w:val="0"/>
               </w:rPr>
               <w:t>29.9</w:t>
             </w:r>
@@ -4830,9 +6147,14 @@
             </w:pPr>
             <w:r>
               <w:rPr>
-                <w:rFonts w:ascii="Noto Serif CJK SC" w:hAnsi="Noto Serif CJK SC" w:eastAsia="Noto Serif CJK SC" w:hint="eastAsia"/>
+                <w:rFonts w:ascii="Times New Roman" w:hAnsi="Times New Roman" w:cs="Times New Roman" w:eastAsia="宋体" w:hint="default"/>
                 <w:b w:val="0"/>
                 <w:sz w:val="21"/>
+                <w:color w:val="000000"/>
+                <w:outline w:val="0"/>
+                <w:shadow w:val="0"/>
+                <w:emboss w:val="0"/>
+                <w:imprint w:val="0"/>
               </w:rPr>
               <w:t>1615</w:t>
             </w:r>
@@ -4855,9 +6177,14 @@
             </w:pPr>
             <w:r>
               <w:rPr>
-                <w:rFonts w:ascii="Noto Serif CJK SC" w:hAnsi="Noto Serif CJK SC" w:eastAsia="Noto Serif CJK SC" w:hint="eastAsia"/>
+                <w:rFonts w:ascii="Times New Roman" w:hAnsi="Times New Roman" w:cs="Times New Roman" w:eastAsia="宋体" w:hint="default"/>
                 <w:b w:val="0"/>
                 <w:sz w:val="21"/>
+                <w:color w:val="000000"/>
+                <w:outline w:val="0"/>
+                <w:shadow w:val="0"/>
+                <w:emboss w:val="0"/>
+                <w:imprint w:val="0"/>
               </w:rPr>
               <w:t>80.65</w:t>
             </w:r>
@@ -4880,9 +6207,14 @@
             </w:pPr>
             <w:r>
               <w:rPr>
-                <w:rFonts w:ascii="Noto Serif CJK SC" w:hAnsi="Noto Serif CJK SC" w:eastAsia="Noto Serif CJK SC" w:hint="eastAsia"/>
+                <w:rFonts w:ascii="Times New Roman" w:hAnsi="Times New Roman" w:cs="Times New Roman" w:eastAsia="宋体" w:hint="default"/>
                 <w:b w:val="0"/>
                 <w:sz w:val="21"/>
+                <w:color w:val="000000"/>
+                <w:outline w:val="0"/>
+                <w:shadow w:val="0"/>
+                <w:emboss w:val="0"/>
+                <w:imprint w:val="0"/>
               </w:rPr>
               <w:t>+0.65</w:t>
             </w:r>
@@ -4905,9 +6237,14 @@
             </w:pPr>
             <w:r>
               <w:rPr>
-                <w:rFonts w:ascii="Noto Serif CJK SC" w:hAnsi="Noto Serif CJK SC" w:eastAsia="Noto Serif CJK SC" w:hint="eastAsia"/>
+                <w:rFonts w:ascii="Times New Roman" w:hAnsi="Times New Roman" w:cs="Times New Roman" w:eastAsia="宋体" w:hint="default"/>
                 <w:b w:val="0"/>
                 <w:sz w:val="21"/>
+                <w:color w:val="000000"/>
+                <w:outline w:val="0"/>
+                <w:shadow w:val="0"/>
+                <w:emboss w:val="0"/>
+                <w:imprint w:val="0"/>
               </w:rPr>
               <w:t>80.15</w:t>
             </w:r>
@@ -4930,9 +6267,14 @@
             </w:pPr>
             <w:r>
               <w:rPr>
-                <w:rFonts w:ascii="Noto Serif CJK SC" w:hAnsi="Noto Serif CJK SC" w:eastAsia="Noto Serif CJK SC" w:hint="eastAsia"/>
+                <w:rFonts w:ascii="Times New Roman" w:hAnsi="Times New Roman" w:cs="Times New Roman" w:eastAsia="宋体" w:hint="default"/>
                 <w:b w:val="0"/>
                 <w:sz w:val="21"/>
+                <w:color w:val="000000"/>
+                <w:outline w:val="0"/>
+                <w:shadow w:val="0"/>
+                <w:emboss w:val="0"/>
+                <w:imprint w:val="0"/>
               </w:rPr>
               <w:t>+0.15</w:t>
             </w:r>
@@ -4953,9 +6295,14 @@
       </w:pPr>
       <w:r>
         <w:rPr>
-          <w:rFonts w:ascii="Noto Serif CJK SC" w:hAnsi="Noto Serif CJK SC" w:eastAsia="Noto Serif CJK SC" w:hint="eastAsia"/>
+          <w:rFonts w:ascii="Times New Roman" w:hAnsi="Times New Roman" w:cs="Times New Roman" w:eastAsia="宋体" w:hint="default"/>
           <w:b w:val="0"/>
           <w:sz w:val="24"/>
+          <w:color w:val="000000"/>
+          <w:outline w:val="0"/>
+          <w:shadow w:val="0"/>
+          <w:emboss w:val="0"/>
+          <w:imprint w:val="0"/>
         </w:rPr>
         <w:t>注：T校为标定数据的回代结果。</w:t>
       </w:r>
@@ -4969,8 +6316,13 @@
         <w:ind w:left="0" w:leftChars="200" w:firstLine="0" w:right="0"/>
         <w:jc w:val="center"/>
         <w:rPr>
-          <w:rFonts w:hint="eastAsia" w:ascii="宋体" w:hAnsi="宋体"/>
+          <w:rFonts w:ascii="Times New Roman" w:hAnsi="Times New Roman" w:cs="Times New Roman" w:eastAsia="宋体" w:hint="default"/>
           <w:sz w:val="24"/>
+          <w:color w:val="000000"/>
+          <w:outline w:val="0"/>
+          <w:shadow w:val="0"/>
+          <w:emboss w:val="0"/>
+          <w:imprint w:val="0"/>
         </w:rPr>
         <w:snapToGrid w:val="0"/>
       </w:pPr>
@@ -4979,8 +6331,13 @@
           <m:r>
             <m:rPr/>
             <w:rPr>
-              <w:rFonts w:ascii="Cambria Math" w:hAnsi="Cambria Math"/>
+              <w:rFonts w:ascii="Cambria Math" w:hAnsi="Cambria Math" w:cs="Cambria Math" w:eastAsia="宋体" w:hint="default"/>
               <w:sz w:val="24"/>
+              <w:color w:val="000000"/>
+              <w:outline w:val="0"/>
+              <w:shadow w:val="0"/>
+              <w:emboss w:val="0"/>
+              <w:imprint w:val="0"/>
             </w:rPr>
             <m:t>U = 8.283636 T + 951.309091</m:t>
           </m:r>
@@ -4999,9 +6356,14 @@
       </w:pPr>
       <w:r>
         <w:rPr>
-          <w:rFonts w:ascii="Noto Serif CJK SC" w:hAnsi="Noto Serif CJK SC" w:eastAsia="Noto Serif CJK SC" w:hint="eastAsia"/>
+          <w:rFonts w:ascii="Times New Roman" w:hAnsi="Times New Roman" w:cs="Times New Roman" w:eastAsia="宋体" w:hint="default"/>
           <w:b w:val="0"/>
           <w:sz w:val="24"/>
+          <w:color w:val="000000"/>
+          <w:outline w:val="0"/>
+          <w:shadow w:val="0"/>
+          <w:emboss w:val="0"/>
+          <w:imprint w:val="0"/>
         </w:rPr>
         <w:t>电压灵敏度为8.283636 mV/℃，R²=0.999916951，RMSE=1.194 mV。最大绝对偏差位于(30℃，1202 mV)，为2.182 mV；拟合输出跨度414.182 mV，δLF=0.527%FS。该值对应含冷端变化的整套电压测量系统。</w:t>
       </w:r>
@@ -5063,9 +6425,14 @@
       </w:pPr>
       <w:r>
         <w:rPr>
-          <w:rFonts w:ascii="Noto Serif CJK SC" w:hAnsi="Noto Serif CJK SC" w:eastAsia="Noto Serif CJK SC" w:hint="eastAsia"/>
+          <w:rFonts w:ascii="Times New Roman" w:hAnsi="Times New Roman" w:cs="Times New Roman" w:eastAsia="宋体" w:hint="default"/>
           <w:b w:val="0"/>
           <w:sz w:val="22"/>
+          <w:color w:val="000000"/>
+          <w:outline w:val="0"/>
+          <w:shadow w:val="0"/>
+          <w:emboss w:val="0"/>
+          <w:imprint w:val="0"/>
         </w:rPr>
         <w:t>图1　热电偶原始输出电压—温度特性与拟合残差</w:t>
       </w:r>
@@ -5082,9 +6449,14 @@
       </w:pPr>
       <w:r>
         <w:rPr>
-          <w:rFonts w:ascii="Noto Sans CJK SC" w:hAnsi="Noto Sans CJK SC" w:eastAsia="Noto Sans CJK SC" w:hint="eastAsia"/>
+          <w:rFonts w:ascii="Times New Roman" w:hAnsi="Times New Roman" w:cs="Times New Roman" w:eastAsia="黑体" w:hint="default"/>
           <w:b/>
           <w:sz w:val="24"/>
+          <w:color w:val="000000"/>
+          <w:outline w:val="0"/>
+          <w:shadow w:val="0"/>
+          <w:emboss w:val="0"/>
+          <w:imprint w:val="0"/>
         </w:rPr>
         <w:t>（三）温度线性校正与误差统计</w:t>
       </w:r>
@@ -5101,9 +6473,14 @@
       </w:pPr>
       <w:r>
         <w:rPr>
-          <w:rFonts w:ascii="Noto Serif CJK SC" w:hAnsi="Noto Serif CJK SC" w:eastAsia="Noto Serif CJK SC" w:hint="eastAsia"/>
+          <w:rFonts w:ascii="Times New Roman" w:hAnsi="Times New Roman" w:cs="Times New Roman" w:eastAsia="宋体" w:hint="default"/>
           <w:b w:val="0"/>
           <w:sz w:val="24"/>
+          <w:color w:val="000000"/>
+          <w:outline w:val="0"/>
+          <w:shadow w:val="0"/>
+          <w:emboss w:val="0"/>
+          <w:imprint w:val="0"/>
         </w:rPr>
         <w:t>以理论换算温度T₀为自变量、热源显示温度T为因变量，建立一次校正式。热电偶先逐点补偿冷端，再进行温度校正。下式输入、输出均以℃计：</w:t>
       </w:r>
@@ -5117,8 +6494,13 @@
         <w:ind w:left="0" w:leftChars="200" w:firstLine="0" w:right="0"/>
         <w:jc w:val="center"/>
         <w:rPr>
-          <w:rFonts w:hint="eastAsia" w:ascii="宋体" w:hAnsi="宋体"/>
+          <w:rFonts w:ascii="Times New Roman" w:hAnsi="Times New Roman" w:cs="Times New Roman" w:eastAsia="宋体" w:hint="default"/>
           <w:sz w:val="24"/>
+          <w:color w:val="000000"/>
+          <w:outline w:val="0"/>
+          <w:shadow w:val="0"/>
+          <w:emboss w:val="0"/>
+          <w:imprint w:val="0"/>
         </w:rPr>
         <w:snapToGrid w:val="0"/>
       </w:pPr>
@@ -5127,8 +6509,13 @@
           <m:r>
             <m:rPr/>
             <w:rPr>
-              <w:rFonts w:ascii="Cambria Math" w:hAnsi="Cambria Math"/>
+              <w:rFonts w:ascii="Cambria Math" w:hAnsi="Cambria Math" w:cs="Cambria Math" w:eastAsia="宋体" w:hint="default"/>
               <w:sz w:val="24"/>
+              <w:color w:val="000000"/>
+              <w:outline w:val="0"/>
+              <w:shadow w:val="0"/>
+              <w:emboss w:val="0"/>
+              <w:imprint w:val="0"/>
             </w:rPr>
             <m:t>热电偶：</m:t>
           </m:r>
@@ -5138,8 +6525,13 @@
               <m:r>
                 <m:rPr/>
                 <w:rPr>
-                  <w:rFonts w:ascii="Cambria Math" w:hAnsi="Cambria Math"/>
+                  <w:rFonts w:ascii="Cambria Math" w:hAnsi="Cambria Math" w:cs="Cambria Math" w:eastAsia="宋体" w:hint="default"/>
                   <w:sz w:val="24"/>
+                  <w:color w:val="000000"/>
+                  <w:outline w:val="0"/>
+                  <w:shadow w:val="0"/>
+                  <w:emboss w:val="0"/>
+                  <w:imprint w:val="0"/>
                 </w:rPr>
                 <m:t>T</m:t>
               </m:r>
@@ -5148,8 +6540,13 @@
               <m:r>
                 <m:rPr/>
                 <w:rPr>
-                  <w:rFonts w:ascii="Cambria Math" w:hAnsi="Cambria Math"/>
+                  <w:rFonts w:ascii="Cambria Math" w:hAnsi="Cambria Math" w:cs="Cambria Math" w:eastAsia="宋体" w:hint="default"/>
                   <w:sz w:val="24"/>
+                  <w:color w:val="000000"/>
+                  <w:outline w:val="0"/>
+                  <w:shadow w:val="0"/>
+                  <w:emboss w:val="0"/>
+                  <w:imprint w:val="0"/>
                 </w:rPr>
                 <m:t>校</m:t>
               </m:r>
@@ -5158,8 +6555,13 @@
           <m:r>
             <m:rPr/>
             <w:rPr>
-              <w:rFonts w:ascii="Cambria Math" w:hAnsi="Cambria Math"/>
+              <w:rFonts w:ascii="Cambria Math" w:hAnsi="Cambria Math" w:cs="Cambria Math" w:eastAsia="宋体" w:hint="default"/>
               <w:sz w:val="24"/>
+              <w:color w:val="000000"/>
+              <w:outline w:val="0"/>
+              <w:shadow w:val="0"/>
+              <w:emboss w:val="0"/>
+              <w:imprint w:val="0"/>
             </w:rPr>
             <m:t>= 0.992469732</m:t>
           </m:r>
@@ -5169,8 +6571,13 @@
               <m:r>
                 <m:rPr/>
                 <w:rPr>
-                  <w:rFonts w:ascii="Cambria Math" w:hAnsi="Cambria Math"/>
+                  <w:rFonts w:ascii="Cambria Math" w:hAnsi="Cambria Math" w:cs="Cambria Math" w:eastAsia="宋体" w:hint="default"/>
                   <w:sz w:val="24"/>
+                  <w:color w:val="000000"/>
+                  <w:outline w:val="0"/>
+                  <w:shadow w:val="0"/>
+                  <w:emboss w:val="0"/>
+                  <w:imprint w:val="0"/>
                 </w:rPr>
                 <m:t>T</m:t>
               </m:r>
@@ -5179,8 +6586,13 @@
               <m:r>
                 <m:rPr/>
                 <w:rPr>
-                  <w:rFonts w:ascii="Cambria Math" w:hAnsi="Cambria Math"/>
+                  <w:rFonts w:ascii="Cambria Math" w:hAnsi="Cambria Math" w:cs="Cambria Math" w:eastAsia="宋体" w:hint="default"/>
                   <w:sz w:val="24"/>
+                  <w:color w:val="000000"/>
+                  <w:outline w:val="0"/>
+                  <w:shadow w:val="0"/>
+                  <w:emboss w:val="0"/>
+                  <w:imprint w:val="0"/>
                 </w:rPr>
                 <m:t>0</m:t>
               </m:r>
@@ -5189,8 +6601,13 @@
           <m:r>
             <m:rPr/>
             <w:rPr>
-              <w:rFonts w:ascii="Cambria Math" w:hAnsi="Cambria Math"/>
+              <w:rFonts w:ascii="Cambria Math" w:hAnsi="Cambria Math" w:cs="Cambria Math" w:eastAsia="宋体" w:hint="default"/>
               <w:sz w:val="24"/>
+              <w:color w:val="000000"/>
+              <w:outline w:val="0"/>
+              <w:shadow w:val="0"/>
+              <w:emboss w:val="0"/>
+              <w:imprint w:val="0"/>
             </w:rPr>
             <m:t>+ 0.100921497</m:t>
           </m:r>
@@ -5206,8 +6623,13 @@
         <w:ind w:left="0" w:leftChars="200" w:firstLine="0" w:right="0"/>
         <w:jc w:val="center"/>
         <w:rPr>
-          <w:rFonts w:hint="eastAsia" w:ascii="宋体" w:hAnsi="宋体"/>
+          <w:rFonts w:ascii="Times New Roman" w:hAnsi="Times New Roman" w:cs="Times New Roman" w:eastAsia="宋体" w:hint="default"/>
           <w:sz w:val="24"/>
+          <w:color w:val="000000"/>
+          <w:outline w:val="0"/>
+          <w:shadow w:val="0"/>
+          <w:emboss w:val="0"/>
+          <w:imprint w:val="0"/>
         </w:rPr>
         <w:snapToGrid w:val="0"/>
       </w:pPr>
@@ -5219,8 +6641,13 @@
               <m:r>
                 <m:rPr/>
                 <w:rPr>
-                  <w:rFonts w:ascii="Cambria Math" w:hAnsi="Cambria Math"/>
+                  <w:rFonts w:ascii="Cambria Math" w:hAnsi="Cambria Math" w:cs="Cambria Math" w:eastAsia="宋体" w:hint="default"/>
                   <w:sz w:val="24"/>
+                  <w:color w:val="000000"/>
+                  <w:outline w:val="0"/>
+                  <w:shadow w:val="0"/>
+                  <w:emboss w:val="0"/>
+                  <w:imprint w:val="0"/>
                 </w:rPr>
                 <m:t>e</m:t>
               </m:r>
@@ -5229,8 +6656,13 @@
               <m:r>
                 <m:rPr/>
                 <w:rPr>
-                  <w:rFonts w:ascii="Cambria Math" w:hAnsi="Cambria Math"/>
+                  <w:rFonts w:ascii="Cambria Math" w:hAnsi="Cambria Math" w:cs="Cambria Math" w:eastAsia="宋体" w:hint="default"/>
                   <w:sz w:val="24"/>
+                  <w:color w:val="000000"/>
+                  <w:outline w:val="0"/>
+                  <w:shadow w:val="0"/>
+                  <w:emboss w:val="0"/>
+                  <w:imprint w:val="0"/>
                 </w:rPr>
                 <m:t>i</m:t>
               </m:r>
@@ -5239,8 +6671,13 @@
           <m:r>
             <m:rPr/>
             <w:rPr>
-              <w:rFonts w:ascii="Cambria Math" w:hAnsi="Cambria Math"/>
+              <w:rFonts w:ascii="Cambria Math" w:hAnsi="Cambria Math" w:cs="Cambria Math" w:eastAsia="宋体" w:hint="default"/>
               <w:sz w:val="24"/>
+              <w:color w:val="000000"/>
+              <w:outline w:val="0"/>
+              <w:shadow w:val="0"/>
+              <w:emboss w:val="0"/>
+              <w:imprint w:val="0"/>
             </w:rPr>
             <m:t>=</m:t>
           </m:r>
@@ -5250,8 +6687,13 @@
               <m:r>
                 <m:rPr/>
                 <w:rPr>
-                  <w:rFonts w:ascii="Cambria Math" w:hAnsi="Cambria Math"/>
+                  <w:rFonts w:ascii="Cambria Math" w:hAnsi="Cambria Math" w:cs="Cambria Math" w:eastAsia="宋体" w:hint="default"/>
                   <w:sz w:val="24"/>
+                  <w:color w:val="000000"/>
+                  <w:outline w:val="0"/>
+                  <w:shadow w:val="0"/>
+                  <w:emboss w:val="0"/>
+                  <w:imprint w:val="0"/>
                 </w:rPr>
                 <m:t>T</m:t>
               </m:r>
@@ -5260,8 +6702,13 @@
               <m:r>
                 <m:rPr/>
                 <w:rPr>
-                  <w:rFonts w:ascii="Cambria Math" w:hAnsi="Cambria Math"/>
+                  <w:rFonts w:ascii="Cambria Math" w:hAnsi="Cambria Math" w:cs="Cambria Math" w:eastAsia="宋体" w:hint="default"/>
                   <w:sz w:val="24"/>
+                  <w:color w:val="000000"/>
+                  <w:outline w:val="0"/>
+                  <w:shadow w:val="0"/>
+                  <w:emboss w:val="0"/>
+                  <w:imprint w:val="0"/>
                 </w:rPr>
                 <m:t>测,i</m:t>
               </m:r>
@@ -5270,8 +6717,13 @@
           <m:r>
             <m:rPr/>
             <w:rPr>
-              <w:rFonts w:ascii="Cambria Math" w:hAnsi="Cambria Math"/>
+              <w:rFonts w:ascii="Cambria Math" w:hAnsi="Cambria Math" w:cs="Cambria Math" w:eastAsia="宋体" w:hint="default"/>
               <w:sz w:val="24"/>
+              <w:color w:val="000000"/>
+              <w:outline w:val="0"/>
+              <w:shadow w:val="0"/>
+              <w:emboss w:val="0"/>
+              <w:imprint w:val="0"/>
             </w:rPr>
             <m:t>−</m:t>
           </m:r>
@@ -5281,8 +6733,13 @@
               <m:r>
                 <m:rPr/>
                 <w:rPr>
-                  <w:rFonts w:ascii="Cambria Math" w:hAnsi="Cambria Math"/>
+                  <w:rFonts w:ascii="Cambria Math" w:hAnsi="Cambria Math" w:cs="Cambria Math" w:eastAsia="宋体" w:hint="default"/>
                   <w:sz w:val="24"/>
+                  <w:color w:val="000000"/>
+                  <w:outline w:val="0"/>
+                  <w:shadow w:val="0"/>
+                  <w:emboss w:val="0"/>
+                  <w:imprint w:val="0"/>
                 </w:rPr>
                 <m:t>T</m:t>
               </m:r>
@@ -5291,8 +6748,13 @@
               <m:r>
                 <m:rPr/>
                 <w:rPr>
-                  <w:rFonts w:ascii="Cambria Math" w:hAnsi="Cambria Math"/>
+                  <w:rFonts w:ascii="Cambria Math" w:hAnsi="Cambria Math" w:cs="Cambria Math" w:eastAsia="宋体" w:hint="default"/>
                   <w:sz w:val="24"/>
+                  <w:color w:val="000000"/>
+                  <w:outline w:val="0"/>
+                  <w:shadow w:val="0"/>
+                  <w:emboss w:val="0"/>
+                  <w:imprint w:val="0"/>
                 </w:rPr>
                 <m:t>参考,i</m:t>
               </m:r>
@@ -5301,8 +6763,13 @@
           <m:r>
             <m:rPr/>
             <w:rPr>
-              <w:rFonts w:ascii="Cambria Math" w:hAnsi="Cambria Math"/>
+              <w:rFonts w:ascii="Cambria Math" w:hAnsi="Cambria Math" w:cs="Cambria Math" w:eastAsia="宋体" w:hint="default"/>
               <w:sz w:val="24"/>
+              <w:color w:val="000000"/>
+              <w:outline w:val="0"/>
+              <w:shadow w:val="0"/>
+              <w:emboss w:val="0"/>
+              <w:imprint w:val="0"/>
             </w:rPr>
             <m:t>；</m:t>
           </m:r>
@@ -5312,8 +6779,13 @@
               <m:r>
                 <m:rPr/>
                 <w:rPr>
-                  <w:rFonts w:ascii="Cambria Math" w:hAnsi="Cambria Math"/>
+                  <w:rFonts w:ascii="Cambria Math" w:hAnsi="Cambria Math" w:cs="Cambria Math" w:eastAsia="宋体" w:hint="default"/>
                   <w:sz w:val="24"/>
+                  <w:color w:val="000000"/>
+                  <w:outline w:val="0"/>
+                  <w:shadow w:val="0"/>
+                  <w:emboss w:val="0"/>
+                  <w:imprint w:val="0"/>
                 </w:rPr>
                 <m:t>b</m:t>
               </m:r>
@@ -5322,8 +6794,13 @@
               <m:r>
                 <m:rPr/>
                 <w:rPr>
-                  <w:rFonts w:ascii="Cambria Math" w:hAnsi="Cambria Math"/>
+                  <w:rFonts w:ascii="Cambria Math" w:hAnsi="Cambria Math" w:cs="Cambria Math" w:eastAsia="宋体" w:hint="default"/>
                   <w:sz w:val="24"/>
+                  <w:color w:val="000000"/>
+                  <w:outline w:val="0"/>
+                  <w:shadow w:val="0"/>
+                  <w:emboss w:val="0"/>
+                  <w:imprint w:val="0"/>
                 </w:rPr>
                 <m:t>e</m:t>
               </m:r>
@@ -5332,8 +6809,13 @@
           <m:r>
             <m:rPr/>
             <w:rPr>
-              <w:rFonts w:ascii="Cambria Math" w:hAnsi="Cambria Math"/>
+              <w:rFonts w:ascii="Cambria Math" w:hAnsi="Cambria Math" w:cs="Cambria Math" w:eastAsia="宋体" w:hint="default"/>
               <w:sz w:val="24"/>
+              <w:color w:val="000000"/>
+              <w:outline w:val="0"/>
+              <w:shadow w:val="0"/>
+              <w:emboss w:val="0"/>
+              <w:imprint w:val="0"/>
             </w:rPr>
             <m:t>=</m:t>
           </m:r>
@@ -5349,8 +6831,13 @@
                   <m:r>
                     <m:rPr/>
                     <w:rPr>
-                      <w:rFonts w:ascii="Cambria Math" w:hAnsi="Cambria Math"/>
+                      <w:rFonts w:ascii="Cambria Math" w:hAnsi="Cambria Math" w:cs="Cambria Math" w:eastAsia="宋体" w:hint="default"/>
                       <w:sz w:val="24"/>
+                      <w:color w:val="000000"/>
+                      <w:outline w:val="0"/>
+                      <w:shadow w:val="0"/>
+                      <w:emboss w:val="0"/>
+                      <w:imprint w:val="0"/>
                     </w:rPr>
                     <m:t>i=1</m:t>
                   </m:r>
@@ -5359,8 +6846,13 @@
                   <m:r>
                     <m:rPr/>
                     <w:rPr>
-                      <w:rFonts w:ascii="Cambria Math" w:hAnsi="Cambria Math"/>
+                      <w:rFonts w:ascii="Cambria Math" w:hAnsi="Cambria Math" w:cs="Cambria Math" w:eastAsia="宋体" w:hint="default"/>
                       <w:sz w:val="24"/>
+                      <w:color w:val="000000"/>
+                      <w:outline w:val="0"/>
+                      <w:shadow w:val="0"/>
+                      <w:emboss w:val="0"/>
+                      <w:imprint w:val="0"/>
                     </w:rPr>
                     <m:t>n</m:t>
                   </m:r>
@@ -5372,8 +6864,13 @@
                       <m:r>
                         <m:rPr/>
                         <w:rPr>
-                          <w:rFonts w:ascii="Cambria Math" w:hAnsi="Cambria Math"/>
+                          <w:rFonts w:ascii="Cambria Math" w:hAnsi="Cambria Math" w:cs="Cambria Math" w:eastAsia="宋体" w:hint="default"/>
                           <w:sz w:val="24"/>
+                          <w:color w:val="000000"/>
+                          <w:outline w:val="0"/>
+                          <w:shadow w:val="0"/>
+                          <w:emboss w:val="0"/>
+                          <w:imprint w:val="0"/>
                         </w:rPr>
                         <m:t>e</m:t>
                       </m:r>
@@ -5382,8 +6879,13 @@
                       <m:r>
                         <m:rPr/>
                         <w:rPr>
-                          <w:rFonts w:ascii="Cambria Math" w:hAnsi="Cambria Math"/>
+                          <w:rFonts w:ascii="Cambria Math" w:hAnsi="Cambria Math" w:cs="Cambria Math" w:eastAsia="宋体" w:hint="default"/>
                           <w:sz w:val="24"/>
+                          <w:color w:val="000000"/>
+                          <w:outline w:val="0"/>
+                          <w:shadow w:val="0"/>
+                          <w:emboss w:val="0"/>
+                          <w:imprint w:val="0"/>
                         </w:rPr>
                         <m:t>i</m:t>
                       </m:r>
@@ -5396,8 +6898,13 @@
               <m:r>
                 <m:rPr/>
                 <w:rPr>
-                  <w:rFonts w:ascii="Cambria Math" w:hAnsi="Cambria Math"/>
+                  <w:rFonts w:ascii="Cambria Math" w:hAnsi="Cambria Math" w:cs="Cambria Math" w:eastAsia="宋体" w:hint="default"/>
                   <w:sz w:val="24"/>
+                  <w:color w:val="000000"/>
+                  <w:outline w:val="0"/>
+                  <w:shadow w:val="0"/>
+                  <w:emboss w:val="0"/>
+                  <w:imprint w:val="0"/>
                 </w:rPr>
                 <m:t>n</m:t>
               </m:r>
@@ -5418,9 +6925,14 @@
       </w:pPr>
       <w:r>
         <w:rPr>
-          <w:rFonts w:ascii="Noto Serif CJK SC" w:hAnsi="Noto Serif CJK SC" w:eastAsia="Noto Serif CJK SC" w:hint="eastAsia"/>
+          <w:rFonts w:ascii="Times New Roman" w:hAnsi="Times New Roman" w:cs="Times New Roman" w:eastAsia="宋体" w:hint="default"/>
           <w:b w:val="0"/>
           <w:sz w:val="24"/>
+          <w:color w:val="000000"/>
+          <w:outline w:val="0"/>
+          <w:shadow w:val="0"/>
+          <w:emboss w:val="0"/>
+          <w:imprint w:val="0"/>
         </w:rPr>
         <w:t>温度误差定义为测温值减热源显示值。用偏倚（平均误差）判断系统性偏移，用RMSE评价整体偏差，用最大绝对误差评价最不利测点，三者均以℃计。</w:t>
       </w:r>
@@ -5437,9 +6949,14 @@
       </w:pPr>
       <w:r>
         <w:rPr>
-          <w:rFonts w:ascii="Noto Serif CJK SC" w:hAnsi="Noto Serif CJK SC" w:eastAsia="Noto Serif CJK SC" w:hint="eastAsia"/>
+          <w:rFonts w:ascii="Times New Roman" w:hAnsi="Times New Roman" w:cs="Times New Roman" w:eastAsia="黑体" w:hint="default"/>
           <w:b/>
           <w:sz w:val="22"/>
+          <w:color w:val="000000"/>
+          <w:outline w:val="0"/>
+          <w:shadow w:val="0"/>
+          <w:emboss w:val="0"/>
+          <w:imprint w:val="0"/>
         </w:rPr>
         <w:t>表2　温度理论换算与校正回代误差统计</w:t>
       </w:r>
@@ -5494,9 +7011,14 @@
             </w:pPr>
             <w:r>
               <w:rPr>
-                <w:rFonts w:ascii="Noto Sans CJK SC" w:hAnsi="Noto Sans CJK SC" w:eastAsia="Noto Sans CJK SC" w:hint="eastAsia"/>
+                <w:rFonts w:ascii="Times New Roman" w:hAnsi="Times New Roman" w:cs="Times New Roman" w:eastAsia="黑体" w:hint="default"/>
                 <w:b/>
                 <w:sz w:val="21"/>
+                <w:color w:val="000000"/>
+                <w:outline w:val="0"/>
+                <w:shadow w:val="0"/>
+                <w:emboss w:val="0"/>
+                <w:imprint w:val="0"/>
               </w:rPr>
               <w:t>处理阶段</w:t>
             </w:r>
@@ -5520,9 +7042,14 @@
             </w:pPr>
             <w:r>
               <w:rPr>
-                <w:rFonts w:ascii="Noto Sans CJK SC" w:hAnsi="Noto Sans CJK SC" w:eastAsia="Noto Sans CJK SC" w:hint="eastAsia"/>
+                <w:rFonts w:ascii="Times New Roman" w:hAnsi="Times New Roman" w:cs="Times New Roman" w:eastAsia="黑体" w:hint="default"/>
                 <w:b/>
                 <w:sz w:val="21"/>
+                <w:color w:val="000000"/>
+                <w:outline w:val="0"/>
+                <w:shadow w:val="0"/>
+                <w:emboss w:val="0"/>
+                <w:imprint w:val="0"/>
               </w:rPr>
               <w:t>偏倚 / ℃</w:t>
             </w:r>
@@ -5546,9 +7073,14 @@
             </w:pPr>
             <w:r>
               <w:rPr>
-                <w:rFonts w:ascii="Noto Sans CJK SC" w:hAnsi="Noto Sans CJK SC" w:eastAsia="Noto Sans CJK SC" w:hint="eastAsia"/>
+                <w:rFonts w:ascii="Times New Roman" w:hAnsi="Times New Roman" w:cs="Times New Roman" w:eastAsia="黑体" w:hint="default"/>
                 <w:b/>
                 <w:sz w:val="21"/>
+                <w:color w:val="000000"/>
+                <w:outline w:val="0"/>
+                <w:shadow w:val="0"/>
+                <w:emboss w:val="0"/>
+                <w:imprint w:val="0"/>
               </w:rPr>
               <w:t>RMSE / ℃</w:t>
             </w:r>
@@ -5572,9 +7104,14 @@
             </w:pPr>
             <w:r>
               <w:rPr>
-                <w:rFonts w:ascii="Noto Sans CJK SC" w:hAnsi="Noto Sans CJK SC" w:eastAsia="Noto Sans CJK SC" w:hint="eastAsia"/>
+                <w:rFonts w:ascii="Times New Roman" w:hAnsi="Times New Roman" w:cs="Times New Roman" w:eastAsia="黑体" w:hint="default"/>
                 <w:b/>
                 <w:sz w:val="21"/>
+                <w:color w:val="000000"/>
+                <w:outline w:val="0"/>
+                <w:shadow w:val="0"/>
+                <w:emboss w:val="0"/>
+                <w:imprint w:val="0"/>
               </w:rPr>
               <w:t>最大绝对误差 / ℃</w:t>
             </w:r>
@@ -5602,9 +7139,14 @@
             </w:pPr>
             <w:r>
               <w:rPr>
-                <w:rFonts w:ascii="Noto Serif CJK SC" w:hAnsi="Noto Serif CJK SC" w:eastAsia="Noto Serif CJK SC" w:hint="eastAsia"/>
+                <w:rFonts w:ascii="Times New Roman" w:hAnsi="Times New Roman" w:cs="Times New Roman" w:eastAsia="宋体" w:hint="default"/>
                 <w:b w:val="0"/>
                 <w:sz w:val="21"/>
+                <w:color w:val="000000"/>
+                <w:outline w:val="0"/>
+                <w:shadow w:val="0"/>
+                <w:emboss w:val="0"/>
+                <w:imprint w:val="0"/>
               </w:rPr>
               <w:t>未校正</w:t>
             </w:r>
@@ -5627,9 +7169,14 @@
             </w:pPr>
             <w:r>
               <w:rPr>
-                <w:rFonts w:ascii="Noto Serif CJK SC" w:hAnsi="Noto Serif CJK SC" w:eastAsia="Noto Serif CJK SC" w:hint="eastAsia"/>
+                <w:rFonts w:ascii="Times New Roman" w:hAnsi="Times New Roman" w:cs="Times New Roman" w:eastAsia="宋体" w:hint="default"/>
                 <w:b w:val="0"/>
                 <w:sz w:val="21"/>
+                <w:color w:val="000000"/>
+                <w:outline w:val="0"/>
+                <w:shadow w:val="0"/>
+                <w:emboss w:val="0"/>
+                <w:imprint w:val="0"/>
               </w:rPr>
               <w:t>+0.316</w:t>
             </w:r>
@@ -5652,9 +7199,14 @@
             </w:pPr>
             <w:r>
               <w:rPr>
-                <w:rFonts w:ascii="Noto Serif CJK SC" w:hAnsi="Noto Serif CJK SC" w:eastAsia="Noto Serif CJK SC" w:hint="eastAsia"/>
+                <w:rFonts w:ascii="Times New Roman" w:hAnsi="Times New Roman" w:cs="Times New Roman" w:eastAsia="宋体" w:hint="default"/>
                 <w:b w:val="0"/>
                 <w:sz w:val="21"/>
+                <w:color w:val="000000"/>
+                <w:outline w:val="0"/>
+                <w:shadow w:val="0"/>
+                <w:emboss w:val="0"/>
+                <w:imprint w:val="0"/>
               </w:rPr>
               <w:t>0.376</w:t>
             </w:r>
@@ -5677,9 +7229,14 @@
             </w:pPr>
             <w:r>
               <w:rPr>
-                <w:rFonts w:ascii="Noto Serif CJK SC" w:hAnsi="Noto Serif CJK SC" w:eastAsia="Noto Serif CJK SC" w:hint="eastAsia"/>
+                <w:rFonts w:ascii="Times New Roman" w:hAnsi="Times New Roman" w:cs="Times New Roman" w:eastAsia="宋体" w:hint="default"/>
                 <w:b w:val="0"/>
                 <w:sz w:val="21"/>
+                <w:color w:val="000000"/>
+                <w:outline w:val="0"/>
+                <w:shadow w:val="0"/>
+                <w:emboss w:val="0"/>
+                <w:imprint w:val="0"/>
               </w:rPr>
               <w:t>0.652</w:t>
             </w:r>
@@ -5707,9 +7264,14 @@
             </w:pPr>
             <w:r>
               <w:rPr>
-                <w:rFonts w:ascii="Noto Serif CJK SC" w:hAnsi="Noto Serif CJK SC" w:eastAsia="Noto Serif CJK SC" w:hint="eastAsia"/>
+                <w:rFonts w:ascii="Times New Roman" w:hAnsi="Times New Roman" w:cs="Times New Roman" w:eastAsia="宋体" w:hint="default"/>
                 <w:b w:val="0"/>
                 <w:sz w:val="21"/>
+                <w:color w:val="000000"/>
+                <w:outline w:val="0"/>
+                <w:shadow w:val="0"/>
+                <w:emboss w:val="0"/>
+                <w:imprint w:val="0"/>
               </w:rPr>
               <w:t>校正回代</w:t>
             </w:r>
@@ -5732,9 +7294,14 @@
             </w:pPr>
             <w:r>
               <w:rPr>
-                <w:rFonts w:ascii="Noto Serif CJK SC" w:hAnsi="Noto Serif CJK SC" w:eastAsia="Noto Serif CJK SC" w:hint="eastAsia"/>
+                <w:rFonts w:ascii="Times New Roman" w:hAnsi="Times New Roman" w:cs="Times New Roman" w:eastAsia="宋体" w:hint="default"/>
                 <w:b w:val="0"/>
                 <w:sz w:val="21"/>
+                <w:color w:val="000000"/>
+                <w:outline w:val="0"/>
+                <w:shadow w:val="0"/>
+                <w:emboss w:val="0"/>
+                <w:imprint w:val="0"/>
               </w:rPr>
               <w:t>0.000</w:t>
             </w:r>
@@ -5757,9 +7324,14 @@
             </w:pPr>
             <w:r>
               <w:rPr>
-                <w:rFonts w:ascii="Noto Serif CJK SC" w:hAnsi="Noto Serif CJK SC" w:eastAsia="Noto Serif CJK SC" w:hint="eastAsia"/>
+                <w:rFonts w:ascii="Times New Roman" w:hAnsi="Times New Roman" w:cs="Times New Roman" w:eastAsia="宋体" w:hint="default"/>
                 <w:b w:val="0"/>
                 <w:sz w:val="21"/>
+                <w:color w:val="000000"/>
+                <w:outline w:val="0"/>
+                <w:shadow w:val="0"/>
+                <w:emboss w:val="0"/>
+                <w:imprint w:val="0"/>
               </w:rPr>
               <w:t>0.164</w:t>
             </w:r>
@@ -5782,9 +7354,14 @@
             </w:pPr>
             <w:r>
               <w:rPr>
-                <w:rFonts w:ascii="Noto Serif CJK SC" w:hAnsi="Noto Serif CJK SC" w:eastAsia="Noto Serif CJK SC" w:hint="eastAsia"/>
+                <w:rFonts w:ascii="Times New Roman" w:hAnsi="Times New Roman" w:cs="Times New Roman" w:eastAsia="宋体" w:hint="default"/>
                 <w:b w:val="0"/>
                 <w:sz w:val="21"/>
+                <w:color w:val="000000"/>
+                <w:outline w:val="0"/>
+                <w:shadow w:val="0"/>
+                <w:emboss w:val="0"/>
+                <w:imprint w:val="0"/>
               </w:rPr>
               <w:t>0.350</w:t>
             </w:r>
@@ -5805,9 +7382,14 @@
       </w:pPr>
       <w:r>
         <w:rPr>
-          <w:rFonts w:ascii="Noto Serif CJK SC" w:hAnsi="Noto Serif CJK SC" w:eastAsia="Noto Serif CJK SC" w:hint="eastAsia"/>
+          <w:rFonts w:ascii="Times New Roman" w:hAnsi="Times New Roman" w:cs="Times New Roman" w:eastAsia="宋体" w:hint="default"/>
           <w:b w:val="0"/>
           <w:sz w:val="24"/>
+          <w:color w:val="000000"/>
+          <w:outline w:val="0"/>
+          <w:shadow w:val="0"/>
+          <w:emboss w:val="0"/>
+          <w:imprint w:val="0"/>
         </w:rPr>
         <w:t>逐点留出一个测点，用其余10点重新拟合校正式并预测留出点。11次预测的RMSE为0.217℃，最大绝对误差为0.508℃。留一预测属于本批数据内部检验。</w:t>
       </w:r>
@@ -5869,9 +7451,14 @@
       </w:pPr>
       <w:r>
         <w:rPr>
-          <w:rFonts w:ascii="Noto Serif CJK SC" w:hAnsi="Noto Serif CJK SC" w:eastAsia="Noto Serif CJK SC" w:hint="eastAsia"/>
+          <w:rFonts w:ascii="Times New Roman" w:hAnsi="Times New Roman" w:cs="Times New Roman" w:eastAsia="宋体" w:hint="default"/>
           <w:b w:val="0"/>
           <w:sz w:val="22"/>
+          <w:color w:val="000000"/>
+          <w:outline w:val="0"/>
+          <w:shadow w:val="0"/>
+          <w:emboss w:val="0"/>
+          <w:imprint w:val="0"/>
         </w:rPr>
         <w:t>图2　理论换算误差与一次校正后的回代残差</w:t>
       </w:r>
@@ -5888,9 +7475,14 @@
       </w:pPr>
       <w:r>
         <w:rPr>
-          <w:rFonts w:ascii="Noto Serif CJK SC" w:hAnsi="Noto Serif CJK SC" w:eastAsia="Noto Serif CJK SC" w:hint="eastAsia"/>
+          <w:rFonts w:ascii="Times New Roman" w:hAnsi="Times New Roman" w:cs="Times New Roman" w:eastAsia="宋体" w:hint="default"/>
           <w:b w:val="0"/>
           <w:sz w:val="24"/>
+          <w:color w:val="000000"/>
+          <w:outline w:val="0"/>
+          <w:shadow w:val="0"/>
+          <w:emboss w:val="0"/>
+          <w:imprint w:val="0"/>
         </w:rPr>
         <w:t>表1的校正温度与表2的回代统计均使用同一批标定数据，不能视为独立验证精度。现有资料未提供未参与标定的测点及平台校正后实测记录，应用效果仍需补测。</w:t>
       </w:r>
@@ -5907,9 +7499,14 @@
       </w:pPr>
       <w:r>
         <w:rPr>
-          <w:rFonts w:ascii="Noto Sans CJK SC" w:hAnsi="Noto Sans CJK SC" w:eastAsia="Noto Sans CJK SC" w:hint="eastAsia"/>
+          <w:rFonts w:ascii="Times New Roman" w:hAnsi="Times New Roman" w:cs="Times New Roman" w:eastAsia="黑体" w:hint="default"/>
           <w:b/>
           <w:sz w:val="24"/>
+          <w:color w:val="000000"/>
+          <w:outline w:val="0"/>
+          <w:shadow w:val="0"/>
+          <w:emboss w:val="0"/>
+          <w:imprint w:val="0"/>
         </w:rPr>
         <w:t>（四）计算程序与复核</w:t>
       </w:r>
@@ -5926,9 +7523,14 @@
       </w:pPr>
       <w:r>
         <w:rPr>
-          <w:rFonts w:ascii="Noto Serif CJK SC" w:hAnsi="Noto Serif CJK SC" w:eastAsia="Noto Serif CJK SC" w:hint="eastAsia"/>
+          <w:rFonts w:ascii="Times New Roman" w:hAnsi="Times New Roman" w:cs="Times New Roman" w:eastAsia="宋体" w:hint="default"/>
           <w:b w:val="0"/>
           <w:sz w:val="24"/>
+          <w:color w:val="000000"/>
+          <w:outline w:val="0"/>
+          <w:shadow w:val="0"/>
+          <w:emboss w:val="0"/>
+          <w:imprint w:val="0"/>
         </w:rPr>
         <w:t>下列MATLAB核心程序列出本实验数据输入、一次最小二乘拟合与留一预测过程。T₀由NIST K型固定参考函数及数值反解获得，代码中给出足够位数的中间结果。数值已以独立Python程序复核。</w:t>
       </w:r>
@@ -5945,9 +7547,14 @@
       </w:pPr>
       <w:r>
         <w:rPr>
-          <w:rFonts w:ascii="DejaVu Sans Mono" w:hAnsi="DejaVu Sans Mono" w:eastAsia="Noto Serif CJK SC" w:hint="eastAsia"/>
+          <w:rFonts w:ascii="Courier New" w:hAnsi="Courier New" w:cs="Courier New" w:eastAsia="宋体" w:hint="default"/>
           <w:b w:val="0"/>
           <w:sz w:val="19"/>
+          <w:color w:val="000000"/>
+          <w:outline w:val="0"/>
+          <w:shadow w:val="0"/>
+          <w:emboss w:val="0"/>
+          <w:imprint w:val="0"/>
         </w:rPr>
         <w:t>% 数据输入：T为℃，U为mV，与表1对应</w:t>
       </w:r>
@@ -5964,9 +7571,14 @@
       </w:pPr>
       <w:r>
         <w:rPr>
-          <w:rFonts w:ascii="DejaVu Sans Mono" w:hAnsi="DejaVu Sans Mono" w:eastAsia="Noto Serif CJK SC" w:hint="eastAsia"/>
+          <w:rFonts w:ascii="Courier New" w:hAnsi="Courier New" w:cs="Courier New" w:eastAsia="宋体" w:hint="default"/>
           <w:b w:val="0"/>
           <w:sz w:val="19"/>
+          <w:color w:val="000000"/>
+          <w:outline w:val="0"/>
+          <w:shadow w:val="0"/>
+          <w:emboss w:val="0"/>
+          <w:imprint w:val="0"/>
         </w:rPr>
         <w:t>T = (30:5:80)';</w:t>
       </w:r>
@@ -5983,9 +7595,14 @@
       </w:pPr>
       <w:r>
         <w:rPr>
-          <w:rFonts w:ascii="DejaVu Sans Mono" w:hAnsi="DejaVu Sans Mono" w:eastAsia="Noto Serif CJK SC" w:hint="eastAsia"/>
+          <w:rFonts w:ascii="Courier New" w:hAnsi="Courier New" w:cs="Courier New" w:eastAsia="宋体" w:hint="default"/>
           <w:b w:val="0"/>
           <w:sz w:val="19"/>
+          <w:color w:val="000000"/>
+          <w:outline w:val="0"/>
+          <w:shadow w:val="0"/>
+          <w:emboss w:val="0"/>
+          <w:imprint w:val="0"/>
         </w:rPr>
         <w:t>U = [1202 1240 1283 1324 1364 1407 1447 1489 1533 1572 1615]';</w:t>
       </w:r>
@@ -6002,9 +7619,14 @@
       </w:pPr>
       <w:r>
         <w:rPr>
-          <w:rFonts w:ascii="DejaVu Sans Mono" w:hAnsi="DejaVu Sans Mono" w:eastAsia="Noto Serif CJK SC" w:hint="eastAsia"/>
+          <w:rFonts w:ascii="Courier New" w:hAnsi="Courier New" w:cs="Courier New" w:eastAsia="宋体" w:hint="default"/>
           <w:b w:val="0"/>
           <w:sz w:val="19"/>
+          <w:color w:val="000000"/>
+          <w:outline w:val="0"/>
+          <w:shadow w:val="0"/>
+          <w:emboss w:val="0"/>
+          <w:imprint w:val="0"/>
         </w:rPr>
         <w:t>% T0为理论换算的未舍入结果（℃）</w:t>
       </w:r>
@@ -6021,9 +7643,14 @@
       </w:pPr>
       <w:r>
         <w:rPr>
-          <w:rFonts w:ascii="DejaVu Sans Mono" w:hAnsi="DejaVu Sans Mono" w:eastAsia="Noto Serif CJK SC" w:hint="eastAsia"/>
+          <w:rFonts w:ascii="Courier New" w:hAnsi="Courier New" w:cs="Courier New" w:eastAsia="宋体" w:hint="default"/>
           <w:b w:val="0"/>
           <w:sz w:val="19"/>
+          <w:color w:val="000000"/>
+          <w:outline w:val="0"/>
+          <w:shadow w:val="0"/>
+          <w:emboss w:val="0"/>
+          <w:imprint w:val="0"/>
         </w:rPr>
         <w:t>T0 = [30.478090136 35.0140058729 40.2404467313 ...</w:t>
       </w:r>
@@ -6040,9 +7667,14 @@
       </w:pPr>
       <w:r>
         <w:rPr>
-          <w:rFonts w:ascii="DejaVu Sans Mono" w:hAnsi="DejaVu Sans Mono" w:eastAsia="Noto Serif CJK SC" w:hint="eastAsia"/>
+          <w:rFonts w:ascii="Courier New" w:hAnsi="Courier New" w:cs="Courier New" w:eastAsia="宋体" w:hint="default"/>
           <w:b w:val="0"/>
           <w:sz w:val="19"/>
+          <w:color w:val="000000"/>
+          <w:outline w:val="0"/>
+          <w:shadow w:val="0"/>
+          <w:emboss w:val="0"/>
+          <w:imprint w:val="0"/>
         </w:rPr>
         <w:t xml:space="preserve">      45.2067090814 50.0377806248 55.2179568037 ...</w:t>
       </w:r>
@@ -6059,9 +7691,14 @@
       </w:pPr>
       <w:r>
         <w:rPr>
-          <w:rFonts w:ascii="DejaVu Sans Mono" w:hAnsi="DejaVu Sans Mono" w:eastAsia="Noto Serif CJK SC" w:hint="eastAsia"/>
+          <w:rFonts w:ascii="Courier New" w:hAnsi="Courier New" w:cs="Courier New" w:eastAsia="宋体" w:hint="default"/>
           <w:b w:val="0"/>
           <w:sz w:val="19"/>
+          <w:color w:val="000000"/>
+          <w:outline w:val="0"/>
+          <w:shadow w:val="0"/>
+          <w:emboss w:val="0"/>
+          <w:imprint w:val="0"/>
         </w:rPr>
         <w:t xml:space="preserve">      60.2229481438 65.3614898067 70.6354725905 ...</w:t>
       </w:r>
@@ -6078,9 +7715,14 @@
       </w:pPr>
       <w:r>
         <w:rPr>
-          <w:rFonts w:ascii="DejaVu Sans Mono" w:hAnsi="DejaVu Sans Mono" w:eastAsia="Noto Serif CJK SC" w:hint="eastAsia"/>
+          <w:rFonts w:ascii="Courier New" w:hAnsi="Courier New" w:cs="Courier New" w:eastAsia="宋体" w:hint="default"/>
           <w:b w:val="0"/>
           <w:sz w:val="19"/>
+          <w:color w:val="000000"/>
+          <w:outline w:val="0"/>
+          <w:shadow w:val="0"/>
+          <w:emboss w:val="0"/>
+          <w:imprint w:val="0"/>
         </w:rPr>
         <w:t xml:space="preserve">      75.4048090523 80.6521105565]';</w:t>
       </w:r>
@@ -6097,9 +7739,14 @@
       </w:pPr>
       <w:r>
         <w:rPr>
-          <w:rFonts w:ascii="DejaVu Sans Mono" w:hAnsi="DejaVu Sans Mono" w:eastAsia="Noto Serif CJK SC" w:hint="eastAsia"/>
+          <w:rFonts w:ascii="Courier New" w:hAnsi="Courier New" w:cs="Courier New" w:eastAsia="宋体" w:hint="default"/>
           <w:b w:val="0"/>
           <w:sz w:val="19"/>
+          <w:color w:val="000000"/>
+          <w:outline w:val="0"/>
+          <w:shadow w:val="0"/>
+          <w:emboss w:val="0"/>
+          <w:imprint w:val="0"/>
         </w:rPr>
         <w:t>% 一次最小二乘拟合，保留截距</w:t>
       </w:r>
@@ -6116,9 +7763,14 @@
       </w:pPr>
       <w:r>
         <w:rPr>
-          <w:rFonts w:ascii="DejaVu Sans Mono" w:hAnsi="DejaVu Sans Mono" w:eastAsia="Noto Serif CJK SC" w:hint="eastAsia"/>
+          <w:rFonts w:ascii="Courier New" w:hAnsi="Courier New" w:cs="Courier New" w:eastAsia="宋体" w:hint="default"/>
           <w:b w:val="0"/>
           <w:sz w:val="19"/>
+          <w:color w:val="000000"/>
+          <w:outline w:val="0"/>
+          <w:shadow w:val="0"/>
+          <w:emboss w:val="0"/>
+          <w:imprint w:val="0"/>
         </w:rPr>
         <w:t>p = polyfit(T,U,1);</w:t>
       </w:r>
@@ -6135,9 +7787,14 @@
       </w:pPr>
       <w:r>
         <w:rPr>
-          <w:rFonts w:ascii="DejaVu Sans Mono" w:hAnsi="DejaVu Sans Mono" w:eastAsia="Noto Serif CJK SC" w:hint="eastAsia"/>
+          <w:rFonts w:ascii="Courier New" w:hAnsi="Courier New" w:cs="Courier New" w:eastAsia="宋体" w:hint="default"/>
           <w:b w:val="0"/>
           <w:sz w:val="19"/>
+          <w:color w:val="000000"/>
+          <w:outline w:val="0"/>
+          <w:shadow w:val="0"/>
+          <w:emboss w:val="0"/>
+          <w:imprint w:val="0"/>
         </w:rPr>
         <w:t>r = U-polyval(p,T);</w:t>
       </w:r>
@@ -6154,9 +7811,14 @@
       </w:pPr>
       <w:r>
         <w:rPr>
-          <w:rFonts w:ascii="DejaVu Sans Mono" w:hAnsi="DejaVu Sans Mono" w:eastAsia="Noto Serif CJK SC" w:hint="eastAsia"/>
+          <w:rFonts w:ascii="Courier New" w:hAnsi="Courier New" w:cs="Courier New" w:eastAsia="宋体" w:hint="default"/>
           <w:b w:val="0"/>
           <w:sz w:val="19"/>
+          <w:color w:val="000000"/>
+          <w:outline w:val="0"/>
+          <w:shadow w:val="0"/>
+          <w:emboss w:val="0"/>
+          <w:imprint w:val="0"/>
         </w:rPr>
         <w:t>span = abs(p(1))*(max(T)-min(T));</w:t>
       </w:r>
@@ -6173,9 +7835,14 @@
       </w:pPr>
       <w:r>
         <w:rPr>
-          <w:rFonts w:ascii="DejaVu Sans Mono" w:hAnsi="DejaVu Sans Mono" w:eastAsia="Noto Serif CJK SC" w:hint="eastAsia"/>
+          <w:rFonts w:ascii="Courier New" w:hAnsi="Courier New" w:cs="Courier New" w:eastAsia="宋体" w:hint="default"/>
           <w:b w:val="0"/>
           <w:sz w:val="19"/>
+          <w:color w:val="000000"/>
+          <w:outline w:val="0"/>
+          <w:shadow w:val="0"/>
+          <w:emboss w:val="0"/>
+          <w:imprint w:val="0"/>
         </w:rPr>
         <w:t>RMSE = sqrt(mean(r.^2));</w:t>
       </w:r>
@@ -6192,9 +7859,14 @@
       </w:pPr>
       <w:r>
         <w:rPr>
-          <w:rFonts w:ascii="DejaVu Sans Mono" w:hAnsi="DejaVu Sans Mono" w:eastAsia="Noto Serif CJK SC" w:hint="eastAsia"/>
+          <w:rFonts w:ascii="Courier New" w:hAnsi="Courier New" w:cs="Courier New" w:eastAsia="宋体" w:hint="default"/>
           <w:b w:val="0"/>
           <w:sz w:val="19"/>
+          <w:color w:val="000000"/>
+          <w:outline w:val="0"/>
+          <w:shadow w:val="0"/>
+          <w:emboss w:val="0"/>
+          <w:imprint w:val="0"/>
         </w:rPr>
         <w:t>maxDev = max(abs(r));</w:t>
       </w:r>
@@ -6211,9 +7883,14 @@
       </w:pPr>
       <w:r>
         <w:rPr>
-          <w:rFonts w:ascii="DejaVu Sans Mono" w:hAnsi="DejaVu Sans Mono" w:eastAsia="Noto Serif CJK SC" w:hint="eastAsia"/>
+          <w:rFonts w:ascii="Courier New" w:hAnsi="Courier New" w:cs="Courier New" w:eastAsia="宋体" w:hint="default"/>
           <w:b w:val="0"/>
           <w:sz w:val="19"/>
+          <w:color w:val="000000"/>
+          <w:outline w:val="0"/>
+          <w:shadow w:val="0"/>
+          <w:emboss w:val="0"/>
+          <w:imprint w:val="0"/>
         </w:rPr>
         <w:t>deltaLF = 100*maxDev/span;</w:t>
       </w:r>
@@ -6230,9 +7907,14 @@
       </w:pPr>
       <w:r>
         <w:rPr>
-          <w:rFonts w:ascii="DejaVu Sans Mono" w:hAnsi="DejaVu Sans Mono" w:eastAsia="Noto Serif CJK SC" w:hint="eastAsia"/>
+          <w:rFonts w:ascii="Courier New" w:hAnsi="Courier New" w:cs="Courier New" w:eastAsia="宋体" w:hint="default"/>
           <w:b w:val="0"/>
           <w:sz w:val="19"/>
+          <w:color w:val="000000"/>
+          <w:outline w:val="0"/>
+          <w:shadow w:val="0"/>
+          <w:emboss w:val="0"/>
+          <w:imprint w:val="0"/>
         </w:rPr>
         <w:t>R2 = 1-sum(r.^2)/sum((U-mean(U)).^2);</w:t>
       </w:r>
@@ -6249,9 +7931,14 @@
       </w:pPr>
       <w:r>
         <w:rPr>
-          <w:rFonts w:ascii="DejaVu Sans Mono" w:hAnsi="DejaVu Sans Mono" w:eastAsia="Noto Serif CJK SC" w:hint="eastAsia"/>
+          <w:rFonts w:ascii="Courier New" w:hAnsi="Courier New" w:cs="Courier New" w:eastAsia="宋体" w:hint="default"/>
           <w:b w:val="0"/>
           <w:sz w:val="19"/>
+          <w:color w:val="000000"/>
+          <w:outline w:val="0"/>
+          <w:shadow w:val="0"/>
+          <w:emboss w:val="0"/>
+          <w:imprint w:val="0"/>
         </w:rPr>
         <w:t>% 按列显示：斜率、截距、RMSE、最大偏差、非线性、R²</w:t>
       </w:r>
@@ -6268,9 +7955,14 @@
       </w:pPr>
       <w:r>
         <w:rPr>
-          <w:rFonts w:ascii="DejaVu Sans Mono" w:hAnsi="DejaVu Sans Mono" w:eastAsia="Noto Serif CJK SC" w:hint="eastAsia"/>
+          <w:rFonts w:ascii="Courier New" w:hAnsi="Courier New" w:cs="Courier New" w:eastAsia="宋体" w:hint="default"/>
           <w:b w:val="0"/>
           <w:sz w:val="19"/>
+          <w:color w:val="000000"/>
+          <w:outline w:val="0"/>
+          <w:shadow w:val="0"/>
+          <w:emboss w:val="0"/>
+          <w:imprint w:val="0"/>
         </w:rPr>
         <w:t>disp([p RMSE maxDev deltaLF R2]);</w:t>
       </w:r>
@@ -6287,9 +7979,14 @@
       </w:pPr>
       <w:r>
         <w:rPr>
-          <w:rFonts w:ascii="DejaVu Sans Mono" w:hAnsi="DejaVu Sans Mono" w:eastAsia="Noto Serif CJK SC" w:hint="eastAsia"/>
+          <w:rFonts w:ascii="Courier New" w:hAnsi="Courier New" w:cs="Courier New" w:eastAsia="宋体" w:hint="default"/>
           <w:b w:val="0"/>
           <w:sz w:val="19"/>
+          <w:color w:val="000000"/>
+          <w:outline w:val="0"/>
+          <w:shadow w:val="0"/>
+          <w:emboss w:val="0"/>
+          <w:imprint w:val="0"/>
         </w:rPr>
         <w:t>pc = polyfit(T0,T,1);</w:t>
       </w:r>
@@ -6306,9 +8003,14 @@
       </w:pPr>
       <w:r>
         <w:rPr>
-          <w:rFonts w:ascii="DejaVu Sans Mono" w:hAnsi="DejaVu Sans Mono" w:eastAsia="Noto Serif CJK SC" w:hint="eastAsia"/>
+          <w:rFonts w:ascii="Courier New" w:hAnsi="Courier New" w:cs="Courier New" w:eastAsia="宋体" w:hint="default"/>
           <w:b w:val="0"/>
           <w:sz w:val="19"/>
+          <w:color w:val="000000"/>
+          <w:outline w:val="0"/>
+          <w:shadow w:val="0"/>
+          <w:emboss w:val="0"/>
+          <w:imprint w:val="0"/>
         </w:rPr>
         <w:t>ec = polyval(pc,T0)-T;</w:t>
       </w:r>
@@ -6325,9 +8027,14 @@
       </w:pPr>
       <w:r>
         <w:rPr>
-          <w:rFonts w:ascii="DejaVu Sans Mono" w:hAnsi="DejaVu Sans Mono" w:eastAsia="Noto Serif CJK SC" w:hint="eastAsia"/>
+          <w:rFonts w:ascii="Courier New" w:hAnsi="Courier New" w:cs="Courier New" w:eastAsia="宋体" w:hint="default"/>
           <w:b w:val="0"/>
           <w:sz w:val="19"/>
+          <w:color w:val="000000"/>
+          <w:outline w:val="0"/>
+          <w:shadow w:val="0"/>
+          <w:emboss w:val="0"/>
+          <w:imprint w:val="0"/>
         </w:rPr>
         <w:t>pred = zeros(size(T));</w:t>
       </w:r>
@@ -6344,9 +8051,14 @@
       </w:pPr>
       <w:r>
         <w:rPr>
-          <w:rFonts w:ascii="DejaVu Sans Mono" w:hAnsi="DejaVu Sans Mono" w:eastAsia="Noto Serif CJK SC" w:hint="eastAsia"/>
+          <w:rFonts w:ascii="Courier New" w:hAnsi="Courier New" w:cs="Courier New" w:eastAsia="宋体" w:hint="default"/>
           <w:b w:val="0"/>
           <w:sz w:val="19"/>
+          <w:color w:val="000000"/>
+          <w:outline w:val="0"/>
+          <w:shadow w:val="0"/>
+          <w:emboss w:val="0"/>
+          <w:imprint w:val="0"/>
         </w:rPr>
         <w:t>for i = 1:numel(T)</w:t>
       </w:r>
@@ -6363,9 +8075,14 @@
       </w:pPr>
       <w:r>
         <w:rPr>
-          <w:rFonts w:ascii="DejaVu Sans Mono" w:hAnsi="DejaVu Sans Mono" w:eastAsia="Noto Serif CJK SC" w:hint="eastAsia"/>
+          <w:rFonts w:ascii="Courier New" w:hAnsi="Courier New" w:cs="Courier New" w:eastAsia="宋体" w:hint="default"/>
           <w:b w:val="0"/>
           <w:sz w:val="19"/>
+          <w:color w:val="000000"/>
+          <w:outline w:val="0"/>
+          <w:shadow w:val="0"/>
+          <w:emboss w:val="0"/>
+          <w:imprint w:val="0"/>
         </w:rPr>
         <w:t xml:space="preserve">  use = true(size(T)); use(i) = false;</w:t>
       </w:r>
@@ -6382,9 +8099,14 @@
       </w:pPr>
       <w:r>
         <w:rPr>
-          <w:rFonts w:ascii="DejaVu Sans Mono" w:hAnsi="DejaVu Sans Mono" w:eastAsia="Noto Serif CJK SC" w:hint="eastAsia"/>
+          <w:rFonts w:ascii="Courier New" w:hAnsi="Courier New" w:cs="Courier New" w:eastAsia="宋体" w:hint="default"/>
           <w:b w:val="0"/>
           <w:sz w:val="19"/>
+          <w:color w:val="000000"/>
+          <w:outline w:val="0"/>
+          <w:shadow w:val="0"/>
+          <w:emboss w:val="0"/>
+          <w:imprint w:val="0"/>
         </w:rPr>
         <w:t xml:space="preserve">  pi = polyfit(T0(use),T(use),1);</w:t>
       </w:r>
@@ -6401,9 +8123,14 @@
       </w:pPr>
       <w:r>
         <w:rPr>
-          <w:rFonts w:ascii="DejaVu Sans Mono" w:hAnsi="DejaVu Sans Mono" w:eastAsia="Noto Serif CJK SC" w:hint="eastAsia"/>
+          <w:rFonts w:ascii="Courier New" w:hAnsi="Courier New" w:cs="Courier New" w:eastAsia="宋体" w:hint="default"/>
           <w:b w:val="0"/>
           <w:sz w:val="19"/>
+          <w:color w:val="000000"/>
+          <w:outline w:val="0"/>
+          <w:shadow w:val="0"/>
+          <w:emboss w:val="0"/>
+          <w:imprint w:val="0"/>
         </w:rPr>
         <w:t xml:space="preserve">  pred(i) = polyval(pi,T0(i));</w:t>
       </w:r>
@@ -6420,9 +8147,14 @@
       </w:pPr>
       <w:r>
         <w:rPr>
-          <w:rFonts w:ascii="DejaVu Sans Mono" w:hAnsi="DejaVu Sans Mono" w:eastAsia="Noto Serif CJK SC" w:hint="eastAsia"/>
+          <w:rFonts w:ascii="Courier New" w:hAnsi="Courier New" w:cs="Courier New" w:eastAsia="宋体" w:hint="default"/>
           <w:b w:val="0"/>
           <w:sz w:val="19"/>
+          <w:color w:val="000000"/>
+          <w:outline w:val="0"/>
+          <w:shadow w:val="0"/>
+          <w:emboss w:val="0"/>
+          <w:imprint w:val="0"/>
         </w:rPr>
         <w:t>end</w:t>
       </w:r>
@@ -6439,9 +8171,14 @@
       </w:pPr>
       <w:r>
         <w:rPr>
-          <w:rFonts w:ascii="DejaVu Sans Mono" w:hAnsi="DejaVu Sans Mono" w:eastAsia="Noto Serif CJK SC" w:hint="eastAsia"/>
+          <w:rFonts w:ascii="Courier New" w:hAnsi="Courier New" w:cs="Courier New" w:eastAsia="宋体" w:hint="default"/>
           <w:b w:val="0"/>
           <w:sz w:val="19"/>
+          <w:color w:val="000000"/>
+          <w:outline w:val="0"/>
+          <w:shadow w:val="0"/>
+          <w:emboss w:val="0"/>
+          <w:imprint w:val="0"/>
         </w:rPr>
         <w:t>rmseCV = sqrt(mean((pred-T).^2));</w:t>
       </w:r>
@@ -6458,9 +8195,14 @@
       </w:pPr>
       <w:r>
         <w:rPr>
-          <w:rFonts w:ascii="DejaVu Sans Mono" w:hAnsi="DejaVu Sans Mono" w:eastAsia="Noto Serif CJK SC" w:hint="eastAsia"/>
+          <w:rFonts w:ascii="Courier New" w:hAnsi="Courier New" w:cs="Courier New" w:eastAsia="宋体" w:hint="default"/>
           <w:b w:val="0"/>
           <w:sz w:val="19"/>
+          <w:color w:val="000000"/>
+          <w:outline w:val="0"/>
+          <w:shadow w:val="0"/>
+          <w:emboss w:val="0"/>
+          <w:imprint w:val="0"/>
         </w:rPr>
         <w:t>% 拟合结果：a=8.283636364，b=951.309090909</w:t>
       </w:r>
@@ -6477,9 +8219,14 @@
       </w:pPr>
       <w:r>
         <w:rPr>
-          <w:rFonts w:ascii="DejaVu Sans Mono" w:hAnsi="DejaVu Sans Mono" w:eastAsia="Noto Serif CJK SC" w:hint="eastAsia"/>
+          <w:rFonts w:ascii="Courier New" w:hAnsi="Courier New" w:cs="Courier New" w:eastAsia="宋体" w:hint="default"/>
           <w:b w:val="0"/>
           <w:sz w:val="19"/>
+          <w:color w:val="000000"/>
+          <w:outline w:val="0"/>
+          <w:shadow w:val="0"/>
+          <w:emboss w:val="0"/>
+          <w:imprint w:val="0"/>
         </w:rPr>
         <w:t>% deltaLF=0.526778 %FS</w:t>
       </w:r>
@@ -6496,9 +8243,14 @@
       </w:pPr>
       <w:r>
         <w:rPr>
-          <w:rFonts w:ascii="DejaVu Sans Mono" w:hAnsi="DejaVu Sans Mono" w:eastAsia="Noto Serif CJK SC" w:hint="eastAsia"/>
+          <w:rFonts w:ascii="Courier New" w:hAnsi="Courier New" w:cs="Courier New" w:eastAsia="宋体" w:hint="default"/>
           <w:b w:val="0"/>
           <w:sz w:val="19"/>
+          <w:color w:val="000000"/>
+          <w:outline w:val="0"/>
+          <w:shadow w:val="0"/>
+          <w:emboss w:val="0"/>
+          <w:imprint w:val="0"/>
         </w:rPr>
         <w:t>% 校正回代RMSE=0.164454 ℃</w:t>
       </w:r>
@@ -6515,9 +8267,14 @@
       </w:pPr>
       <w:r>
         <w:rPr>
-          <w:rFonts w:ascii="DejaVu Sans Mono" w:hAnsi="DejaVu Sans Mono" w:eastAsia="Noto Serif CJK SC" w:hint="eastAsia"/>
+          <w:rFonts w:ascii="Courier New" w:hAnsi="Courier New" w:cs="Courier New" w:eastAsia="宋体" w:hint="default"/>
           <w:b w:val="0"/>
           <w:sz w:val="19"/>
+          <w:color w:val="000000"/>
+          <w:outline w:val="0"/>
+          <w:shadow w:val="0"/>
+          <w:emboss w:val="0"/>
+          <w:imprint w:val="0"/>
         </w:rPr>
         <w:t>% 留一预测RMSE=0.216823 ℃</w:t>
       </w:r>
@@ -6534,9 +8291,14 @@
       </w:pPr>
       <w:r>
         <w:rPr>
-          <w:rFonts w:ascii="Noto Serif CJK SC" w:hAnsi="Noto Serif CJK SC" w:eastAsia="Noto Serif CJK SC" w:hint="eastAsia"/>
+          <w:rFonts w:ascii="Times New Roman" w:hAnsi="Times New Roman" w:cs="Times New Roman" w:eastAsia="宋体" w:hint="default"/>
           <w:b w:val="0"/>
           <w:sz w:val="24"/>
+          <w:color w:val="000000"/>
+          <w:outline w:val="0"/>
+          <w:shadow w:val="0"/>
+          <w:emboss w:val="0"/>
+          <w:imprint w:val="0"/>
         </w:rPr>
         <w:t>原始电压保留整数mV、冷端温度保留0.1℃，计算使用双精度；表中换算温度和误差保留两位小数。</w:t>
       </w:r>
@@ -6553,9 +8315,14 @@
       </w:pPr>
       <w:r>
         <w:rPr>
-          <w:rFonts w:ascii="Noto Sans CJK SC" w:hAnsi="Noto Sans CJK SC" w:eastAsia="Noto Sans CJK SC" w:hint="eastAsia"/>
+          <w:rFonts w:ascii="Times New Roman" w:hAnsi="Times New Roman" w:cs="Times New Roman" w:eastAsia="黑体" w:hint="default"/>
           <w:b/>
           <w:sz w:val="28"/>
+          <w:color w:val="000000"/>
+          <w:outline w:val="0"/>
+          <w:shadow w:val="0"/>
+          <w:emboss w:val="0"/>
+          <w:imprint w:val="0"/>
         </w:rPr>
         <w:t>五、实验结论探讨、误差因素分析及改进、思考题</w:t>
       </w:r>
@@ -6572,9 +8339,14 @@
       </w:pPr>
       <w:r>
         <w:rPr>
-          <w:rFonts w:ascii="Noto Sans CJK SC" w:hAnsi="Noto Sans CJK SC" w:eastAsia="Noto Sans CJK SC" w:hint="eastAsia"/>
+          <w:rFonts w:ascii="Times New Roman" w:hAnsi="Times New Roman" w:cs="Times New Roman" w:eastAsia="黑体" w:hint="default"/>
           <w:b/>
           <w:sz w:val="24"/>
+          <w:color w:val="000000"/>
+          <w:outline w:val="0"/>
+          <w:shadow w:val="0"/>
+          <w:emboss w:val="0"/>
+          <w:imprint w:val="0"/>
         </w:rPr>
         <w:t>（一）实验结果与结论</w:t>
       </w:r>
@@ -6591,9 +8363,14 @@
       </w:pPr>
       <w:r>
         <w:rPr>
-          <w:rFonts w:ascii="Noto Serif CJK SC" w:hAnsi="Noto Serif CJK SC" w:eastAsia="Noto Serif CJK SC" w:hint="eastAsia"/>
+          <w:rFonts w:ascii="Times New Roman" w:hAnsi="Times New Roman" w:cs="Times New Roman" w:eastAsia="宋体" w:hint="default"/>
           <w:b w:val="0"/>
           <w:sz w:val="24"/>
+          <w:color w:val="000000"/>
+          <w:outline w:val="0"/>
+          <w:shadow w:val="0"/>
+          <w:emboss w:val="0"/>
+          <w:imprint w:val="0"/>
         </w:rPr>
         <w:t>在30～80℃已测范围内，热电偶系统的电压输出近似线性，灵敏度为8.283636 mV/℃，非线性为0.527%FS。相对热源显示温度，理论换算的偏倚为+0.316℃、RMSE为0.376℃。</w:t>
       </w:r>
@@ -6610,9 +8387,14 @@
       </w:pPr>
       <w:r>
         <w:rPr>
-          <w:rFonts w:ascii="Noto Serif CJK SC" w:hAnsi="Noto Serif CJK SC" w:eastAsia="Noto Serif CJK SC" w:hint="eastAsia"/>
+          <w:rFonts w:ascii="Times New Roman" w:hAnsi="Times New Roman" w:cs="Times New Roman" w:eastAsia="宋体" w:hint="default"/>
           <w:b w:val="0"/>
           <w:sz w:val="24"/>
+          <w:color w:val="000000"/>
+          <w:outline w:val="0"/>
+          <w:shadow w:val="0"/>
+          <w:emboss w:val="0"/>
+          <w:imprint w:val="0"/>
         </w:rPr>
         <w:t>一次温度校正后，标定数据回代RMSE降至0.164℃，最大绝对误差为0.350℃；留一预测RMSE为0.217℃。这表明一次校正可减小本批数据的系统性偏移；尚需独立温度点验证实际测温表现。</w:t>
       </w:r>
@@ -6629,9 +8411,14 @@
       </w:pPr>
       <w:r>
         <w:rPr>
-          <w:rFonts w:ascii="Noto Sans CJK SC" w:hAnsi="Noto Sans CJK SC" w:eastAsia="Noto Sans CJK SC" w:hint="eastAsia"/>
+          <w:rFonts w:ascii="Times New Roman" w:hAnsi="Times New Roman" w:cs="Times New Roman" w:eastAsia="黑体" w:hint="default"/>
           <w:b/>
           <w:sz w:val="24"/>
+          <w:color w:val="000000"/>
+          <w:outline w:val="0"/>
+          <w:shadow w:val="0"/>
+          <w:emboss w:val="0"/>
+          <w:imprint w:val="0"/>
         </w:rPr>
         <w:t>（二）误差统计的适用范围</w:t>
       </w:r>
@@ -6648,9 +8435,14 @@
       </w:pPr>
       <w:r>
         <w:rPr>
-          <w:rFonts w:ascii="Noto Serif CJK SC" w:hAnsi="Noto Serif CJK SC" w:eastAsia="Noto Serif CJK SC" w:hint="eastAsia"/>
+          <w:rFonts w:ascii="Times New Roman" w:hAnsi="Times New Roman" w:cs="Times New Roman" w:eastAsia="宋体" w:hint="default"/>
           <w:b w:val="0"/>
           <w:sz w:val="24"/>
+          <w:color w:val="000000"/>
+          <w:outline w:val="0"/>
+          <w:shadow w:val="0"/>
+          <w:emboss w:val="0"/>
+          <w:imprint w:val="0"/>
         </w:rPr>
         <w:t>最大绝对残差用于非线性评价，RMSE用于衡量整体偏离；温度偏倚用于判断系统性正偏或负偏。本次没有单点重复测量、卸载回程及参考仪器校准资料，尚不能评定重复性、迟滞和完整合成不确定度。回归残差同时含模型偏离和测量误差，不能直接当作传感器重复性。</w:t>
       </w:r>
@@ -6667,9 +8459,14 @@
       </w:pPr>
       <w:r>
         <w:rPr>
-          <w:rFonts w:ascii="Noto Sans CJK SC" w:hAnsi="Noto Sans CJK SC" w:eastAsia="Noto Sans CJK SC" w:hint="eastAsia"/>
+          <w:rFonts w:ascii="Times New Roman" w:hAnsi="Times New Roman" w:cs="Times New Roman" w:eastAsia="黑体" w:hint="default"/>
           <w:b/>
           <w:sz w:val="24"/>
+          <w:color w:val="000000"/>
+          <w:outline w:val="0"/>
+          <w:shadow w:val="0"/>
+          <w:emboss w:val="0"/>
+          <w:imprint w:val="0"/>
         </w:rPr>
         <w:t>（三）误差因素与改进</w:t>
       </w:r>
@@ -6686,9 +8483,14 @@
       </w:pPr>
       <w:r>
         <w:rPr>
-          <w:rFonts w:ascii="Noto Serif CJK SC" w:hAnsi="Noto Serif CJK SC" w:eastAsia="Noto Serif CJK SC" w:hint="eastAsia"/>
+          <w:rFonts w:ascii="Times New Roman" w:hAnsi="Times New Roman" w:cs="Times New Roman" w:eastAsia="宋体" w:hint="default"/>
           <w:b w:val="0"/>
           <w:sz w:val="24"/>
+          <w:color w:val="000000"/>
+          <w:outline w:val="0"/>
+          <w:shadow w:val="0"/>
+          <w:emboss w:val="0"/>
+          <w:imprint w:val="0"/>
         </w:rPr>
         <w:t>冷端温度在29.4～29.9℃变化，应逐点补偿。LM35与接线端温差、运放失调和偏置漂移均可能影响结果。按实测灵敏度，1 mV输出偏移约对应0.121℃。应使接线端等温并远离发热器件，复测偏置与增益，待热源及电压稳定后读数。</w:t>
       </w:r>
@@ -6705,9 +8507,14 @@
       </w:pPr>
       <w:r>
         <w:rPr>
-          <w:rFonts w:ascii="Noto Serif CJK SC" w:hAnsi="Noto Serif CJK SC" w:eastAsia="Noto Serif CJK SC" w:hint="eastAsia"/>
+          <w:rFonts w:ascii="Times New Roman" w:hAnsi="Times New Roman" w:cs="Times New Roman" w:eastAsia="宋体" w:hint="default"/>
           <w:b w:val="0"/>
           <w:sz w:val="24"/>
+          <w:color w:val="000000"/>
+          <w:outline w:val="0"/>
+          <w:shadow w:val="0"/>
+          <w:emboss w:val="0"/>
+          <w:imprint w:val="0"/>
         </w:rPr>
         <w:t>应用验证时另选未参与标定的温度点，保持接线、增益与偏置条件，重新测量并计算误差。</w:t>
       </w:r>
@@ -6724,9 +8531,14 @@
       </w:pPr>
       <w:r>
         <w:rPr>
-          <w:rFonts w:ascii="Noto Sans CJK SC" w:hAnsi="Noto Sans CJK SC" w:eastAsia="Noto Sans CJK SC" w:hint="eastAsia"/>
+          <w:rFonts w:ascii="Times New Roman" w:hAnsi="Times New Roman" w:cs="Times New Roman" w:eastAsia="黑体" w:hint="default"/>
           <w:b/>
           <w:sz w:val="24"/>
+          <w:color w:val="000000"/>
+          <w:outline w:val="0"/>
+          <w:shadow w:val="0"/>
+          <w:emboss w:val="0"/>
+          <w:imprint w:val="0"/>
         </w:rPr>
         <w:t>（四）思考题</w:t>
       </w:r>
@@ -6744,9 +8556,14 @@
       </w:pPr>
       <w:r>
         <w:rPr>
-          <w:rFonts w:ascii="Noto Sans CJK SC" w:hAnsi="Noto Sans CJK SC" w:eastAsia="Noto Sans CJK SC" w:hint="eastAsia"/>
+          <w:rFonts w:ascii="Times New Roman" w:hAnsi="Times New Roman" w:cs="Times New Roman" w:eastAsia="黑体" w:hint="default"/>
           <w:b/>
           <w:sz w:val="24"/>
+          <w:color w:val="000000"/>
+          <w:outline w:val="0"/>
+          <w:shadow w:val="0"/>
+          <w:emboss w:val="0"/>
+          <w:imprint w:val="0"/>
         </w:rPr>
         <w:t>一.1题　热电偶调理原理及注意事项</w:t>
       </w:r>
@@ -6763,9 +8580,14 @@
       </w:pPr>
       <w:r>
         <w:rPr>
-          <w:rFonts w:ascii="Noto Serif CJK SC" w:hAnsi="Noto Serif CJK SC" w:eastAsia="Noto Serif CJK SC" w:hint="eastAsia"/>
+          <w:rFonts w:ascii="Times New Roman" w:hAnsi="Times New Roman" w:cs="Times New Roman" w:eastAsia="宋体" w:hint="default"/>
           <w:b w:val="0"/>
           <w:sz w:val="24"/>
+          <w:color w:val="000000"/>
+          <w:outline w:val="0"/>
+          <w:shadow w:val="0"/>
+          <w:emboss w:val="0"/>
+          <w:imprint w:val="0"/>
         </w:rPr>
         <w:t>前级两个运放构成高输入阻抗的差分放大电路，放大热电偶的微弱电势；末级差分运放抑制共模并叠加约1.2 V偏置，使TP1适应0～2 V采集。扣除实测偏置、除以增益并补偿冷端后，再按K型分度关系求温度。</w:t>
       </w:r>
@@ -6782,9 +8604,14 @@
       </w:pPr>
       <w:r>
         <w:rPr>
-          <w:rFonts w:ascii="Noto Serif CJK SC" w:hAnsi="Noto Serif CJK SC" w:eastAsia="Noto Serif CJK SC" w:hint="eastAsia"/>
+          <w:rFonts w:ascii="Times New Roman" w:hAnsi="Times New Roman" w:cs="Times New Roman" w:eastAsia="宋体" w:hint="default"/>
           <w:b w:val="0"/>
           <w:sz w:val="24"/>
+          <w:color w:val="000000"/>
+          <w:outline w:val="0"/>
+          <w:shadow w:val="0"/>
+          <w:emboss w:val="0"/>
+          <w:imprint w:val="0"/>
         </w:rPr>
         <w:t>接线时核对极性，保证反馈电阻及末级电阻比匹配，选择增益时检查前后级均未饱和。补偿传感器应与热电偶接线端尽量等温，附加金属接点也应等温；探头充分插入热源，待读数稳定后采集，引线尽量短并避开干扰源。</w:t>
       </w:r>
@@ -6801,9 +8628,14 @@
       </w:pPr>
       <w:r>
         <w:rPr>
-          <w:rFonts w:ascii="Noto Sans CJK SC" w:hAnsi="Noto Sans CJK SC" w:eastAsia="Noto Sans CJK SC" w:hint="eastAsia"/>
+          <w:rFonts w:ascii="Times New Roman" w:hAnsi="Times New Roman" w:cs="Times New Roman" w:eastAsia="黑体" w:hint="default"/>
           <w:b/>
           <w:sz w:val="24"/>
+          <w:color w:val="000000"/>
+          <w:outline w:val="0"/>
+          <w:shadow w:val="0"/>
+          <w:emboss w:val="0"/>
+          <w:imprint w:val="0"/>
         </w:rPr>
         <w:t>一.2题　室温下冷端温度偏高的原因</w:t>
       </w:r>
@@ -6820,9 +8652,14 @@
       </w:pPr>
       <w:r>
         <w:rPr>
-          <w:rFonts w:ascii="Noto Serif CJK SC" w:hAnsi="Noto Serif CJK SC" w:eastAsia="Noto Serif CJK SC" w:hint="eastAsia"/>
+          <w:rFonts w:ascii="Times New Roman" w:hAnsi="Times New Roman" w:cs="Times New Roman" w:eastAsia="宋体" w:hint="default"/>
           <w:b w:val="0"/>
           <w:sz w:val="24"/>
+          <w:color w:val="000000"/>
+          <w:outline w:val="0"/>
+          <w:shadow w:val="0"/>
+          <w:emboss w:val="0"/>
+          <w:imprint w:val="0"/>
         </w:rPr>
         <w:t>热端与冷端所处位置、散热条件不同。冷端在通电模块上，附近稳压器和运放发热，局部温度可能高于热源孔或室内空气；两处热惯性不同也会产生暂态温差。LM35与接线端不等温、LM35零点或采集误差，还可能使显示值偏高。可待热平衡后用同一参考温度计分别检查。真实冷端高于热端时，按规定极性热电势为负，TP1会低于偏置电压。</w:t>
       </w:r>
@@ -6839,9 +8676,14 @@
       </w:pPr>
       <w:r>
         <w:rPr>
-          <w:rFonts w:ascii="Noto Sans CJK SC" w:hAnsi="Noto Sans CJK SC" w:eastAsia="Noto Sans CJK SC" w:hint="eastAsia"/>
+          <w:rFonts w:ascii="Times New Roman" w:hAnsi="Times New Roman" w:cs="Times New Roman" w:eastAsia="黑体" w:hint="default"/>
           <w:b/>
           <w:sz w:val="24"/>
+          <w:color w:val="000000"/>
+          <w:outline w:val="0"/>
+          <w:shadow w:val="0"/>
+          <w:emboss w:val="0"/>
+          <w:imprint w:val="0"/>
         </w:rPr>
         <w:t>一.3题　未校正温度的硬件误差来源</w:t>
       </w:r>
@@ -6858,9 +8700,14 @@
       </w:pPr>
       <w:r>
         <w:rPr>
-          <w:rFonts w:ascii="Noto Serif CJK SC" w:hAnsi="Noto Serif CJK SC" w:eastAsia="Noto Serif CJK SC" w:hint="eastAsia"/>
+          <w:rFonts w:ascii="Times New Roman" w:hAnsi="Times New Roman" w:cs="Times New Roman" w:eastAsia="宋体" w:hint="default"/>
           <w:b w:val="0"/>
           <w:sz w:val="24"/>
+          <w:color w:val="000000"/>
+          <w:outline w:val="0"/>
+          <w:shadow w:val="0"/>
+          <w:emboss w:val="0"/>
+          <w:imprint w:val="0"/>
         </w:rPr>
         <w:t>主要有热电偶材料分度偏差、插入深度和温场不均；LM35误差及其与接线端温差；接插件寄生热电势；运放失调、温漂和输入偏置电流；增益电阻误差及匹配不足；1.2 V偏置漂移和ADC参考、量化、噪声误差。热源自身测温误差也会影响比较结果。本温区K型灵敏度约0.04 mV/℃，输入端0.1 mV寄生电势就可能引起约2.5℃偏差，应优先检查小信号前端和冷端等温条件。</w:t>
       </w:r>
@@ -6877,9 +8724,14 @@
       </w:pPr>
       <w:r>
         <w:rPr>
-          <w:rFonts w:ascii="Noto Sans CJK SC" w:hAnsi="Noto Sans CJK SC" w:eastAsia="Noto Sans CJK SC" w:hint="eastAsia"/>
+          <w:rFonts w:ascii="Times New Roman" w:hAnsi="Times New Roman" w:cs="Times New Roman" w:eastAsia="黑体" w:hint="default"/>
           <w:b/>
           <w:sz w:val="24"/>
+          <w:color w:val="000000"/>
+          <w:outline w:val="0"/>
+          <w:shadow w:val="0"/>
+          <w:emboss w:val="0"/>
+          <w:imprint w:val="0"/>
         </w:rPr>
         <w:t>一.4题　原始曲线、非线性及其他改进方法</w:t>
       </w:r>
@@ -6896,9 +8748,14 @@
       </w:pPr>
       <w:r>
         <w:rPr>
-          <w:rFonts w:ascii="Noto Serif CJK SC" w:hAnsi="Noto Serif CJK SC" w:eastAsia="Noto Serif CJK SC" w:hint="eastAsia"/>
+          <w:rFonts w:ascii="Times New Roman" w:hAnsi="Times New Roman" w:cs="Times New Roman" w:eastAsia="宋体" w:hint="default"/>
           <w:b w:val="0"/>
           <w:sz w:val="24"/>
+          <w:color w:val="000000"/>
+          <w:outline w:val="0"/>
+          <w:shadow w:val="0"/>
+          <w:emboss w:val="0"/>
+          <w:imprint w:val="0"/>
         </w:rPr>
         <w:t>拟合前的TP1电压与温度曲线见图1，以最小二乘直线为基准，最大偏差2.182 mV，拟合输出跨度414.182 mV，非线性为0.527%FS。冷端随测点变化，另将逐点补偿后的E₀与温度作图，结果见图3。</w:t>
       </w:r>
@@ -6912,8 +8769,13 @@
         <w:ind w:left="0" w:leftChars="200" w:firstLine="0" w:right="0"/>
         <w:jc w:val="center"/>
         <w:rPr>
-          <w:rFonts w:hint="eastAsia" w:ascii="宋体" w:hAnsi="宋体"/>
+          <w:rFonts w:ascii="Times New Roman" w:hAnsi="Times New Roman" w:cs="Times New Roman" w:eastAsia="宋体" w:hint="default"/>
           <w:sz w:val="24"/>
+          <w:color w:val="000000"/>
+          <w:outline w:val="0"/>
+          <w:shadow w:val="0"/>
+          <w:emboss w:val="0"/>
+          <w:imprint w:val="0"/>
         </w:rPr>
         <w:snapToGrid w:val="0"/>
       </w:pPr>
@@ -6925,8 +8787,13 @@
               <m:r>
                 <m:rPr/>
                 <w:rPr>
-                  <w:rFonts w:ascii="Cambria Math" w:hAnsi="Cambria Math"/>
+                  <w:rFonts w:ascii="Cambria Math" w:hAnsi="Cambria Math" w:cs="Cambria Math" w:eastAsia="宋体" w:hint="default"/>
                   <w:sz w:val="24"/>
+                  <w:color w:val="000000"/>
+                  <w:outline w:val="0"/>
+                  <w:shadow w:val="0"/>
+                  <w:emboss w:val="0"/>
+                  <w:imprint w:val="0"/>
                 </w:rPr>
                 <m:t>E</m:t>
               </m:r>
@@ -6935,8 +8802,13 @@
               <m:r>
                 <m:rPr/>
                 <w:rPr>
-                  <w:rFonts w:ascii="Cambria Math" w:hAnsi="Cambria Math"/>
+                  <w:rFonts w:ascii="Cambria Math" w:hAnsi="Cambria Math" w:cs="Cambria Math" w:eastAsia="宋体" w:hint="default"/>
                   <w:sz w:val="24"/>
+                  <w:color w:val="000000"/>
+                  <w:outline w:val="0"/>
+                  <w:shadow w:val="0"/>
+                  <w:emboss w:val="0"/>
+                  <w:imprint w:val="0"/>
                 </w:rPr>
                 <m:t>0</m:t>
               </m:r>
@@ -6945,8 +8817,13 @@
           <m:r>
             <m:rPr/>
             <w:rPr>
-              <w:rFonts w:ascii="Cambria Math" w:hAnsi="Cambria Math"/>
+              <w:rFonts w:ascii="Cambria Math" w:hAnsi="Cambria Math" w:cs="Cambria Math" w:eastAsia="宋体" w:hint="default"/>
               <w:sz w:val="24"/>
+              <w:color w:val="000000"/>
+              <w:outline w:val="0"/>
+              <w:shadow w:val="0"/>
+              <w:emboss w:val="0"/>
+              <w:imprint w:val="0"/>
             </w:rPr>
             <m:t>= 0.041604130 T − 0.043456363</m:t>
           </m:r>
@@ -6965,9 +8842,14 @@
       </w:pPr>
       <w:r>
         <w:rPr>
-          <w:rFonts w:ascii="Noto Serif CJK SC" w:hAnsi="Noto Serif CJK SC" w:eastAsia="Noto Serif CJK SC" w:hint="eastAsia"/>
+          <w:rFonts w:ascii="Times New Roman" w:hAnsi="Times New Roman" w:cs="Times New Roman" w:eastAsia="宋体" w:hint="default"/>
           <w:b w:val="0"/>
           <w:sz w:val="24"/>
+          <w:color w:val="000000"/>
+          <w:outline w:val="0"/>
+          <w:shadow w:val="0"/>
+          <w:emboss w:val="0"/>
+          <w:imprint w:val="0"/>
         </w:rPr>
         <w:t>E₀以mV计，T以℃计。图3最大偏差位于30℃点，为0.018066 mV，拟合跨度2.080206 mV，δLF=0.868%FS。补偿前后曲线的输出量和物理含义不同：前者是原始系统电压特性，后者仍包含参考分度曲率及测量误差，均不能单独视为热电偶固有非线性。</w:t>
       </w:r>
@@ -7029,9 +8911,14 @@
       </w:pPr>
       <w:r>
         <w:rPr>
-          <w:rFonts w:ascii="Noto Serif CJK SC" w:hAnsi="Noto Serif CJK SC" w:eastAsia="Noto Serif CJK SC" w:hint="eastAsia"/>
+          <w:rFonts w:ascii="Times New Roman" w:hAnsi="Times New Roman" w:cs="Times New Roman" w:eastAsia="宋体" w:hint="default"/>
           <w:b w:val="0"/>
           <w:sz w:val="22"/>
+          <w:color w:val="000000"/>
+          <w:outline w:val="0"/>
+          <w:shadow w:val="0"/>
+          <w:emboss w:val="0"/>
+          <w:imprint w:val="0"/>
         </w:rPr>
         <w:t>图3　逐点冷端补偿后的热电势—温度曲线与拟合残差</w:t>
       </w:r>
@@ -7048,9 +8935,14 @@
       </w:pPr>
       <w:r>
         <w:rPr>
-          <w:rFonts w:ascii="Noto Serif CJK SC" w:hAnsi="Noto Serif CJK SC" w:eastAsia="Noto Serif CJK SC" w:hint="eastAsia"/>
+          <w:rFonts w:ascii="Times New Roman" w:hAnsi="Times New Roman" w:cs="Times New Roman" w:eastAsia="宋体" w:hint="default"/>
           <w:b w:val="0"/>
           <w:sz w:val="24"/>
+          <w:color w:val="000000"/>
+          <w:outline w:val="0"/>
+          <w:shadow w:val="0"/>
+          <w:emboss w:val="0"/>
+          <w:imprint w:val="0"/>
         </w:rPr>
         <w:t>其他方法包括查标准分度表或使用固定参考函数、改善冷端等温与温场、实测并校准偏置和增益、选用低失调低温漂运放与匹配电阻。屏蔽、接地、低通滤波和平均采样可减小噪声；稳定的系统偏差仍需校准。</w:t>
       </w:r>
@@ -7067,9 +8959,14 @@
       </w:pPr>
       <w:r>
         <w:rPr>
-          <w:rFonts w:ascii="Noto Sans CJK SC" w:hAnsi="Noto Sans CJK SC" w:eastAsia="Noto Sans CJK SC" w:hint="eastAsia"/>
+          <w:rFonts w:ascii="Times New Roman" w:hAnsi="Times New Roman" w:cs="Times New Roman" w:eastAsia="黑体" w:hint="default"/>
           <w:b/>
           <w:sz w:val="24"/>
+          <w:color w:val="000000"/>
+          <w:outline w:val="0"/>
+          <w:shadow w:val="0"/>
+          <w:emboss w:val="0"/>
+          <w:imprint w:val="0"/>
         </w:rPr>
         <w:t>一.5题　热电偶与热电阻的应用场合</w:t>
       </w:r>
@@ -7086,9 +8983,14 @@
       </w:pPr>
       <w:r>
         <w:rPr>
-          <w:rFonts w:ascii="Noto Serif CJK SC" w:hAnsi="Noto Serif CJK SC" w:eastAsia="Noto Serif CJK SC" w:hint="eastAsia"/>
+          <w:rFonts w:ascii="Times New Roman" w:hAnsi="Times New Roman" w:cs="Times New Roman" w:eastAsia="宋体" w:hint="default"/>
           <w:b w:val="0"/>
           <w:sz w:val="24"/>
+          <w:color w:val="000000"/>
+          <w:outline w:val="0"/>
+          <w:shadow w:val="0"/>
+          <w:emboss w:val="0"/>
+          <w:imprint w:val="0"/>
         </w:rPr>
         <w:t>热电偶无需外加测量激励，适合炉温、烟气及高温工艺等较高温或较宽温区测量，但需冷端补偿并注意引线材料。热电阻适合恒温设备、精密过程控制和实验室等中低温测量，稳定性较好，但需考虑激励自热和引线电阻。本次30～80℃测温更适合采用铂电阻；具体温度上限和响应速度还取决于器件类型、封装及安装方式。</w:t>
       </w:r>
@@ -7105,9 +9007,14 @@
       </w:pPr>
       <w:r>
         <w:rPr>
-          <w:rFonts w:ascii="Noto Sans CJK SC" w:hAnsi="Noto Sans CJK SC" w:eastAsia="Noto Sans CJK SC" w:hint="eastAsia"/>
+          <w:rFonts w:ascii="Times New Roman" w:hAnsi="Times New Roman" w:cs="Times New Roman" w:eastAsia="黑体" w:hint="default"/>
           <w:b/>
           <w:sz w:val="24"/>
+          <w:color w:val="000000"/>
+          <w:outline w:val="0"/>
+          <w:shadow w:val="0"/>
+          <w:emboss w:val="0"/>
+          <w:imprint w:val="0"/>
         </w:rPr>
         <w:t>（五）资料来源</w:t>
       </w:r>
@@ -7124,9 +9031,14 @@
       </w:pPr>
       <w:r>
         <w:rPr>
-          <w:rFonts w:ascii="Noto Serif CJK SC" w:hAnsi="Noto Serif CJK SC" w:eastAsia="Noto Serif CJK SC" w:hint="eastAsia"/>
+          <w:rFonts w:ascii="Times New Roman" w:hAnsi="Times New Roman" w:cs="Times New Roman" w:eastAsia="宋体" w:hint="default"/>
           <w:b w:val="0"/>
           <w:sz w:val="21"/>
+          <w:color w:val="000000"/>
+          <w:outline w:val="0"/>
+          <w:shadow w:val="0"/>
+          <w:emboss w:val="0"/>
+          <w:imprint w:val="0"/>
         </w:rPr>
         <w:t>[1]《传感器实验指导书(V8) -中南-261011 -铂电阻-热电偶-压力-学生.docx》对应实验章节及附件。</w:t>
       </w:r>
@@ -7143,9 +9055,14 @@
       </w:pPr>
       <w:r>
         <w:rPr>
-          <w:rFonts w:ascii="Noto Serif CJK SC" w:hAnsi="Noto Serif CJK SC" w:eastAsia="Noto Serif CJK SC" w:hint="eastAsia"/>
+          <w:rFonts w:ascii="Times New Roman" w:hAnsi="Times New Roman" w:cs="Times New Roman" w:eastAsia="宋体" w:hint="default"/>
           <w:b w:val="0"/>
           <w:sz w:val="21"/>
+          <w:color w:val="000000"/>
+          <w:outline w:val="0"/>
+          <w:shadow w:val="0"/>
+          <w:emboss w:val="0"/>
+          <w:imprint w:val="0"/>
         </w:rPr>
         <w:t>[2]《实验数据.xlsx》，Sheet1；《实验报告格式.docx》；《第一次实验报告_排版优化版.docx》。</w:t>
       </w:r>
@@ -7162,9 +9079,14 @@
       </w:pPr>
       <w:r>
         <w:rPr>
-          <w:rFonts w:ascii="Noto Serif CJK SC" w:hAnsi="Noto Serif CJK SC" w:eastAsia="Noto Serif CJK SC" w:hint="eastAsia"/>
+          <w:rFonts w:ascii="Times New Roman" w:hAnsi="Times New Roman" w:cs="Times New Roman" w:eastAsia="宋体" w:hint="default"/>
           <w:b w:val="0"/>
           <w:sz w:val="21"/>
+          <w:color w:val="000000"/>
+          <w:outline w:val="0"/>
+          <w:shadow w:val="0"/>
+          <w:emboss w:val="0"/>
+          <w:imprint w:val="0"/>
         </w:rPr>
         <w:t>[3] Burns等，NIST Monograph 175，Temperature-Electromotive Force Reference Functions and Tables for the Letter-Designated Thermocouple Types Based on the ITS-90，1993，第7.3节，表7.3.1。DOI：10.6028/NIST.MONO.175。</w:t>
       </w:r>
@@ -7174,7 +9096,13 @@
         <w:keepLines w:val="0"/>
         <w:spacing w:after="0" w:before="0" w:line="20" w:lineRule="exact"/>
         <w:rPr>
+          <w:rFonts w:ascii="Times New Roman" w:hAnsi="Times New Roman" w:cs="Times New Roman" w:eastAsia="宋体" w:hint="default"/>
           <w:i/>
+          <w:color w:val="000000"/>
+          <w:outline w:val="0"/>
+          <w:shadow w:val="0"/>
+          <w:emboss w:val="0"/>
+          <w:imprint w:val="0"/>
         </w:rPr>
       </w:pPr>
     </w:p>
@@ -7213,36 +9141,72 @@
       <w:pStyle w:val="4"/>
       <w:framePr w:wrap="around" w:vAnchor="text" w:hAnchor="margin" w:xAlign="center" w:y="1"/>
       <w:rPr>
+        <w:rFonts w:ascii="Times New Roman" w:hAnsi="Times New Roman" w:cs="Times New Roman" w:eastAsia="宋体" w:hint="default"/>
         <w:rStyle w:val="7"/>
+        <w:color w:val="000000"/>
+        <w:outline w:val="0"/>
+        <w:shadow w:val="0"/>
+        <w:emboss w:val="0"/>
+        <w:imprint w:val="0"/>
       </w:rPr>
     </w:pPr>
     <w:r>
       <w:rPr>
+        <w:rFonts w:ascii="Times New Roman" w:hAnsi="Times New Roman" w:cs="Times New Roman" w:eastAsia="宋体" w:hint="default"/>
         <w:rStyle w:val="7"/>
+        <w:color w:val="000000"/>
+        <w:outline w:val="0"/>
+        <w:shadow w:val="0"/>
+        <w:emboss w:val="0"/>
+        <w:imprint w:val="0"/>
       </w:rPr>
       <w:fldChar w:fldCharType="begin"/>
     </w:r>
     <w:r>
       <w:rPr>
+        <w:rFonts w:ascii="Times New Roman" w:hAnsi="Times New Roman" w:cs="Times New Roman" w:eastAsia="宋体" w:hint="default"/>
         <w:rStyle w:val="7"/>
+        <w:color w:val="000000"/>
+        <w:outline w:val="0"/>
+        <w:shadow w:val="0"/>
+        <w:emboss w:val="0"/>
+        <w:imprint w:val="0"/>
       </w:rPr>
       <w:instrText xml:space="preserve">PAGE  </w:instrText>
     </w:r>
     <w:r>
       <w:rPr>
+        <w:rFonts w:ascii="Times New Roman" w:hAnsi="Times New Roman" w:cs="Times New Roman" w:eastAsia="宋体" w:hint="default"/>
         <w:rStyle w:val="7"/>
+        <w:color w:val="000000"/>
+        <w:outline w:val="0"/>
+        <w:shadow w:val="0"/>
+        <w:emboss w:val="0"/>
+        <w:imprint w:val="0"/>
       </w:rPr>
       <w:fldChar w:fldCharType="separate"/>
     </w:r>
     <w:r>
       <w:rPr>
+        <w:rFonts w:ascii="Times New Roman" w:hAnsi="Times New Roman" w:cs="Times New Roman" w:eastAsia="宋体" w:hint="default"/>
         <w:rStyle w:val="7"/>
+        <w:color w:val="000000"/>
+        <w:outline w:val="0"/>
+        <w:shadow w:val="0"/>
+        <w:emboss w:val="0"/>
+        <w:imprint w:val="0"/>
       </w:rPr>
       <w:t>1</w:t>
     </w:r>
     <w:r>
       <w:rPr>
+        <w:rFonts w:ascii="Times New Roman" w:hAnsi="Times New Roman" w:cs="Times New Roman" w:eastAsia="宋体" w:hint="default"/>
         <w:rStyle w:val="7"/>
+        <w:color w:val="000000"/>
+        <w:outline w:val="0"/>
+        <w:shadow w:val="0"/>
+        <w:emboss w:val="0"/>
+        <w:imprint w:val="0"/>
       </w:rPr>
       <w:fldChar w:fldCharType="end"/>
     </w:r>
@@ -7262,36 +9226,72 @@
       <w:pStyle w:val="4"/>
       <w:framePr w:wrap="around" w:vAnchor="text" w:hAnchor="margin" w:xAlign="center" w:y="1"/>
       <w:rPr>
+        <w:rFonts w:ascii="Times New Roman" w:hAnsi="Times New Roman" w:cs="Times New Roman" w:eastAsia="宋体" w:hint="default"/>
         <w:rStyle w:val="7"/>
+        <w:color w:val="000000"/>
+        <w:outline w:val="0"/>
+        <w:shadow w:val="0"/>
+        <w:emboss w:val="0"/>
+        <w:imprint w:val="0"/>
       </w:rPr>
     </w:pPr>
     <w:r>
       <w:rPr>
+        <w:rFonts w:ascii="Times New Roman" w:hAnsi="Times New Roman" w:cs="Times New Roman" w:eastAsia="宋体" w:hint="default"/>
         <w:rStyle w:val="7"/>
+        <w:color w:val="000000"/>
+        <w:outline w:val="0"/>
+        <w:shadow w:val="0"/>
+        <w:emboss w:val="0"/>
+        <w:imprint w:val="0"/>
       </w:rPr>
       <w:fldChar w:fldCharType="begin"/>
     </w:r>
     <w:r>
       <w:rPr>
+        <w:rFonts w:ascii="Times New Roman" w:hAnsi="Times New Roman" w:cs="Times New Roman" w:eastAsia="宋体" w:hint="default"/>
         <w:rStyle w:val="7"/>
+        <w:color w:val="000000"/>
+        <w:outline w:val="0"/>
+        <w:shadow w:val="0"/>
+        <w:emboss w:val="0"/>
+        <w:imprint w:val="0"/>
       </w:rPr>
       <w:instrText xml:space="preserve">PAGE  </w:instrText>
     </w:r>
     <w:r>
       <w:rPr>
+        <w:rFonts w:ascii="Times New Roman" w:hAnsi="Times New Roman" w:cs="Times New Roman" w:eastAsia="宋体" w:hint="default"/>
         <w:rStyle w:val="7"/>
+        <w:color w:val="000000"/>
+        <w:outline w:val="0"/>
+        <w:shadow w:val="0"/>
+        <w:emboss w:val="0"/>
+        <w:imprint w:val="0"/>
       </w:rPr>
       <w:fldChar w:fldCharType="separate"/>
     </w:r>
     <w:r>
       <w:rPr>
+        <w:rFonts w:ascii="Times New Roman" w:hAnsi="Times New Roman" w:cs="Times New Roman" w:eastAsia="宋体" w:hint="default"/>
         <w:rStyle w:val="7"/>
+        <w:color w:val="000000"/>
+        <w:outline w:val="0"/>
+        <w:shadow w:val="0"/>
+        <w:emboss w:val="0"/>
+        <w:imprint w:val="0"/>
       </w:rPr>
       <w:t>2</w:t>
     </w:r>
     <w:r>
       <w:rPr>
+        <w:rFonts w:ascii="Times New Roman" w:hAnsi="Times New Roman" w:cs="Times New Roman" w:eastAsia="宋体" w:hint="default"/>
         <w:rStyle w:val="7"/>
+        <w:color w:val="000000"/>
+        <w:outline w:val="0"/>
+        <w:shadow w:val="0"/>
+        <w:emboss w:val="0"/>
+        <w:imprint w:val="0"/>
       </w:rPr>
       <w:fldChar w:fldCharType="end"/>
     </w:r>
@@ -7317,7 +9317,12 @@
     </w:pPr>
     <w:r>
       <w:rPr>
-        <w:rFonts w:hint="eastAsia"/>
+        <w:rFonts w:ascii="Times New Roman" w:hAnsi="Times New Roman" w:cs="Times New Roman" w:eastAsia="宋体" w:hint="default"/>
+        <w:color w:val="000000"/>
+        <w:outline w:val="0"/>
+        <w:shadow w:val="0"/>
+        <w:emboss w:val="0"/>
+        <w:imprint w:val="0"/>
       </w:rPr>
       <w:t>装          订          线</w:t>
     </w:r>
@@ -7339,7 +9344,12 @@
     </w:pPr>
     <w:r>
       <w:rPr>
-        <w:rFonts w:hint="eastAsia"/>
+        <w:rFonts w:ascii="Times New Roman" w:hAnsi="Times New Roman" w:cs="Times New Roman" w:eastAsia="宋体" w:hint="default"/>
+        <w:color w:val="000000"/>
+        <w:outline w:val="0"/>
+        <w:shadow w:val="0"/>
+        <w:emboss w:val="0"/>
+        <w:imprint w:val="0"/>
       </w:rPr>
       <w:t>装          订          线</w:t>
     </w:r>
@@ -7361,7 +9371,12 @@
     </w:pPr>
     <w:r>
       <w:rPr>
-        <w:rFonts w:hint="eastAsia"/>
+        <w:rFonts w:ascii="Times New Roman" w:hAnsi="Times New Roman" w:cs="Times New Roman" w:eastAsia="宋体" w:hint="default"/>
+        <w:color w:val="000000"/>
+        <w:outline w:val="0"/>
+        <w:shadow w:val="0"/>
+        <w:emboss w:val="0"/>
+        <w:imprint w:val="0"/>
       </w:rPr>
       <w:t>装          订          线</w:t>
     </w:r>
@@ -7375,7 +9390,12 @@
   <w:docDefaults>
     <w:rPrDefault>
       <w:rPr>
-        <w:rFonts w:asciiTheme="minorHAnsi" w:hAnsiTheme="minorHAnsi" w:eastAsiaTheme="minorEastAsia" w:cstheme="minorBidi"/>
+        <w:rFonts w:ascii="Times New Roman" w:hAnsi="Times New Roman" w:cs="Times New Roman" w:eastAsia="宋体" w:hint="default"/>
+        <w:color w:val="000000"/>
+        <w:outline w:val="0"/>
+        <w:shadow w:val="0"/>
+        <w:emboss w:val="0"/>
+        <w:imprint w:val="0"/>
       </w:rPr>
     </w:rPrDefault>
     <w:pPrDefault/>
@@ -7639,11 +9659,16 @@
       <w:jc w:val="both"/>
     </w:pPr>
     <w:rPr>
-      <w:rFonts w:ascii="Times New Roman" w:hAnsi="Times New Roman" w:eastAsia="宋体" w:cs="Times New Roman"/>
+      <w:rFonts w:ascii="Times New Roman" w:hAnsi="Times New Roman" w:cs="Times New Roman" w:eastAsia="宋体" w:hint="default"/>
       <w:kern w:val="2"/>
       <w:sz w:val="21"/>
       <w:szCs w:val="24"/>
       <w:lang w:val="en-US" w:eastAsia="zh-CN" w:bidi="ar-SA"/>
+      <w:color w:val="000000"/>
+      <w:outline w:val="0"/>
+      <w:shadow w:val="0"/>
+      <w:emboss w:val="0"/>
+      <w:imprint w:val="0"/>
     </w:rPr>
   </w:style>
   <w:style w:type="character" w:default="1" w:styleId="6">
@@ -7675,10 +9700,15 @@
       <w:jc w:val="center"/>
     </w:pPr>
     <w:rPr>
-      <w:rFonts w:ascii="黑体" w:eastAsia="黑体"/>
+      <w:rFonts w:ascii="Times New Roman" w:hAnsi="Times New Roman" w:cs="Times New Roman" w:eastAsia="黑体" w:hint="default"/>
       <w:b/>
       <w:sz w:val="44"/>
       <w:szCs w:val="36"/>
+      <w:color w:val="000000"/>
+      <w:outline w:val="0"/>
+      <w:shadow w:val="0"/>
+      <w:emboss w:val="0"/>
+      <w:imprint w:val="0"/>
     </w:rPr>
   </w:style>
   <w:style w:type="paragraph" w:styleId="3">
@@ -7689,8 +9719,14 @@
     <w:unhideWhenUsed/>
     <w:uiPriority w:val="99"/>
     <w:rPr>
+      <w:rFonts w:ascii="Times New Roman" w:hAnsi="Times New Roman" w:cs="Times New Roman" w:eastAsia="宋体" w:hint="default"/>
       <w:sz w:val="18"/>
       <w:szCs w:val="18"/>
+      <w:color w:val="000000"/>
+      <w:outline w:val="0"/>
+      <w:shadow w:val="0"/>
+      <w:emboss w:val="0"/>
+      <w:imprint w:val="0"/>
     </w:rPr>
   </w:style>
   <w:style w:type="paragraph" w:styleId="4">
@@ -7707,8 +9743,14 @@
       <w:jc w:val="left"/>
     </w:pPr>
     <w:rPr>
+      <w:rFonts w:ascii="Times New Roman" w:hAnsi="Times New Roman" w:cs="Times New Roman" w:eastAsia="宋体" w:hint="default"/>
       <w:sz w:val="18"/>
       <w:szCs w:val="18"/>
+      <w:color w:val="000000"/>
+      <w:outline w:val="0"/>
+      <w:shadow w:val="0"/>
+      <w:emboss w:val="0"/>
+      <w:imprint w:val="0"/>
     </w:rPr>
   </w:style>
   <w:style w:type="character" w:styleId="7">
@@ -7723,10 +9765,15 @@
     <w:link w:val="2"/>
     <w:uiPriority w:val="0"/>
     <w:rPr>
-      <w:rFonts w:ascii="黑体" w:hAnsi="Times New Roman" w:eastAsia="黑体" w:cs="Times New Roman"/>
+      <w:rFonts w:ascii="Times New Roman" w:hAnsi="Times New Roman" w:cs="Times New Roman" w:eastAsia="黑体" w:hint="default"/>
       <w:b/>
       <w:sz w:val="44"/>
       <w:szCs w:val="36"/>
+      <w:color w:val="000000"/>
+      <w:outline w:val="0"/>
+      <w:shadow w:val="0"/>
+      <w:emboss w:val="0"/>
+      <w:imprint w:val="0"/>
     </w:rPr>
   </w:style>
   <w:style w:type="character" w:customStyle="1" w:styleId="9">
@@ -7735,9 +9782,14 @@
     <w:link w:val="4"/>
     <w:uiPriority w:val="0"/>
     <w:rPr>
-      <w:rFonts w:ascii="Times New Roman" w:hAnsi="Times New Roman" w:eastAsia="宋体" w:cs="Times New Roman"/>
+      <w:rFonts w:ascii="Times New Roman" w:hAnsi="Times New Roman" w:cs="Times New Roman" w:eastAsia="宋体" w:hint="default"/>
       <w:sz w:val="18"/>
       <w:szCs w:val="18"/>
+      <w:color w:val="000000"/>
+      <w:outline w:val="0"/>
+      <w:shadow w:val="0"/>
+      <w:emboss w:val="0"/>
+      <w:imprint w:val="0"/>
     </w:rPr>
   </w:style>
   <w:style w:type="character" w:customStyle="1" w:styleId="10">
@@ -7747,9 +9799,14 @@
     <w:semiHidden/>
     <w:uiPriority w:val="99"/>
     <w:rPr>
-      <w:rFonts w:ascii="Times New Roman" w:hAnsi="Times New Roman" w:eastAsia="宋体" w:cs="Times New Roman"/>
+      <w:rFonts w:ascii="Times New Roman" w:hAnsi="Times New Roman" w:cs="Times New Roman" w:eastAsia="宋体" w:hint="default"/>
       <w:sz w:val="18"/>
       <w:szCs w:val="18"/>
+      <w:color w:val="000000"/>
+      <w:outline w:val="0"/>
+      <w:shadow w:val="0"/>
+      <w:emboss w:val="0"/>
+      <w:imprint w:val="0"/>
     </w:rPr>
   </w:style>
 </w:styles>
@@ -7796,74 +9853,74 @@
         <a:srgbClr val="800080"/>
       </a:folHlink>
     </a:clrScheme>
-    <a:fontScheme name="Office">
+    <a:fontScheme name="Standard Office Fonts">
       <a:majorFont>
-        <a:latin typeface="Cambria"/>
-        <a:ea typeface=""/>
-        <a:cs typeface=""/>
-        <a:font script="Jpan" typeface="ＭＳ ゴシック"/>
-        <a:font script="Hang" typeface="맑은 고딕"/>
+        <a:latin typeface="Times New Roman"/>
+        <a:ea typeface="宋体"/>
+        <a:cs typeface="Times New Roman"/>
+        <a:font script="Jpan" typeface="宋体"/>
+        <a:font script="Hang" typeface="宋体"/>
         <a:font script="Hans" typeface="宋体"/>
-        <a:font script="Hant" typeface="新細明體"/>
+        <a:font script="Hant" typeface="宋体"/>
         <a:font script="Arab" typeface="Times New Roman"/>
         <a:font script="Hebr" typeface="Times New Roman"/>
-        <a:font script="Thai" typeface="Angsana New"/>
-        <a:font script="Ethi" typeface="Nyala"/>
-        <a:font script="Beng" typeface="Vrinda"/>
-        <a:font script="Gujr" typeface="Shruti"/>
-        <a:font script="Khmr" typeface="MoolBoran"/>
-        <a:font script="Knda" typeface="Tunga"/>
-        <a:font script="Guru" typeface="Raavi"/>
-        <a:font script="Cans" typeface="Euphemia"/>
-        <a:font script="Cher" typeface="Plantagenet Cherokee"/>
-        <a:font script="Yiii" typeface="Microsoft Yi Baiti"/>
-        <a:font script="Tibt" typeface="Microsoft Himalaya"/>
-        <a:font script="Thaa" typeface="MV Boli"/>
-        <a:font script="Deva" typeface="Mangal"/>
-        <a:font script="Telu" typeface="Gautami"/>
-        <a:font script="Taml" typeface="Latha"/>
-        <a:font script="Syrc" typeface="Estrangelo Edessa"/>
-        <a:font script="Orya" typeface="Kalinga"/>
-        <a:font script="Mlym" typeface="Kartika"/>
-        <a:font script="Laoo" typeface="DokChampa"/>
-        <a:font script="Sinh" typeface="Iskoola Pota"/>
-        <a:font script="Mong" typeface="Mongolian Baiti"/>
+        <a:font script="Thai" typeface="Times New Roman"/>
+        <a:font script="Ethi" typeface="Times New Roman"/>
+        <a:font script="Beng" typeface="Times New Roman"/>
+        <a:font script="Gujr" typeface="Times New Roman"/>
+        <a:font script="Khmr" typeface="Times New Roman"/>
+        <a:font script="Knda" typeface="Times New Roman"/>
+        <a:font script="Guru" typeface="Times New Roman"/>
+        <a:font script="Cans" typeface="Times New Roman"/>
+        <a:font script="Cher" typeface="Times New Roman"/>
+        <a:font script="Yiii" typeface="Times New Roman"/>
+        <a:font script="Tibt" typeface="Times New Roman"/>
+        <a:font script="Thaa" typeface="Times New Roman"/>
+        <a:font script="Deva" typeface="Times New Roman"/>
+        <a:font script="Telu" typeface="Times New Roman"/>
+        <a:font script="Taml" typeface="Times New Roman"/>
+        <a:font script="Syrc" typeface="Times New Roman"/>
+        <a:font script="Orya" typeface="Times New Roman"/>
+        <a:font script="Mlym" typeface="Times New Roman"/>
+        <a:font script="Laoo" typeface="Times New Roman"/>
+        <a:font script="Sinh" typeface="Times New Roman"/>
+        <a:font script="Mong" typeface="Times New Roman"/>
         <a:font script="Viet" typeface="Times New Roman"/>
-        <a:font script="Uigh" typeface="Microsoft Uighur"/>
+        <a:font script="Uigh" typeface="Times New Roman"/>
       </a:majorFont>
       <a:minorFont>
-        <a:latin typeface="Calibri"/>
-        <a:ea typeface=""/>
-        <a:cs typeface=""/>
-        <a:font script="Jpan" typeface="ＭＳ 明朝"/>
-        <a:font script="Hang" typeface="맑은 고딕"/>
+        <a:latin typeface="Times New Roman"/>
+        <a:ea typeface="宋体"/>
+        <a:cs typeface="Times New Roman"/>
+        <a:font script="Jpan" typeface="宋体"/>
+        <a:font script="Hang" typeface="宋体"/>
         <a:font script="Hans" typeface="宋体"/>
-        <a:font script="Hant" typeface="新細明體"/>
-        <a:font script="Arab" typeface="Arial"/>
-        <a:font script="Hebr" typeface="Arial"/>
-        <a:font script="Thai" typeface="Cordia New"/>
-        <a:font script="Ethi" typeface="Nyala"/>
-        <a:font script="Beng" typeface="Vrinda"/>
-        <a:font script="Gujr" typeface="Shruti"/>
-        <a:font script="Khmr" typeface="DaunPenh"/>
-        <a:font script="Knda" typeface="Tunga"/>
-        <a:font script="Guru" typeface="Raavi"/>
-        <a:font script="Cans" typeface="Euphemia"/>
-        <a:font script="Cher" typeface="Plantagenet Cherokee"/>
-        <a:font script="Yiii" typeface="Microsoft Yi Baiti"/>
-        <a:font script="Tibt" typeface="Microsoft Himalaya"/>
-        <a:font script="Thaa" typeface="MV Boli"/>
-        <a:font script="Deva" typeface="Mangal"/>
-        <a:font script="Telu" typeface="Gautami"/>
-        <a:font script="Taml" typeface="Latha"/>
-        <a:font script="Syrc" typeface="Estrangelo Edessa"/>
-        <a:font script="Orya" typeface="Kalinga"/>
-        <a:font script="Mlym" typeface="Kartika"/>
-        <a:font script="Laoo" typeface="DokChampa"/>
-        <a:font script="Sinh" typeface="Iskoola Pota"/>
-        <a:font script="Mong" typeface="Mongolian Baiti"/>
-        <a:font script="Viet" typeface="Arial"/>
-        <a:font script="Uigh" typeface="Microsoft Uighur"/>
+        <a:font script="Hant" typeface="宋体"/>
+        <a:font script="Arab" typeface="Times New Roman"/>
+        <a:font script="Hebr" typeface="Times New Roman"/>
+        <a:font script="Thai" typeface="Times New Roman"/>
+        <a:font script="Ethi" typeface="Times New Roman"/>
+        <a:font script="Beng" typeface="Times New Roman"/>
+        <a:font script="Gujr" typeface="Times New Roman"/>
+        <a:font script="Khmr" typeface="Times New Roman"/>
+        <a:font script="Knda" typeface="Times New Roman"/>
+        <a:font script="Guru" typeface="Times New Roman"/>
+        <a:font script="Cans" typeface="Times New Roman"/>
+        <a:font script="Cher" typeface="Times New Roman"/>
+        <a:font script="Yiii" typeface="Times New Roman"/>
+        <a:font script="Tibt" typeface="Times New Roman"/>
+        <a:font script="Thaa" typeface="Times New Roman"/>
+        <a:font script="Deva" typeface="Times New Roman"/>
+        <a:font script="Telu" typeface="Times New Roman"/>
+        <a:font script="Taml" typeface="Times New Roman"/>
+        <a:font script="Syrc" typeface="Times New Roman"/>
+        <a:font script="Orya" typeface="Times New Roman"/>
+        <a:font script="Mlym" typeface="Times New Roman"/>
+        <a:font script="Laoo" typeface="Times New Roman"/>
+        <a:font script="Sinh" typeface="Times New Roman"/>
+        <a:font script="Mong" typeface="Times New Roman"/>
+        <a:font script="Viet" typeface="Times New Roman"/>
+        <a:font script="Uigh" typeface="Times New Roman"/>
       </a:minorFont>
     </a:fontScheme>
     <a:fmtScheme name="Office">
